--- a/Practicas/Practica 9/Practica9_Documentacion.docx
+++ b/Practicas/Practica 9/Practica9_Documentacion.docx
@@ -41,7 +41,25 @@
           <w:b/>
           <w:bCs/>
         </w:rPr>
-        <w:t>Documentación (manual de usuario, manual técnico, etc)</w:t>
+        <w:t xml:space="preserve">Documentación (manual de usuario, manual técnico, </w:t>
+      </w:r>
+      <w:proofErr w:type="spellStart"/>
+      <w:r>
+        <w:rPr>
+          <w:rFonts w:ascii="Noto Sans" w:hAnsi="Noto Sans" w:cs="Noto Sans"/>
+          <w:b/>
+          <w:bCs/>
+        </w:rPr>
+        <w:t>etc</w:t>
+      </w:r>
+      <w:proofErr w:type="spellEnd"/>
+      <w:r>
+        <w:rPr>
+          <w:rFonts w:ascii="Noto Sans" w:hAnsi="Noto Sans" w:cs="Noto Sans"/>
+          <w:b/>
+          <w:bCs/>
+        </w:rPr>
+        <w:t>)</w:t>
       </w:r>
       <w:r>
         <w:rPr>
@@ -76,13 +94,23 @@
         </w:rPr>
         <w:t xml:space="preserve">API SID – </w:t>
       </w:r>
-      <w:r>
-        <w:rPr>
-          <w:b/>
-          <w:bCs/>
-          <w:lang w:val="es-MX"/>
-        </w:rPr>
-        <w:t>Servicios_Soporte/Documento</w:t>
+      <w:proofErr w:type="spellStart"/>
+      <w:r>
+        <w:rPr>
+          <w:b/>
+          <w:bCs/>
+          <w:lang w:val="es-MX"/>
+        </w:rPr>
+        <w:t>Servicios_Soporte</w:t>
+      </w:r>
+      <w:proofErr w:type="spellEnd"/>
+      <w:r>
+        <w:rPr>
+          <w:b/>
+          <w:bCs/>
+          <w:lang w:val="es-MX"/>
+        </w:rPr>
+        <w:t>/Documento</w:t>
       </w:r>
       <w:r>
         <w:rPr>
@@ -98,8 +126,36 @@
           <w:bCs/>
           <w:lang w:val="es-MX"/>
         </w:rPr>
-        <w:t>/Servicios_Soporte/Aplicacion</w:t>
-      </w:r>
+        <w:t>/</w:t>
+      </w:r>
+      <w:proofErr w:type="spellStart"/>
+      <w:r>
+        <w:rPr>
+          <w:b/>
+          <w:bCs/>
+          <w:lang w:val="es-MX"/>
+        </w:rPr>
+        <w:t>Servicios_Soporte</w:t>
+      </w:r>
+      <w:proofErr w:type="spellEnd"/>
+      <w:r>
+        <w:rPr>
+          <w:b/>
+          <w:bCs/>
+          <w:lang w:val="es-MX"/>
+        </w:rPr>
+        <w:t>/</w:t>
+      </w:r>
+      <w:proofErr w:type="spellStart"/>
+      <w:r>
+        <w:rPr>
+          <w:b/>
+          <w:bCs/>
+          <w:lang w:val="es-MX"/>
+        </w:rPr>
+        <w:t>Aplicacion</w:t>
+      </w:r>
+      <w:proofErr w:type="spellEnd"/>
       <w:r>
         <w:rPr>
           <w:lang w:val="es-MX"/>
@@ -130,7 +186,7 @@
     <w:p>
       <w:r>
         <w:pict w14:anchorId="5FBAE4C0">
-          <v:rect id="_x0000_i1026" style="width:0;height:1.5pt" o:hralign="center" o:hrstd="t" o:hr="t"/>
+          <v:rect id="_x0000_i1211" style="width:0;height:1.5pt" o:hralign="center" o:hrstd="t" o:hr="t"/>
         </w:pict>
       </w:r>
     </w:p>
@@ -186,19 +242,43 @@
         </w:rPr>
         <w:t xml:space="preserve">Que los participantes utilicen </w:t>
       </w:r>
-      <w:r>
-        <w:rPr>
-          <w:b/>
-          <w:bCs/>
-          <w:lang w:val="es-MX"/>
-        </w:rPr>
-        <w:t>Swagger UI</w:t>
-      </w:r>
-      <w:r>
-        <w:rPr>
-          <w:lang w:val="es-MX"/>
-        </w:rPr>
-        <w:t xml:space="preserve"> para autenticarse y probar los endpoints </w:t>
+      <w:proofErr w:type="spellStart"/>
+      <w:r>
+        <w:rPr>
+          <w:b/>
+          <w:bCs/>
+          <w:lang w:val="es-MX"/>
+        </w:rPr>
+        <w:t>Swagger</w:t>
+      </w:r>
+      <w:proofErr w:type="spellEnd"/>
+      <w:r>
+        <w:rPr>
+          <w:b/>
+          <w:bCs/>
+          <w:lang w:val="es-MX"/>
+        </w:rPr>
+        <w:t xml:space="preserve"> UI</w:t>
+      </w:r>
+      <w:r>
+        <w:rPr>
+          <w:lang w:val="es-MX"/>
+        </w:rPr>
+        <w:t xml:space="preserve"> para autenticarse y probar los </w:t>
+      </w:r>
+      <w:proofErr w:type="spellStart"/>
+      <w:r>
+        <w:rPr>
+          <w:lang w:val="es-MX"/>
+        </w:rPr>
+        <w:t>endpoints</w:t>
+      </w:r>
+      <w:proofErr w:type="spellEnd"/>
+      <w:r>
+        <w:rPr>
+          <w:lang w:val="es-MX"/>
+        </w:rPr>
+        <w:t xml:space="preserve"> </w:t>
       </w:r>
       <w:r>
         <w:rPr>
@@ -210,7 +290,7 @@
     <w:p>
       <w:r>
         <w:pict w14:anchorId="1FE67E62">
-          <v:rect id="_x0000_i1027" style="width:0;height:1.5pt" o:hralign="center" o:hrstd="t" o:hr="t"/>
+          <v:rect id="_x0000_i1212" style="width:0;height:1.5pt" o:hralign="center" o:hrstd="t" o:hr="t"/>
         </w:pict>
       </w:r>
     </w:p>
@@ -269,7 +349,21 @@
         <w:rPr>
           <w:lang w:val="es-MX"/>
         </w:rPr>
-        <w:t>URL de Swagger (entregada por el instructor).</w:t>
+        <w:t xml:space="preserve">URL de </w:t>
+      </w:r>
+      <w:proofErr w:type="spellStart"/>
+      <w:r>
+        <w:rPr>
+          <w:lang w:val="es-MX"/>
+        </w:rPr>
+        <w:t>Swagger</w:t>
+      </w:r>
+      <w:proofErr w:type="spellEnd"/>
+      <w:r>
+        <w:rPr>
+          <w:lang w:val="es-MX"/>
+        </w:rPr>
+        <w:t xml:space="preserve"> (entregada por el instructor).</w:t>
       </w:r>
     </w:p>
     <w:p>
@@ -305,7 +399,21 @@
         <w:rPr>
           <w:lang w:val="pt-BR"/>
         </w:rPr>
-        <w:t>Navegador actualizado (Chrome/Edge/Firefox).</w:t>
+        <w:t xml:space="preserve">Navegador </w:t>
+      </w:r>
+      <w:proofErr w:type="spellStart"/>
+      <w:r>
+        <w:rPr>
+          <w:lang w:val="pt-BR"/>
+        </w:rPr>
+        <w:t>actualizado</w:t>
+      </w:r>
+      <w:proofErr w:type="spellEnd"/>
+      <w:r>
+        <w:rPr>
+          <w:lang w:val="pt-BR"/>
+        </w:rPr>
+        <w:t xml:space="preserve"> (Chrome/Edge/Firefox).</w:t>
       </w:r>
     </w:p>
     <w:p>
@@ -329,6 +437,9 @@
     <w:p>
       <w:pPr>
         <w:pStyle w:val="FirstParagraph"/>
+        <w:rPr>
+          <w:lang w:val="es-MX"/>
+        </w:rPr>
       </w:pPr>
       <w:r>
         <w:rPr>
@@ -342,22 +453,61 @@
         <w:rPr>
           <w:lang w:val="es-MX"/>
         </w:rPr>
-        <w:t xml:space="preserve"> - Todas las peticiones, salvo Login, requieren </w:t>
-      </w:r>
-      <w:r>
-        <w:rPr>
-          <w:b/>
-          <w:bCs/>
-          <w:lang w:val="es-MX"/>
-        </w:rPr>
-        <w:t>Bearer Token</w:t>
-      </w:r>
-      <w:r>
-        <w:rPr>
-          <w:lang w:val="es-MX"/>
-        </w:rPr>
-        <w:t xml:space="preserve"> en el header </w:t>
-      </w:r>
+        <w:t xml:space="preserve"> - Todas las peticiones, salvo </w:t>
+      </w:r>
+      <w:proofErr w:type="spellStart"/>
+      <w:r>
+        <w:rPr>
+          <w:lang w:val="es-MX"/>
+        </w:rPr>
+        <w:t>Login</w:t>
+      </w:r>
+      <w:proofErr w:type="spellEnd"/>
+      <w:r>
+        <w:rPr>
+          <w:lang w:val="es-MX"/>
+        </w:rPr>
+        <w:t xml:space="preserve">, requieren </w:t>
+      </w:r>
+      <w:proofErr w:type="spellStart"/>
+      <w:r>
+        <w:rPr>
+          <w:b/>
+          <w:bCs/>
+          <w:lang w:val="es-MX"/>
+        </w:rPr>
+        <w:t>Bearer</w:t>
+      </w:r>
+      <w:proofErr w:type="spellEnd"/>
+      <w:r>
+        <w:rPr>
+          <w:b/>
+          <w:bCs/>
+          <w:lang w:val="es-MX"/>
+        </w:rPr>
+        <w:t xml:space="preserve"> Token</w:t>
+      </w:r>
+      <w:r>
+        <w:rPr>
+          <w:lang w:val="es-MX"/>
+        </w:rPr>
+        <w:t xml:space="preserve"> en el </w:t>
+      </w:r>
+      <w:proofErr w:type="spellStart"/>
+      <w:r>
+        <w:rPr>
+          <w:lang w:val="es-MX"/>
+        </w:rPr>
+        <w:t>header</w:t>
+      </w:r>
+      <w:proofErr w:type="spellEnd"/>
+      <w:r>
+        <w:rPr>
+          <w:lang w:val="es-MX"/>
+        </w:rPr>
+        <w:t xml:space="preserve"> </w:t>
+      </w:r>
+      <w:proofErr w:type="spellStart"/>
       <w:r>
         <w:rPr>
           <w:b/>
@@ -366,12 +516,14 @@
         </w:rPr>
         <w:t>Authorization</w:t>
       </w:r>
+      <w:proofErr w:type="spellEnd"/>
       <w:r>
         <w:rPr>
           <w:lang w:val="es-MX"/>
         </w:rPr>
         <w:t xml:space="preserve"> (se configura en </w:t>
       </w:r>
+      <w:proofErr w:type="spellStart"/>
       <w:r>
         <w:rPr>
           <w:b/>
@@ -380,11 +532,26 @@
         </w:rPr>
         <w:t>Authorize</w:t>
       </w:r>
-      <w:r>
-        <w:rPr>
-          <w:lang w:val="es-MX"/>
-        </w:rPr>
-        <w:t xml:space="preserve"> de Swagger). - Los JSON de ejemplo son </w:t>
+      <w:proofErr w:type="spellEnd"/>
+      <w:r>
+        <w:rPr>
+          <w:lang w:val="es-MX"/>
+        </w:rPr>
+        <w:t xml:space="preserve"> de </w:t>
+      </w:r>
+      <w:proofErr w:type="spellStart"/>
+      <w:r>
+        <w:rPr>
+          <w:lang w:val="es-MX"/>
+        </w:rPr>
+        <w:t>Swagger</w:t>
+      </w:r>
+      <w:proofErr w:type="spellEnd"/>
+      <w:r>
+        <w:rPr>
+          <w:lang w:val="es-MX"/>
+        </w:rPr>
+        <w:t xml:space="preserve">). - Los JSON de ejemplo son </w:t>
       </w:r>
       <w:r>
         <w:rPr>
@@ -411,7 +578,21 @@
         <w:rPr>
           <w:lang w:val="es-MX"/>
         </w:rPr>
-        <w:t>) del backend.</w:t>
+        <w:t xml:space="preserve">) del </w:t>
+      </w:r>
+      <w:proofErr w:type="spellStart"/>
+      <w:r>
+        <w:rPr>
+          <w:lang w:val="es-MX"/>
+        </w:rPr>
+        <w:t>backend</w:t>
+      </w:r>
+      <w:proofErr w:type="spellEnd"/>
+      <w:r>
+        <w:rPr>
+          <w:lang w:val="es-MX"/>
+        </w:rPr>
+        <w:t>.</w:t>
       </w:r>
     </w:p>
     <w:p>
@@ -423,7 +604,7 @@
       </w:pPr>
       <w:r>
         <w:pict w14:anchorId="33C20417">
-          <v:rect id="_x0000_i1028" style="width:0;height:1.5pt" o:hralign="center" o:hrstd="t" o:hr="t"/>
+          <v:rect id="_x0000_i1213" style="width:0;height:1.5pt" o:hralign="center" o:hrstd="t" o:hr="t"/>
         </w:pict>
       </w:r>
     </w:p>
@@ -579,12 +760,21 @@
           <w:lang w:eastAsia="en-US"/>
         </w:rPr>
       </w:pPr>
+      <w:proofErr w:type="gramStart"/>
       <w:r>
         <w:rPr>
           <w:rFonts w:asciiTheme="minorHAnsi" w:eastAsiaTheme="minorHAnsi" w:hAnsiTheme="minorHAnsi" w:cstheme="minorBidi"/>
           <w:lang w:eastAsia="en-US"/>
         </w:rPr>
-        <w:t>Confirmar que fue eliminado.</w:t>
+        <w:t>Confirmar</w:t>
+      </w:r>
+      <w:proofErr w:type="gramEnd"/>
+      <w:r>
+        <w:rPr>
+          <w:rFonts w:asciiTheme="minorHAnsi" w:eastAsiaTheme="minorHAnsi" w:hAnsiTheme="minorHAnsi" w:cstheme="minorBidi"/>
+          <w:lang w:eastAsia="en-US"/>
+        </w:rPr>
+        <w:t xml:space="preserve"> que fue eliminado.</w:t>
       </w:r>
     </w:p>
     <w:p>
@@ -624,8 +814,19 @@
           <w:sz w:val="28"/>
           <w:szCs w:val="28"/>
         </w:rPr>
-        <w:t xml:space="preserve"> Paso 0 – Ingreso a Swagger</w:t>
-      </w:r>
+        <w:t xml:space="preserve"> Paso 0 – Ingreso a </w:t>
+      </w:r>
+      <w:proofErr w:type="spellStart"/>
+      <w:r>
+        <w:rPr>
+          <w:b/>
+          <w:bCs/>
+          <w:sz w:val="28"/>
+          <w:szCs w:val="28"/>
+        </w:rPr>
+        <w:t>Swagger</w:t>
+      </w:r>
+      <w:proofErr w:type="spellEnd"/>
     </w:p>
     <w:p>
       <w:pPr>
@@ -642,7 +843,21 @@
         <w:rPr>
           <w:lang w:val="es-MX"/>
         </w:rPr>
-        <w:t>Abre la URL de Swagger.</w:t>
+        <w:t xml:space="preserve">Abre la URL de </w:t>
+      </w:r>
+      <w:proofErr w:type="spellStart"/>
+      <w:r>
+        <w:rPr>
+          <w:lang w:val="es-MX"/>
+        </w:rPr>
+        <w:t>Swagger</w:t>
+      </w:r>
+      <w:proofErr w:type="spellEnd"/>
+      <w:r>
+        <w:rPr>
+          <w:lang w:val="es-MX"/>
+        </w:rPr>
+        <w:t>.</w:t>
       </w:r>
     </w:p>
     <w:p>
@@ -660,7 +875,21 @@
         <w:rPr>
           <w:lang w:val="es-MX"/>
         </w:rPr>
-        <w:t>Identifica el buscador de endpoints y los grupos (tags) del costado.</w:t>
+        <w:t xml:space="preserve">Identifica el buscador de </w:t>
+      </w:r>
+      <w:proofErr w:type="spellStart"/>
+      <w:r>
+        <w:rPr>
+          <w:lang w:val="es-MX"/>
+        </w:rPr>
+        <w:t>endpoints</w:t>
+      </w:r>
+      <w:proofErr w:type="spellEnd"/>
+      <w:r>
+        <w:rPr>
+          <w:lang w:val="es-MX"/>
+        </w:rPr>
+        <w:t xml:space="preserve"> y los grupos (tags) del costado.</w:t>
       </w:r>
     </w:p>
     <w:p>
@@ -686,14 +915,43 @@
           <w:bCs/>
           <w:lang w:val="es-MX"/>
         </w:rPr>
-        <w:t>Try it out</w:t>
-      </w:r>
+        <w:t xml:space="preserve">Try </w:t>
+      </w:r>
+      <w:proofErr w:type="spellStart"/>
+      <w:r>
+        <w:rPr>
+          <w:b/>
+          <w:bCs/>
+          <w:lang w:val="es-MX"/>
+        </w:rPr>
+        <w:t>it</w:t>
+      </w:r>
+      <w:proofErr w:type="spellEnd"/>
+      <w:r>
+        <w:rPr>
+          <w:b/>
+          <w:bCs/>
+          <w:lang w:val="es-MX"/>
+        </w:rPr>
+        <w:t xml:space="preserve"> </w:t>
+      </w:r>
+      <w:proofErr w:type="spellStart"/>
+      <w:r>
+        <w:rPr>
+          <w:b/>
+          <w:bCs/>
+          <w:lang w:val="es-MX"/>
+        </w:rPr>
+        <w:t>out</w:t>
+      </w:r>
+      <w:proofErr w:type="spellEnd"/>
       <w:r>
         <w:rPr>
           <w:lang w:val="es-MX"/>
         </w:rPr>
         <w:t xml:space="preserve">, </w:t>
       </w:r>
+      <w:proofErr w:type="spellStart"/>
       <w:r>
         <w:rPr>
           <w:b/>
@@ -702,6 +960,7 @@
         </w:rPr>
         <w:t>Execute</w:t>
       </w:r>
+      <w:proofErr w:type="spellEnd"/>
       <w:r>
         <w:rPr>
           <w:lang w:val="es-MX"/>
@@ -722,6 +981,7 @@
         </w:rPr>
         <w:t xml:space="preserve">, y el botón </w:t>
       </w:r>
+      <w:proofErr w:type="spellStart"/>
       <w:r>
         <w:rPr>
           <w:b/>
@@ -730,6 +990,7 @@
         </w:rPr>
         <w:t>Authorize</w:t>
       </w:r>
+      <w:proofErr w:type="spellEnd"/>
       <w:r>
         <w:rPr>
           <w:lang w:val="es-MX"/>
@@ -785,13 +1046,23 @@
           <w:lang w:val="es-MX"/>
         </w:rPr>
       </w:pPr>
-      <w:r>
-        <w:rPr>
-          <w:b/>
-          <w:bCs/>
-          <w:lang w:val="es-MX"/>
-        </w:rPr>
-        <w:t>Endpoint:</w:t>
+      <w:proofErr w:type="spellStart"/>
+      <w:r>
+        <w:rPr>
+          <w:b/>
+          <w:bCs/>
+          <w:lang w:val="es-MX"/>
+        </w:rPr>
+        <w:t>Endpoint</w:t>
+      </w:r>
+      <w:proofErr w:type="spellEnd"/>
+      <w:r>
+        <w:rPr>
+          <w:b/>
+          <w:bCs/>
+          <w:lang w:val="es-MX"/>
+        </w:rPr>
+        <w:t>:</w:t>
       </w:r>
       <w:r>
         <w:rPr>
@@ -804,8 +1075,17 @@
           <w:rStyle w:val="VerbatimChar"/>
           <w:lang w:val="es-MX"/>
         </w:rPr>
-        <w:t>POST /F0_Acceso/Login</w:t>
-      </w:r>
+        <w:t>POST /F0_Acceso/</w:t>
+      </w:r>
+      <w:proofErr w:type="spellStart"/>
+      <w:r>
+        <w:rPr>
+          <w:rStyle w:val="VerbatimChar"/>
+          <w:lang w:val="es-MX"/>
+        </w:rPr>
+        <w:t>Login</w:t>
+      </w:r>
+      <w:proofErr w:type="spellEnd"/>
     </w:p>
     <w:p>
       <w:pPr>
@@ -822,7 +1102,35 @@
         <w:rPr>
           <w:lang w:val="en-US"/>
         </w:rPr>
-        <w:t xml:space="preserve">Abre el endpoint y pulsa </w:t>
+        <w:t xml:space="preserve">Abre </w:t>
+      </w:r>
+      <w:proofErr w:type="spellStart"/>
+      <w:r>
+        <w:rPr>
+          <w:lang w:val="en-US"/>
+        </w:rPr>
+        <w:t>el</w:t>
+      </w:r>
+      <w:proofErr w:type="spellEnd"/>
+      <w:r>
+        <w:rPr>
+          <w:lang w:val="en-US"/>
+        </w:rPr>
+        <w:t xml:space="preserve"> endpoint y </w:t>
+      </w:r>
+      <w:proofErr w:type="spellStart"/>
+      <w:r>
+        <w:rPr>
+          <w:lang w:val="en-US"/>
+        </w:rPr>
+        <w:t>pulsa</w:t>
+      </w:r>
+      <w:proofErr w:type="spellEnd"/>
+      <w:r>
+        <w:rPr>
+          <w:lang w:val="en-US"/>
+        </w:rPr>
+        <w:t xml:space="preserve"> </w:t>
       </w:r>
       <w:r>
         <w:rPr>
@@ -853,15 +1161,16 @@
     </w:p>
     <w:p>
       <w:pPr>
-        <w:pStyle w:val="SourceCode"/>
-        <w:numPr>
-          <w:ilvl w:val="0"/>
-          <w:numId w:val="2"/>
-        </w:numPr>
+        <w:pStyle w:val="Codigo"/>
+        <w:rPr>
+          <w:rFonts w:ascii="Consolas" w:hAnsi="Consolas"/>
+          <w:sz w:val="22"/>
+        </w:rPr>
       </w:pPr>
       <w:r>
         <w:rPr>
           <w:rStyle w:val="FunctionTok"/>
+          <w:color w:val="auto"/>
         </w:rPr>
         <w:t>{</w:t>
       </w:r>
@@ -877,24 +1186,30 @@
       <w:r>
         <w:rPr>
           <w:rStyle w:val="DataTypeTok"/>
+          <w:color w:val="auto"/>
         </w:rPr>
         <w:t>"</w:t>
       </w:r>
+      <w:proofErr w:type="spellStart"/>
       <w:r>
         <w:rPr>
           <w:rStyle w:val="DataTypeTok"/>
+          <w:color w:val="auto"/>
         </w:rPr>
         <w:t>username</w:t>
       </w:r>
+      <w:proofErr w:type="spellEnd"/>
       <w:r>
         <w:rPr>
           <w:rStyle w:val="DataTypeTok"/>
+          <w:color w:val="auto"/>
         </w:rPr>
         <w:t>"</w:t>
       </w:r>
       <w:r>
         <w:rPr>
           <w:rStyle w:val="FunctionTok"/>
+          <w:color w:val="auto"/>
         </w:rPr>
         <w:t>:</w:t>
       </w:r>
@@ -907,12 +1222,30 @@
       <w:r>
         <w:rPr>
           <w:rStyle w:val="StringTok"/>
-        </w:rPr>
-        <w:t>"demoUser"</w:t>
+          <w:color w:val="auto"/>
+        </w:rPr>
+        <w:t>"</w:t>
+      </w:r>
+      <w:proofErr w:type="spellStart"/>
+      <w:r>
+        <w:rPr>
+          <w:rStyle w:val="StringTok"/>
+          <w:color w:val="auto"/>
+        </w:rPr>
+        <w:t>demoUser</w:t>
+      </w:r>
+      <w:proofErr w:type="spellEnd"/>
+      <w:r>
+        <w:rPr>
+          <w:rStyle w:val="StringTok"/>
+          <w:color w:val="auto"/>
+        </w:rPr>
+        <w:t>"</w:t>
       </w:r>
       <w:r>
         <w:rPr>
           <w:rStyle w:val="FunctionTok"/>
+          <w:color w:val="auto"/>
         </w:rPr>
         <w:t>,</w:t>
       </w:r>
@@ -928,12 +1261,30 @@
       <w:r>
         <w:rPr>
           <w:rStyle w:val="DataTypeTok"/>
-        </w:rPr>
-        <w:t>"password"</w:t>
+          <w:color w:val="auto"/>
+        </w:rPr>
+        <w:t>"</w:t>
+      </w:r>
+      <w:proofErr w:type="spellStart"/>
+      <w:r>
+        <w:rPr>
+          <w:rStyle w:val="DataTypeTok"/>
+          <w:color w:val="auto"/>
+        </w:rPr>
+        <w:t>password</w:t>
+      </w:r>
+      <w:proofErr w:type="spellEnd"/>
+      <w:r>
+        <w:rPr>
+          <w:rStyle w:val="DataTypeTok"/>
+          <w:color w:val="auto"/>
+        </w:rPr>
+        <w:t>"</w:t>
       </w:r>
       <w:r>
         <w:rPr>
           <w:rStyle w:val="FunctionTok"/>
+          <w:color w:val="auto"/>
         </w:rPr>
         <w:t>:</w:t>
       </w:r>
@@ -946,8 +1297,25 @@
       <w:r>
         <w:rPr>
           <w:rStyle w:val="StringTok"/>
-        </w:rPr>
-        <w:t>"demoPass"</w:t>
+          <w:color w:val="auto"/>
+        </w:rPr>
+        <w:t>"</w:t>
+      </w:r>
+      <w:proofErr w:type="spellStart"/>
+      <w:r>
+        <w:rPr>
+          <w:rStyle w:val="StringTok"/>
+          <w:color w:val="auto"/>
+        </w:rPr>
+        <w:t>demoPass</w:t>
+      </w:r>
+      <w:proofErr w:type="spellEnd"/>
+      <w:r>
+        <w:rPr>
+          <w:rStyle w:val="StringTok"/>
+          <w:color w:val="auto"/>
+        </w:rPr>
+        <w:t>"</w:t>
       </w:r>
       <w:r>
         <w:br/>
@@ -955,6 +1323,7 @@
       <w:r>
         <w:rPr>
           <w:rStyle w:val="FunctionTok"/>
+          <w:color w:val="auto"/>
         </w:rPr>
         <w:t>}</w:t>
       </w:r>
@@ -970,6 +1339,7 @@
       <w:r>
         <w:t xml:space="preserve">Presiona </w:t>
       </w:r>
+      <w:proofErr w:type="spellStart"/>
       <w:r>
         <w:rPr>
           <w:b/>
@@ -977,6 +1347,7 @@
         </w:rPr>
         <w:t>Execute</w:t>
       </w:r>
+      <w:proofErr w:type="spellEnd"/>
       <w:r>
         <w:t>.</w:t>
       </w:r>
@@ -1002,11 +1373,7 @@
     </w:p>
     <w:p>
       <w:pPr>
-        <w:pStyle w:val="SourceCode"/>
-        <w:numPr>
-          <w:ilvl w:val="0"/>
-          <w:numId w:val="2"/>
-        </w:numPr>
+        <w:pStyle w:val="Codigo"/>
         <w:rPr>
           <w:lang w:val="fr-FR"/>
         </w:rPr>
@@ -1014,6 +1381,7 @@
       <w:r>
         <w:rPr>
           <w:rStyle w:val="FunctionTok"/>
+          <w:color w:val="auto"/>
           <w:lang w:val="fr-FR"/>
         </w:rPr>
         <w:t>{</w:t>
@@ -1034,13 +1402,33 @@
       <w:r>
         <w:rPr>
           <w:rStyle w:val="DataTypeTok"/>
+          <w:color w:val="auto"/>
           <w:lang w:val="fr-FR"/>
         </w:rPr>
-        <w:t>"token"</w:t>
+        <w:t>"</w:t>
+      </w:r>
+      <w:proofErr w:type="spellStart"/>
+      <w:r>
+        <w:rPr>
+          <w:rStyle w:val="DataTypeTok"/>
+          <w:color w:val="auto"/>
+          <w:lang w:val="fr-FR"/>
+        </w:rPr>
+        <w:t>token</w:t>
+      </w:r>
+      <w:proofErr w:type="spellEnd"/>
+      <w:r>
+        <w:rPr>
+          <w:rStyle w:val="DataTypeTok"/>
+          <w:color w:val="auto"/>
+          <w:lang w:val="fr-FR"/>
+        </w:rPr>
+        <w:t>"</w:t>
       </w:r>
       <w:r>
         <w:rPr>
           <w:rStyle w:val="FunctionTok"/>
+          <w:color w:val="auto"/>
           <w:lang w:val="fr-FR"/>
         </w:rPr>
         <w:t>:</w:t>
@@ -1055,13 +1443,33 @@
       <w:r>
         <w:rPr>
           <w:rStyle w:val="StringTok"/>
+          <w:color w:val="auto"/>
           <w:lang w:val="fr-FR"/>
         </w:rPr>
-        <w:t>"eyJhbGciOi..."</w:t>
+        <w:t>"</w:t>
+      </w:r>
+      <w:proofErr w:type="spellStart"/>
+      <w:r>
+        <w:rPr>
+          <w:rStyle w:val="StringTok"/>
+          <w:color w:val="auto"/>
+          <w:lang w:val="fr-FR"/>
+        </w:rPr>
+        <w:t>eyJhbGciOi</w:t>
+      </w:r>
+      <w:proofErr w:type="spellEnd"/>
+      <w:r>
+        <w:rPr>
+          <w:rStyle w:val="StringTok"/>
+          <w:color w:val="auto"/>
+          <w:lang w:val="fr-FR"/>
+        </w:rPr>
+        <w:t>..."</w:t>
       </w:r>
       <w:r>
         <w:rPr>
           <w:rStyle w:val="FunctionTok"/>
+          <w:color w:val="auto"/>
           <w:lang w:val="fr-FR"/>
         </w:rPr>
         <w:t>,</w:t>
@@ -1082,20 +1490,25 @@
       <w:r>
         <w:rPr>
           <w:rStyle w:val="DataTypeTok"/>
+          <w:color w:val="auto"/>
           <w:lang w:val="fr-FR"/>
         </w:rPr>
         <w:t>"</w:t>
       </w:r>
+      <w:proofErr w:type="spellStart"/>
       <w:r>
         <w:rPr>
           <w:rStyle w:val="DataTypeTok"/>
+          <w:color w:val="auto"/>
           <w:lang w:val="fr-FR"/>
         </w:rPr>
         <w:t>LastUsage</w:t>
       </w:r>
+      <w:proofErr w:type="spellEnd"/>
       <w:r>
         <w:rPr>
           <w:rStyle w:val="DataTypeTok"/>
+          <w:color w:val="auto"/>
           <w:lang w:val="fr-FR"/>
         </w:rPr>
         <w:t>"</w:t>
@@ -1103,6 +1516,7 @@
       <w:r>
         <w:rPr>
           <w:rStyle w:val="FunctionTok"/>
+          <w:color w:val="auto"/>
           <w:lang w:val="fr-FR"/>
         </w:rPr>
         <w:t>:</w:t>
@@ -1117,6 +1531,7 @@
       <w:r>
         <w:rPr>
           <w:rStyle w:val="StringTok"/>
+          <w:color w:val="auto"/>
           <w:lang w:val="fr-FR"/>
         </w:rPr>
         <w:t>"2025-12-31T23:59:59Z"</w:t>
@@ -1130,6 +1545,7 @@
       <w:r>
         <w:rPr>
           <w:rStyle w:val="FunctionTok"/>
+          <w:color w:val="auto"/>
           <w:lang w:val="fr-FR"/>
         </w:rPr>
         <w:t>}</w:t>
@@ -1168,6 +1584,7 @@
       <w:r>
         <w:t xml:space="preserve">Pulsa </w:t>
       </w:r>
+      <w:proofErr w:type="spellStart"/>
       <w:r>
         <w:rPr>
           <w:b/>
@@ -1175,9 +1592,19 @@
         </w:rPr>
         <w:t>Authorize</w:t>
       </w:r>
-      <w:r>
-        <w:t xml:space="preserve"> (parte superior), selecciona el esquema (por ejemplo </w:t>
-      </w:r>
+      <w:proofErr w:type="spellEnd"/>
+      <w:r>
+        <w:t xml:space="preserve"> (parte superior), selecciona el esquema (por </w:t>
+      </w:r>
+      <w:proofErr w:type="gramStart"/>
+      <w:r>
+        <w:t>ejemplo</w:t>
+      </w:r>
+      <w:proofErr w:type="gramEnd"/>
+      <w:r>
+        <w:t xml:space="preserve"> </w:t>
+      </w:r>
+      <w:proofErr w:type="spellStart"/>
       <w:r>
         <w:rPr>
           <w:b/>
@@ -1185,18 +1612,28 @@
         </w:rPr>
         <w:t>BearerAuth</w:t>
       </w:r>
+      <w:proofErr w:type="spellEnd"/>
       <w:r>
         <w:t xml:space="preserve">), y pega </w:t>
       </w:r>
+      <w:proofErr w:type="spellStart"/>
       <w:r>
         <w:rPr>
           <w:rStyle w:val="VerbatimChar"/>
         </w:rPr>
-        <w:t>Bearer {token}</w:t>
+        <w:t>Bearer</w:t>
+      </w:r>
+      <w:proofErr w:type="spellEnd"/>
+      <w:r>
+        <w:rPr>
+          <w:rStyle w:val="VerbatimChar"/>
+        </w:rPr>
+        <w:t xml:space="preserve"> {token}</w:t>
       </w:r>
       <w:r>
         <w:t xml:space="preserve"> (incluyendo la palabra </w:t>
       </w:r>
+      <w:proofErr w:type="spellStart"/>
       <w:r>
         <w:rPr>
           <w:i/>
@@ -1204,6 +1641,7 @@
         </w:rPr>
         <w:t>Bearer</w:t>
       </w:r>
+      <w:proofErr w:type="spellEnd"/>
       <w:r>
         <w:t xml:space="preserve"> y un espacio). Guarda.</w:t>
       </w:r>
@@ -1234,21 +1672,69 @@
           <w:rStyle w:val="VerbatimChar"/>
           <w:lang w:val="es-MX"/>
         </w:rPr>
-        <w:t>401 Unauthorized</w:t>
-      </w:r>
-      <w:r>
-        <w:rPr>
-          <w:lang w:val="es-MX"/>
-        </w:rPr>
-        <w:t xml:space="preserve">: credenciales inválidas o token vencido (repite el login). - </w:t>
-      </w:r>
+        <w:t xml:space="preserve">401 </w:t>
+      </w:r>
+      <w:proofErr w:type="spellStart"/>
       <w:r>
         <w:rPr>
           <w:rStyle w:val="VerbatimChar"/>
           <w:lang w:val="es-MX"/>
         </w:rPr>
-        <w:t>400 Bad Request</w:t>
-      </w:r>
+        <w:t>Unauthorized</w:t>
+      </w:r>
+      <w:proofErr w:type="spellEnd"/>
+      <w:r>
+        <w:rPr>
+          <w:lang w:val="es-MX"/>
+        </w:rPr>
+        <w:t xml:space="preserve">: credenciales inválidas o token vencido (repite el </w:t>
+      </w:r>
+      <w:proofErr w:type="spellStart"/>
+      <w:r>
+        <w:rPr>
+          <w:lang w:val="es-MX"/>
+        </w:rPr>
+        <w:t>login</w:t>
+      </w:r>
+      <w:proofErr w:type="spellEnd"/>
+      <w:r>
+        <w:rPr>
+          <w:lang w:val="es-MX"/>
+        </w:rPr>
+        <w:t xml:space="preserve">). - </w:t>
+      </w:r>
+      <w:r>
+        <w:rPr>
+          <w:rStyle w:val="VerbatimChar"/>
+          <w:lang w:val="es-MX"/>
+        </w:rPr>
+        <w:t xml:space="preserve">400 </w:t>
+      </w:r>
+      <w:proofErr w:type="spellStart"/>
+      <w:r>
+        <w:rPr>
+          <w:rStyle w:val="VerbatimChar"/>
+          <w:lang w:val="es-MX"/>
+        </w:rPr>
+        <w:t>Bad</w:t>
+      </w:r>
+      <w:proofErr w:type="spellEnd"/>
+      <w:r>
+        <w:rPr>
+          <w:rStyle w:val="VerbatimChar"/>
+          <w:lang w:val="es-MX"/>
+        </w:rPr>
+        <w:t xml:space="preserve"> </w:t>
+      </w:r>
+      <w:proofErr w:type="spellStart"/>
+      <w:r>
+        <w:rPr>
+          <w:rStyle w:val="VerbatimChar"/>
+          <w:lang w:val="es-MX"/>
+        </w:rPr>
+        <w:t>Request</w:t>
+      </w:r>
+      <w:proofErr w:type="spellEnd"/>
       <w:r>
         <w:rPr>
           <w:lang w:val="es-MX"/>
@@ -1259,7 +1745,7 @@
     <w:p>
       <w:r>
         <w:pict w14:anchorId="04D3931D">
-          <v:rect id="_x0000_i1029" style="width:0;height:1.5pt" o:hralign="center" o:bullet="t" o:hrstd="t" o:hr="t"/>
+          <v:rect id="_x0000_i1214" style="width:0;height:1.5pt" o:hralign="center" o:bullet="t" o:hrstd="t" o:hr="t"/>
         </w:pict>
       </w:r>
     </w:p>
@@ -1303,6 +1789,7 @@
         </w:rPr>
         <w:t xml:space="preserve"> Paso 2 – </w:t>
       </w:r>
+      <w:proofErr w:type="spellStart"/>
       <w:r>
         <w:rPr>
           <w:b/>
@@ -1312,25 +1799,40 @@
         </w:rPr>
         <w:t>EndPoints</w:t>
       </w:r>
+      <w:proofErr w:type="spellEnd"/>
     </w:p>
     <w:p>
       <w:pPr>
         <w:pStyle w:val="FirstParagraph"/>
         <w:ind w:left="708"/>
+        <w:rPr>
+          <w:lang w:val="es-MX"/>
+        </w:rPr>
       </w:pPr>
       <w:r>
         <w:rPr>
           <w:rStyle w:val="VerbatimChar"/>
+          <w:lang w:val="es-MX"/>
         </w:rPr>
         <w:t>GET /</w:t>
       </w:r>
+      <w:proofErr w:type="spellStart"/>
       <w:r>
         <w:rPr>
           <w:rFonts w:ascii="Consolas" w:hAnsi="Consolas"/>
           <w:sz w:val="22"/>
           <w:lang w:val="es-MX"/>
         </w:rPr>
-        <w:t>Servicios_Soporte/Documentos</w:t>
+        <w:t>Servicios_Soporte</w:t>
+      </w:r>
+      <w:proofErr w:type="spellEnd"/>
+      <w:r>
+        <w:rPr>
+          <w:rFonts w:ascii="Consolas" w:hAnsi="Consolas"/>
+          <w:sz w:val="22"/>
+          <w:lang w:val="es-MX"/>
+        </w:rPr>
+        <w:t>/Documentos</w:t>
       </w:r>
     </w:p>
     <w:p>
@@ -1339,11 +1841,13 @@
         <w:ind w:left="708"/>
         <w:rPr>
           <w:rStyle w:val="VerbatimChar"/>
+          <w:lang w:val="es-MX"/>
         </w:rPr>
       </w:pPr>
       <w:r>
         <w:rPr>
           <w:rStyle w:val="VerbatimChar"/>
+          <w:lang w:val="es-MX"/>
         </w:rPr>
         <w:t>POST</w:t>
       </w:r>
@@ -1353,7 +1857,25 @@
           <w:sz w:val="22"/>
           <w:lang w:val="es-MX"/>
         </w:rPr>
-        <w:t>/Servicios_Soporte/Documento</w:t>
+        <w:t>/</w:t>
+      </w:r>
+      <w:proofErr w:type="spellStart"/>
+      <w:r>
+        <w:rPr>
+          <w:rFonts w:ascii="Consolas" w:hAnsi="Consolas"/>
+          <w:sz w:val="22"/>
+          <w:lang w:val="es-MX"/>
+        </w:rPr>
+        <w:t>Servicios_Soporte</w:t>
+      </w:r>
+      <w:proofErr w:type="spellEnd"/>
+      <w:r>
+        <w:rPr>
+          <w:rFonts w:ascii="Consolas" w:hAnsi="Consolas"/>
+          <w:sz w:val="22"/>
+          <w:lang w:val="es-MX"/>
+        </w:rPr>
+        <w:t>/Documento</w:t>
       </w:r>
     </w:p>
     <w:p>
@@ -1369,6 +1891,7 @@
       <w:r>
         <w:rPr>
           <w:rStyle w:val="VerbatimChar"/>
+          <w:lang w:val="es-MX"/>
         </w:rPr>
         <w:t>PUT</w:t>
       </w:r>
@@ -1378,7 +1901,25 @@
           <w:sz w:val="22"/>
           <w:lang w:val="es-MX"/>
         </w:rPr>
-        <w:t>/Servicios_Soporte/Documentos</w:t>
+        <w:t>/</w:t>
+      </w:r>
+      <w:proofErr w:type="spellStart"/>
+      <w:r>
+        <w:rPr>
+          <w:rFonts w:ascii="Consolas" w:hAnsi="Consolas"/>
+          <w:sz w:val="22"/>
+          <w:lang w:val="es-MX"/>
+        </w:rPr>
+        <w:t>Servicios_Soporte</w:t>
+      </w:r>
+      <w:proofErr w:type="spellEnd"/>
+      <w:r>
+        <w:rPr>
+          <w:rFonts w:ascii="Consolas" w:hAnsi="Consolas"/>
+          <w:sz w:val="22"/>
+          <w:lang w:val="es-MX"/>
+        </w:rPr>
+        <w:t>/Documentos</w:t>
       </w:r>
     </w:p>
     <w:p>
@@ -1388,36 +1929,36 @@
         <w:rPr>
           <w:rStyle w:val="VerbatimChar"/>
           <w:kern w:val="0"/>
-          <w:lang w:val="en-US"/>
           <w14:ligatures w14:val="none"/>
         </w:rPr>
       </w:pPr>
+      <w:proofErr w:type="gramStart"/>
       <w:r>
         <w:rPr>
           <w:rStyle w:val="VerbatimChar"/>
           <w:kern w:val="0"/>
-          <w:lang w:val="en-US"/>
           <w14:ligatures w14:val="none"/>
         </w:rPr>
-        <w:t xml:space="preserve">GET  </w:t>
-      </w:r>
+        <w:t>GET  /</w:t>
+      </w:r>
+      <w:proofErr w:type="spellStart"/>
+      <w:proofErr w:type="gramEnd"/>
       <w:r>
         <w:rPr>
           <w:rStyle w:val="VerbatimChar"/>
           <w:kern w:val="0"/>
-          <w:lang w:val="en-US"/>
           <w14:ligatures w14:val="none"/>
         </w:rPr>
-        <w:t>/Servicios_Soporte/</w:t>
-      </w:r>
+        <w:t>Servicios_Soporte</w:t>
+      </w:r>
+      <w:proofErr w:type="spellEnd"/>
       <w:r>
         <w:rPr>
           <w:rStyle w:val="VerbatimChar"/>
           <w:kern w:val="0"/>
-          <w:lang w:val="en-US"/>
           <w14:ligatures w14:val="none"/>
         </w:rPr>
-        <w:t>Aplicación</w:t>
+        <w:t>/Aplicación</w:t>
       </w:r>
     </w:p>
     <w:p>
@@ -1427,28 +1968,47 @@
         <w:rPr>
           <w:rStyle w:val="VerbatimChar"/>
           <w:kern w:val="0"/>
-          <w:lang w:val="en-US"/>
           <w14:ligatures w14:val="none"/>
         </w:rPr>
       </w:pPr>
+      <w:proofErr w:type="gramStart"/>
       <w:r>
         <w:rPr>
           <w:rStyle w:val="VerbatimChar"/>
           <w:kern w:val="0"/>
-          <w:lang w:val="en-US"/>
           <w14:ligatures w14:val="none"/>
         </w:rPr>
-        <w:t>POST</w:t>
-      </w:r>
+        <w:t>POST  /</w:t>
+      </w:r>
+      <w:proofErr w:type="spellStart"/>
+      <w:proofErr w:type="gramEnd"/>
       <w:r>
         <w:rPr>
           <w:rStyle w:val="VerbatimChar"/>
           <w:kern w:val="0"/>
-          <w:lang w:val="en-US"/>
           <w14:ligatures w14:val="none"/>
         </w:rPr>
-        <w:t xml:space="preserve">  /Servicios_Soporte/Aplicacion</w:t>
-      </w:r>
+        <w:t>Servicios_Soporte</w:t>
+      </w:r>
+      <w:proofErr w:type="spellEnd"/>
+      <w:r>
+        <w:rPr>
+          <w:rStyle w:val="VerbatimChar"/>
+          <w:kern w:val="0"/>
+          <w14:ligatures w14:val="none"/>
+        </w:rPr>
+        <w:t>/</w:t>
+      </w:r>
+      <w:proofErr w:type="spellStart"/>
+      <w:r>
+        <w:rPr>
+          <w:rStyle w:val="VerbatimChar"/>
+          <w:kern w:val="0"/>
+          <w14:ligatures w14:val="none"/>
+        </w:rPr>
+        <w:t>Aplicacion</w:t>
+      </w:r>
+      <w:proofErr w:type="spellEnd"/>
     </w:p>
     <w:p>
       <w:pPr>
@@ -1457,7 +2017,6 @@
         <w:rPr>
           <w:rStyle w:val="VerbatimChar"/>
           <w:kern w:val="0"/>
-          <w:lang w:val="en-US"/>
           <w14:ligatures w14:val="none"/>
         </w:rPr>
       </w:pPr>
@@ -1465,20 +2024,38 @@
         <w:rPr>
           <w:rStyle w:val="VerbatimChar"/>
           <w:kern w:val="0"/>
-          <w:lang w:val="en-US"/>
           <w14:ligatures w14:val="none"/>
         </w:rPr>
-        <w:t>PUT</w:t>
-      </w:r>
+        <w:t>PUT /</w:t>
+      </w:r>
+      <w:proofErr w:type="spellStart"/>
       <w:r>
         <w:rPr>
           <w:rStyle w:val="VerbatimChar"/>
           <w:kern w:val="0"/>
-          <w:lang w:val="en-US"/>
           <w14:ligatures w14:val="none"/>
         </w:rPr>
-        <w:t xml:space="preserve"> /Servicios_Soporte/Aplicacion</w:t>
-      </w:r>
+        <w:t>Servicios_Soporte</w:t>
+      </w:r>
+      <w:proofErr w:type="spellEnd"/>
+      <w:r>
+        <w:rPr>
+          <w:rStyle w:val="VerbatimChar"/>
+          <w:kern w:val="0"/>
+          <w14:ligatures w14:val="none"/>
+        </w:rPr>
+        <w:t>/</w:t>
+      </w:r>
+      <w:proofErr w:type="spellStart"/>
+      <w:r>
+        <w:rPr>
+          <w:rStyle w:val="VerbatimChar"/>
+          <w:kern w:val="0"/>
+          <w14:ligatures w14:val="none"/>
+        </w:rPr>
+        <w:t>Aplicacion</w:t>
+      </w:r>
+      <w:proofErr w:type="spellEnd"/>
     </w:p>
     <w:p>
       <w:pPr>
@@ -1487,9 +2064,13 @@
         <w:rPr>
           <w:rStyle w:val="VerbatimChar"/>
           <w:kern w:val="0"/>
-          <w:lang w:val="en-US"/>
           <w14:ligatures w14:val="none"/>
         </w:rPr>
+      </w:pPr>
+    </w:p>
+    <w:p>
+      <w:pPr>
+        <w:pStyle w:val="Textoindependiente"/>
       </w:pPr>
     </w:p>
     <w:p>
@@ -1561,9 +2142,11 @@
       <w:r>
         <w:t>“</w:t>
       </w:r>
+      <w:proofErr w:type="spellStart"/>
       <w:r>
         <w:t>tipoDocumento</w:t>
       </w:r>
+      <w:proofErr w:type="spellEnd"/>
       <w:r>
         <w:t>”</w:t>
       </w:r>
@@ -1579,9 +2162,11 @@
           <w:numId w:val="30"/>
         </w:numPr>
       </w:pPr>
+      <w:proofErr w:type="spellStart"/>
       <w:r>
         <w:t>Politica</w:t>
       </w:r>
+      <w:proofErr w:type="spellEnd"/>
     </w:p>
     <w:p>
       <w:pPr>
@@ -1591,9 +2176,11 @@
           <w:numId w:val="30"/>
         </w:numPr>
       </w:pPr>
+      <w:proofErr w:type="spellStart"/>
       <w:r>
         <w:t>ManualUsuario</w:t>
       </w:r>
+      <w:proofErr w:type="spellEnd"/>
     </w:p>
     <w:p>
       <w:pPr>
@@ -1603,9 +2190,11 @@
           <w:numId w:val="30"/>
         </w:numPr>
       </w:pPr>
+      <w:proofErr w:type="spellStart"/>
       <w:r>
         <w:t>InstructivoTecnico</w:t>
       </w:r>
+      <w:proofErr w:type="spellEnd"/>
     </w:p>
     <w:p>
       <w:pPr>
@@ -1627,9 +2216,11 @@
           <w:numId w:val="30"/>
         </w:numPr>
       </w:pPr>
+      <w:proofErr w:type="spellStart"/>
       <w:r>
         <w:t>ProcedimientoInterno</w:t>
       </w:r>
+      <w:proofErr w:type="spellEnd"/>
     </w:p>
     <w:p>
       <w:pPr>
@@ -1651,27 +2242,26 @@
           <w:numId w:val="30"/>
         </w:numPr>
         <w:rPr>
-          <w:lang w:val="en-US"/>
-        </w:rPr>
-      </w:pPr>
-      <w:r>
+          <w:b/>
+          <w:bCs/>
+        </w:rPr>
+      </w:pPr>
+      <w:r>
+        <w:rPr>
+          <w:b/>
+          <w:bCs/>
+        </w:rPr>
         <w:t>Guardar el id que se genera al registrar un documento, pues será necesario para actualizar o eliminarlo.</w:t>
       </w:r>
     </w:p>
     <w:p>
       <w:pPr>
         <w:pStyle w:val="Textoindependiente"/>
-        <w:rPr>
-          <w:lang w:val="en-US"/>
-        </w:rPr>
       </w:pPr>
     </w:p>
     <w:p>
       <w:pPr>
         <w:pStyle w:val="Ttulo2"/>
-        <w:rPr>
-          <w:lang w:val="en-US"/>
-        </w:rPr>
       </w:pPr>
       <w:r>
         <w:rPr>
@@ -1732,7 +2322,23 @@
           <w:b/>
           <w:bCs/>
         </w:rPr>
-        <w:t xml:space="preserve"> 1. GET /Servicios_Soporte/Documentos</w:t>
+        <w:t xml:space="preserve"> 1. GET /</w:t>
+      </w:r>
+      <w:proofErr w:type="spellStart"/>
+      <w:r>
+        <w:rPr>
+          <w:b/>
+          <w:bCs/>
+        </w:rPr>
+        <w:t>Servicios_Soporte</w:t>
+      </w:r>
+      <w:proofErr w:type="spellEnd"/>
+      <w:r>
+        <w:rPr>
+          <w:b/>
+          <w:bCs/>
+        </w:rPr>
+        <w:t>/Documentos</w:t>
       </w:r>
     </w:p>
     <w:p>
@@ -1765,8 +2371,17 @@
           <w:b/>
           <w:bCs/>
         </w:rPr>
-        <w:t>Pasos en Swagger</w:t>
-      </w:r>
+        <w:t xml:space="preserve">Pasos en </w:t>
+      </w:r>
+      <w:proofErr w:type="spellStart"/>
+      <w:r>
+        <w:rPr>
+          <w:b/>
+          <w:bCs/>
+        </w:rPr>
+        <w:t>Swagger</w:t>
+      </w:r>
+      <w:proofErr w:type="spellEnd"/>
     </w:p>
     <w:p>
       <w:pPr>
@@ -1777,7 +2392,15 @@
         <w:spacing w:after="200"/>
       </w:pPr>
       <w:r>
-        <w:t>Abrir el explorador web y entrar a la URL del Swagger (ejemplo: http://servidor/api/swagger).</w:t>
+        <w:t xml:space="preserve">Abrir el explorador web y entrar a la URL del </w:t>
+      </w:r>
+      <w:proofErr w:type="spellStart"/>
+      <w:r>
+        <w:t>Swagger</w:t>
+      </w:r>
+      <w:proofErr w:type="spellEnd"/>
+      <w:r>
+        <w:t xml:space="preserve"> (ejemplo: http://servidor/api/swagger).</w:t>
       </w:r>
     </w:p>
     <w:p>
@@ -1791,6 +2414,7 @@
       <w:r>
         <w:t xml:space="preserve">En el menú, ubicar la sección </w:t>
       </w:r>
+      <w:proofErr w:type="spellStart"/>
       <w:r>
         <w:rPr>
           <w:b/>
@@ -1798,6 +2422,7 @@
         </w:rPr>
         <w:t>Servicios_Soporte</w:t>
       </w:r>
+      <w:proofErr w:type="spellEnd"/>
       <w:r>
         <w:t>.</w:t>
       </w:r>
@@ -1818,7 +2443,23 @@
           <w:b/>
           <w:bCs/>
         </w:rPr>
-        <w:t>GET /Servicios_Soporte/Documentos</w:t>
+        <w:t>GET /</w:t>
+      </w:r>
+      <w:proofErr w:type="spellStart"/>
+      <w:r>
+        <w:rPr>
+          <w:b/>
+          <w:bCs/>
+        </w:rPr>
+        <w:t>Servicios_Soporte</w:t>
+      </w:r>
+      <w:proofErr w:type="spellEnd"/>
+      <w:r>
+        <w:rPr>
+          <w:b/>
+          <w:bCs/>
+        </w:rPr>
+        <w:t>/Documentos</w:t>
       </w:r>
       <w:r>
         <w:t>.</w:t>
@@ -1840,8 +2481,33 @@
           <w:b/>
           <w:bCs/>
         </w:rPr>
-        <w:t>Try it out</w:t>
-      </w:r>
+        <w:t xml:space="preserve">Try </w:t>
+      </w:r>
+      <w:proofErr w:type="spellStart"/>
+      <w:r>
+        <w:rPr>
+          <w:b/>
+          <w:bCs/>
+        </w:rPr>
+        <w:t>it</w:t>
+      </w:r>
+      <w:proofErr w:type="spellEnd"/>
+      <w:r>
+        <w:rPr>
+          <w:b/>
+          <w:bCs/>
+        </w:rPr>
+        <w:t xml:space="preserve"> </w:t>
+      </w:r>
+      <w:proofErr w:type="spellStart"/>
+      <w:r>
+        <w:rPr>
+          <w:b/>
+          <w:bCs/>
+        </w:rPr>
+        <w:t>out</w:t>
+      </w:r>
+      <w:proofErr w:type="spellEnd"/>
       <w:r>
         <w:t xml:space="preserve"> (inténtalo).</w:t>
       </w:r>
@@ -1857,6 +2523,7 @@
       <w:r>
         <w:t xml:space="preserve">Presionar </w:t>
       </w:r>
+      <w:proofErr w:type="spellStart"/>
       <w:r>
         <w:rPr>
           <w:b/>
@@ -1864,6 +2531,7 @@
         </w:rPr>
         <w:t>Execute</w:t>
       </w:r>
+      <w:proofErr w:type="spellEnd"/>
       <w:r>
         <w:t>.</w:t>
       </w:r>
@@ -1884,10 +2552,24 @@
           <w:b/>
           <w:bCs/>
         </w:rPr>
-        <w:t>Response body</w:t>
-      </w:r>
+        <w:t xml:space="preserve">Response </w:t>
+      </w:r>
+      <w:proofErr w:type="spellStart"/>
+      <w:r>
+        <w:rPr>
+          <w:b/>
+          <w:bCs/>
+        </w:rPr>
+        <w:t>body</w:t>
+      </w:r>
+      <w:proofErr w:type="spellEnd"/>
       <w:r>
         <w:t xml:space="preserve"> la lista de documentos que regresa el servidor.</w:t>
+      </w:r>
+    </w:p>
+    <w:p>
+      <w:r>
+        <w:br w:type="page"/>
       </w:r>
     </w:p>
     <w:p>
@@ -1900,37 +2582,227 @@
           <w:b/>
           <w:bCs/>
         </w:rPr>
+        <w:lastRenderedPageBreak/>
         <w:t>Ejemplo de Response (200 OK):</w:t>
+      </w:r>
+    </w:p>
+    <w:p>
+      <w:pPr>
+        <w:pStyle w:val="Codigo"/>
+      </w:pPr>
+      <w:r>
+        <w:t>[  {</w:t>
+      </w:r>
+    </w:p>
+    <w:p>
+      <w:pPr>
+        <w:pStyle w:val="Codigo"/>
+      </w:pPr>
+      <w:r>
+        <w:t xml:space="preserve">    "id": "68add076e810d88ff04dcb21",</w:t>
+      </w:r>
+    </w:p>
+    <w:p>
+      <w:pPr>
+        <w:pStyle w:val="Codigo"/>
+      </w:pPr>
+      <w:r>
+        <w:t xml:space="preserve">    "</w:t>
+      </w:r>
+      <w:proofErr w:type="spellStart"/>
+      <w:r>
+        <w:t>nombreDocumento</w:t>
+      </w:r>
+      <w:proofErr w:type="spellEnd"/>
+      <w:r>
+        <w:t>": "Manual de usuario para el Sistema de Inspección a Distancia",</w:t>
+      </w:r>
+    </w:p>
+    <w:p>
+      <w:pPr>
+        <w:pStyle w:val="Codigo"/>
+      </w:pPr>
+      <w:r>
+        <w:t xml:space="preserve">    "</w:t>
+      </w:r>
+      <w:proofErr w:type="spellStart"/>
+      <w:r>
+        <w:t>tipoDocumento</w:t>
+      </w:r>
+      <w:proofErr w:type="spellEnd"/>
+      <w:r>
+        <w:t>": "</w:t>
+      </w:r>
+      <w:proofErr w:type="spellStart"/>
+      <w:r>
+        <w:t>ManualUsuario</w:t>
+      </w:r>
+      <w:proofErr w:type="spellEnd"/>
+      <w:r>
+        <w:t>",</w:t>
+      </w:r>
+    </w:p>
+    <w:p>
+      <w:pPr>
+        <w:pStyle w:val="Codigo"/>
+      </w:pPr>
+      <w:r>
+        <w:t xml:space="preserve">    "</w:t>
+      </w:r>
+      <w:proofErr w:type="spellStart"/>
+      <w:r>
+        <w:t>urlArchivo</w:t>
+      </w:r>
+      <w:proofErr w:type="spellEnd"/>
+      <w:r>
+        <w:t>": "http://10.44...."</w:t>
+      </w:r>
+    </w:p>
+    <w:p>
+      <w:pPr>
+        <w:pStyle w:val="Codigo"/>
+      </w:pPr>
+      <w:r>
+        <w:t xml:space="preserve">  },  {</w:t>
+      </w:r>
+    </w:p>
+    <w:p>
+      <w:pPr>
+        <w:pStyle w:val="Codigo"/>
+      </w:pPr>
+      <w:r>
+        <w:t xml:space="preserve">    "id": "68add176f23bbc68da2cd371",</w:t>
+      </w:r>
+    </w:p>
+    <w:p>
+      <w:pPr>
+        <w:pStyle w:val="Codigo"/>
+      </w:pPr>
+      <w:r>
+        <w:t xml:space="preserve">    "</w:t>
+      </w:r>
+      <w:proofErr w:type="spellStart"/>
+      <w:r>
+        <w:t>nombreDocumento</w:t>
+      </w:r>
+      <w:proofErr w:type="spellEnd"/>
+      <w:r>
+        <w:t>": "Manual de usuario para el Sistema de Inspección a Distancia",</w:t>
+      </w:r>
+    </w:p>
+    <w:p>
+      <w:pPr>
+        <w:pStyle w:val="Codigo"/>
+      </w:pPr>
+      <w:r>
+        <w:t xml:space="preserve">    "</w:t>
+      </w:r>
+      <w:proofErr w:type="spellStart"/>
+      <w:r>
+        <w:t>tipoDocumento</w:t>
+      </w:r>
+      <w:proofErr w:type="spellEnd"/>
+      <w:r>
+        <w:t>": "</w:t>
+      </w:r>
+      <w:proofErr w:type="spellStart"/>
+      <w:r>
+        <w:t>ManualUsuario</w:t>
+      </w:r>
+      <w:proofErr w:type="spellEnd"/>
+      <w:r>
+        <w:t>",</w:t>
+      </w:r>
+    </w:p>
+    <w:p>
+      <w:pPr>
+        <w:pStyle w:val="Codigo"/>
+      </w:pPr>
+      <w:r>
+        <w:t xml:space="preserve">    "</w:t>
+      </w:r>
+      <w:proofErr w:type="spellStart"/>
+      <w:r>
+        <w:t>urlArchivo</w:t>
+      </w:r>
+      <w:proofErr w:type="spellEnd"/>
+      <w:r>
+        <w:t>": "http://10.44..."</w:t>
+      </w:r>
+    </w:p>
+    <w:p>
+      <w:pPr>
+        <w:pStyle w:val="Codigo"/>
+      </w:pPr>
+      <w:r>
+        <w:t xml:space="preserve">  }]</w:t>
       </w:r>
     </w:p>
     <w:p>
       <w:pPr>
         <w:spacing w:after="200"/>
         <w:ind w:left="720"/>
-        <w:rPr>
-          <w:color w:val="156082" w:themeColor="accent1"/>
-        </w:rPr>
-      </w:pPr>
-      <w:r>
-        <w:rPr>
-          <w:color w:val="156082" w:themeColor="accent1"/>
-        </w:rPr>
-        <w:t>[  {</w:t>
+      </w:pPr>
+      <w:r>
+        <w:pict w14:anchorId="14735A3A">
+          <v:rect id="_x0000_i1215" style="width:0;height:1.5pt" o:hralign="center" o:hrstd="t" o:hr="t" fillcolor="#a0a0a0" stroked="f"/>
+        </w:pict>
+      </w:r>
+    </w:p>
+    <w:p>
+      <w:pPr>
+        <w:spacing w:after="200"/>
+        <w:rPr>
+          <w:b/>
+          <w:bCs/>
+        </w:rPr>
+      </w:pPr>
+      <w:r>
+        <w:rPr>
+          <w:rFonts w:ascii="Segoe UI Emoji" w:hAnsi="Segoe UI Emoji" w:cs="Segoe UI Emoji"/>
+          <w:b/>
+          <w:bCs/>
+        </w:rPr>
+        <w:t>🔹</w:t>
+      </w:r>
+      <w:r>
+        <w:rPr>
+          <w:b/>
+          <w:bCs/>
+        </w:rPr>
+        <w:t xml:space="preserve"> 2. POST /</w:t>
+      </w:r>
+      <w:proofErr w:type="spellStart"/>
+      <w:r>
+        <w:rPr>
+          <w:b/>
+          <w:bCs/>
+        </w:rPr>
+        <w:t>Servicios_Soporte</w:t>
+      </w:r>
+      <w:proofErr w:type="spellEnd"/>
+      <w:r>
+        <w:rPr>
+          <w:b/>
+          <w:bCs/>
+        </w:rPr>
+        <w:t>/Documento</w:t>
       </w:r>
     </w:p>
     <w:p>
       <w:pPr>
         <w:spacing w:after="200"/>
         <w:ind w:left="720"/>
-        <w:rPr>
-          <w:color w:val="156082" w:themeColor="accent1"/>
-        </w:rPr>
-      </w:pPr>
-      <w:r>
-        <w:rPr>
-          <w:color w:val="156082" w:themeColor="accent1"/>
-        </w:rPr>
-        <w:t xml:space="preserve">    "id": "68add076e810d88ff04dcb21",</w:t>
+      </w:pPr>
+      <w:r>
+        <w:rPr>
+          <w:b/>
+          <w:bCs/>
+        </w:rPr>
+        <w:t>Función:</w:t>
+      </w:r>
+      <w:r>
+        <w:t xml:space="preserve"> Agregar un nuevo documento.</w:t>
       </w:r>
     </w:p>
     <w:p>
@@ -1938,204 +2810,26 @@
         <w:spacing w:after="200"/>
         <w:ind w:left="720"/>
         <w:rPr>
-          <w:color w:val="156082" w:themeColor="accent1"/>
-        </w:rPr>
-      </w:pPr>
-      <w:r>
-        <w:rPr>
-          <w:color w:val="156082" w:themeColor="accent1"/>
-        </w:rPr>
-        <w:lastRenderedPageBreak/>
-        <w:t xml:space="preserve">    "nombreDocumento": "Manual de usuario para el Sistema de Inspección a Distancia",</w:t>
-      </w:r>
-    </w:p>
-    <w:p>
-      <w:pPr>
-        <w:spacing w:after="200"/>
-        <w:ind w:left="720"/>
-        <w:rPr>
-          <w:color w:val="156082" w:themeColor="accent1"/>
-        </w:rPr>
-      </w:pPr>
-      <w:r>
-        <w:rPr>
-          <w:color w:val="156082" w:themeColor="accent1"/>
-        </w:rPr>
-        <w:t xml:space="preserve">    "tipoDocumento": "ManualUsuario",</w:t>
-      </w:r>
-    </w:p>
-    <w:p>
-      <w:pPr>
-        <w:spacing w:after="200"/>
-        <w:ind w:left="720"/>
-        <w:rPr>
-          <w:color w:val="156082" w:themeColor="accent1"/>
-        </w:rPr>
-      </w:pPr>
-      <w:r>
-        <w:rPr>
-          <w:color w:val="156082" w:themeColor="accent1"/>
-        </w:rPr>
-        <w:t xml:space="preserve">    "urlArchivo": "http://10.44...."</w:t>
-      </w:r>
-    </w:p>
-    <w:p>
-      <w:pPr>
-        <w:spacing w:after="200"/>
-        <w:ind w:left="720"/>
-        <w:rPr>
-          <w:color w:val="156082" w:themeColor="accent1"/>
-        </w:rPr>
-      </w:pPr>
-      <w:r>
-        <w:rPr>
-          <w:color w:val="156082" w:themeColor="accent1"/>
-        </w:rPr>
-        <w:t xml:space="preserve">  },  {</w:t>
-      </w:r>
-    </w:p>
-    <w:p>
-      <w:pPr>
-        <w:spacing w:after="200"/>
-        <w:ind w:left="720"/>
-        <w:rPr>
-          <w:color w:val="156082" w:themeColor="accent1"/>
-        </w:rPr>
-      </w:pPr>
-      <w:r>
-        <w:rPr>
-          <w:color w:val="156082" w:themeColor="accent1"/>
-        </w:rPr>
-        <w:t xml:space="preserve">    "id": "68add176f23bbc68da2cd371",</w:t>
-      </w:r>
-    </w:p>
-    <w:p>
-      <w:pPr>
-        <w:spacing w:after="200"/>
-        <w:ind w:left="720"/>
-        <w:rPr>
-          <w:color w:val="156082" w:themeColor="accent1"/>
-        </w:rPr>
-      </w:pPr>
-      <w:r>
-        <w:rPr>
-          <w:color w:val="156082" w:themeColor="accent1"/>
-        </w:rPr>
-        <w:t xml:space="preserve">    "nombreDocumento": "Manual de usuario para el Sistema de Inspección a Distancia",</w:t>
-      </w:r>
-    </w:p>
-    <w:p>
-      <w:pPr>
-        <w:spacing w:after="200"/>
-        <w:ind w:left="720"/>
-        <w:rPr>
-          <w:color w:val="156082" w:themeColor="accent1"/>
-        </w:rPr>
-      </w:pPr>
-      <w:r>
-        <w:rPr>
-          <w:color w:val="156082" w:themeColor="accent1"/>
-        </w:rPr>
-        <w:t xml:space="preserve">    "tipoDocumento": "ManualUsuario",</w:t>
-      </w:r>
-    </w:p>
-    <w:p>
-      <w:pPr>
-        <w:spacing w:after="200"/>
-        <w:ind w:left="720"/>
-        <w:rPr>
-          <w:color w:val="156082" w:themeColor="accent1"/>
-        </w:rPr>
-      </w:pPr>
-      <w:r>
-        <w:rPr>
-          <w:color w:val="156082" w:themeColor="accent1"/>
-        </w:rPr>
-        <w:t xml:space="preserve">    "urlArchivo": "http://10.44..."</w:t>
-      </w:r>
-    </w:p>
-    <w:p>
-      <w:pPr>
-        <w:spacing w:after="200"/>
-        <w:ind w:left="720"/>
-        <w:rPr>
-          <w:color w:val="156082" w:themeColor="accent1"/>
-        </w:rPr>
-      </w:pPr>
-      <w:r>
-        <w:rPr>
-          <w:color w:val="156082" w:themeColor="accent1"/>
-        </w:rPr>
-        <w:t xml:space="preserve">  }]</w:t>
-      </w:r>
-    </w:p>
-    <w:p>
-      <w:pPr>
-        <w:spacing w:after="200"/>
-        <w:ind w:left="720"/>
-      </w:pPr>
-      <w:r>
-        <w:pict w14:anchorId="14735A3A">
-          <v:rect id="_x0000_i1030" style="width:0;height:1.5pt" o:hralign="center" o:hrstd="t" o:hr="t" fillcolor="#a0a0a0" stroked="f"/>
-        </w:pict>
-      </w:r>
-    </w:p>
-    <w:p>
-      <w:pPr>
-        <w:spacing w:after="200"/>
-        <w:rPr>
-          <w:b/>
-          <w:bCs/>
-        </w:rPr>
-      </w:pPr>
-      <w:r>
-        <w:rPr>
-          <w:rFonts w:ascii="Segoe UI Emoji" w:hAnsi="Segoe UI Emoji" w:cs="Segoe UI Emoji"/>
-          <w:b/>
-          <w:bCs/>
-        </w:rPr>
-        <w:t>🔹</w:t>
-      </w:r>
-      <w:r>
-        <w:rPr>
-          <w:b/>
-          <w:bCs/>
-        </w:rPr>
-        <w:t xml:space="preserve"> 2. POST /Servicios_Soporte/Documento</w:t>
-      </w:r>
-    </w:p>
-    <w:p>
-      <w:pPr>
-        <w:spacing w:after="200"/>
-        <w:ind w:left="720"/>
-      </w:pPr>
-      <w:r>
-        <w:rPr>
-          <w:b/>
-          <w:bCs/>
-        </w:rPr>
-        <w:t>Función:</w:t>
-      </w:r>
-      <w:r>
-        <w:t xml:space="preserve"> Agregar un nuevo documento.</w:t>
-      </w:r>
-    </w:p>
-    <w:p>
-      <w:pPr>
-        <w:spacing w:after="200"/>
-        <w:ind w:left="720"/>
-        <w:rPr>
-          <w:b/>
-          <w:bCs/>
-        </w:rPr>
-      </w:pPr>
-      <w:r>
-        <w:rPr>
-          <w:b/>
-          <w:bCs/>
-        </w:rPr>
-        <w:t>Pasos en Swagger</w:t>
-      </w:r>
+          <w:b/>
+          <w:bCs/>
+        </w:rPr>
+      </w:pPr>
+      <w:r>
+        <w:rPr>
+          <w:b/>
+          <w:bCs/>
+        </w:rPr>
+        <w:t xml:space="preserve">Pasos en </w:t>
+      </w:r>
+      <w:proofErr w:type="spellStart"/>
+      <w:r>
+        <w:rPr>
+          <w:b/>
+          <w:bCs/>
+        </w:rPr>
+        <w:t>Swagger</w:t>
+      </w:r>
+      <w:proofErr w:type="spellEnd"/>
     </w:p>
     <w:p>
       <w:pPr>
@@ -2153,7 +2847,23 @@
           <w:b/>
           <w:bCs/>
         </w:rPr>
-        <w:t>POST /Servicios_Soporte/Documento</w:t>
+        <w:t>POST /</w:t>
+      </w:r>
+      <w:proofErr w:type="spellStart"/>
+      <w:r>
+        <w:rPr>
+          <w:b/>
+          <w:bCs/>
+        </w:rPr>
+        <w:t>Servicios_Soporte</w:t>
+      </w:r>
+      <w:proofErr w:type="spellEnd"/>
+      <w:r>
+        <w:rPr>
+          <w:b/>
+          <w:bCs/>
+        </w:rPr>
+        <w:t>/Documento</w:t>
       </w:r>
       <w:r>
         <w:t>.</w:t>
@@ -2166,18 +2876,56 @@
           <w:numId w:val="19"/>
         </w:numPr>
         <w:spacing w:after="200"/>
-      </w:pPr>
-      <w:r>
-        <w:t xml:space="preserve">Dar clic en </w:t>
-      </w:r>
-      <w:r>
-        <w:rPr>
-          <w:b/>
-          <w:bCs/>
+        <w:rPr>
+          <w:lang w:val="en-US"/>
+        </w:rPr>
+      </w:pPr>
+      <w:r>
+        <w:rPr>
+          <w:lang w:val="en-US"/>
+        </w:rPr>
+        <w:t xml:space="preserve">Dar </w:t>
+      </w:r>
+      <w:proofErr w:type="spellStart"/>
+      <w:r>
+        <w:rPr>
+          <w:lang w:val="en-US"/>
+        </w:rPr>
+        <w:t>clic</w:t>
+      </w:r>
+      <w:proofErr w:type="spellEnd"/>
+      <w:r>
+        <w:rPr>
+          <w:lang w:val="en-US"/>
+        </w:rPr>
+        <w:t xml:space="preserve"> </w:t>
+      </w:r>
+      <w:proofErr w:type="spellStart"/>
+      <w:r>
+        <w:rPr>
+          <w:lang w:val="en-US"/>
+        </w:rPr>
+        <w:t>en</w:t>
+      </w:r>
+      <w:proofErr w:type="spellEnd"/>
+      <w:r>
+        <w:rPr>
+          <w:lang w:val="en-US"/>
+        </w:rPr>
+        <w:t xml:space="preserve"> </w:t>
+      </w:r>
+      <w:r>
+        <w:rPr>
+          <w:b/>
+          <w:bCs/>
+          <w:lang w:val="en-US"/>
         </w:rPr>
         <w:t>Try it out</w:t>
       </w:r>
       <w:r>
+        <w:rPr>
+          <w:lang w:val="en-US"/>
+        </w:rPr>
         <w:t>.</w:t>
       </w:r>
     </w:p>
@@ -2192,13 +2940,31 @@
       <w:r>
         <w:t xml:space="preserve">En el campo </w:t>
       </w:r>
-      <w:r>
-        <w:rPr>
-          <w:b/>
-          <w:bCs/>
-        </w:rPr>
-        <w:t>Request body</w:t>
-      </w:r>
+      <w:proofErr w:type="spellStart"/>
+      <w:r>
+        <w:rPr>
+          <w:b/>
+          <w:bCs/>
+        </w:rPr>
+        <w:t>Request</w:t>
+      </w:r>
+      <w:proofErr w:type="spellEnd"/>
+      <w:r>
+        <w:rPr>
+          <w:b/>
+          <w:bCs/>
+        </w:rPr>
+        <w:t xml:space="preserve"> </w:t>
+      </w:r>
+      <w:proofErr w:type="spellStart"/>
+      <w:r>
+        <w:rPr>
+          <w:b/>
+          <w:bCs/>
+        </w:rPr>
+        <w:t>body</w:t>
+      </w:r>
+      <w:proofErr w:type="spellEnd"/>
       <w:r>
         <w:t>, ingresar un JSON con los datos del documento.</w:t>
       </w:r>
@@ -2212,7 +2978,31 @@
         <w:spacing w:after="200"/>
       </w:pPr>
       <w:r>
-        <w:t>Obligatorio: nombreDocumento, tipoDocumento, urlArchivo.</w:t>
+        <w:t xml:space="preserve">Obligatorio: </w:t>
+      </w:r>
+      <w:proofErr w:type="spellStart"/>
+      <w:r>
+        <w:t>nombreDocumento</w:t>
+      </w:r>
+      <w:proofErr w:type="spellEnd"/>
+      <w:r>
+        <w:t xml:space="preserve">, </w:t>
+      </w:r>
+      <w:proofErr w:type="spellStart"/>
+      <w:r>
+        <w:t>tipoDocumento</w:t>
+      </w:r>
+      <w:proofErr w:type="spellEnd"/>
+      <w:r>
+        <w:t xml:space="preserve">, </w:t>
+      </w:r>
+      <w:proofErr w:type="spellStart"/>
+      <w:r>
+        <w:t>urlArchivo</w:t>
+      </w:r>
+      <w:proofErr w:type="spellEnd"/>
+      <w:r>
+        <w:t>.</w:t>
       </w:r>
     </w:p>
     <w:p>
@@ -2238,6 +3028,7 @@
       <w:r>
         <w:t xml:space="preserve">Presionar </w:t>
       </w:r>
+      <w:proofErr w:type="spellStart"/>
       <w:r>
         <w:rPr>
           <w:b/>
@@ -2245,6 +3036,7 @@
         </w:rPr>
         <w:t>Execute</w:t>
       </w:r>
+      <w:proofErr w:type="spellEnd"/>
       <w:r>
         <w:t>.</w:t>
       </w:r>
@@ -2265,8 +3057,17 @@
           <w:b/>
           <w:bCs/>
         </w:rPr>
-        <w:t>Response body</w:t>
-      </w:r>
+        <w:t xml:space="preserve">Response </w:t>
+      </w:r>
+      <w:proofErr w:type="spellStart"/>
+      <w:r>
+        <w:rPr>
+          <w:b/>
+          <w:bCs/>
+        </w:rPr>
+        <w:t>body</w:t>
+      </w:r>
+      <w:proofErr w:type="spellEnd"/>
       <w:r>
         <w:t xml:space="preserve"> para confirmar que se creó el documento con un id.</w:t>
       </w:r>
@@ -2281,52 +3082,262 @@
           <w:b/>
           <w:bCs/>
         </w:rPr>
-        <w:t>Ejemplo de Request:</w:t>
+        <w:t xml:space="preserve">Ejemplo de </w:t>
+      </w:r>
+      <w:proofErr w:type="spellStart"/>
+      <w:r>
+        <w:rPr>
+          <w:b/>
+          <w:bCs/>
+        </w:rPr>
+        <w:t>Request</w:t>
+      </w:r>
+      <w:proofErr w:type="spellEnd"/>
+      <w:r>
+        <w:rPr>
+          <w:b/>
+          <w:bCs/>
+        </w:rPr>
+        <w:t>:</w:t>
+      </w:r>
+    </w:p>
+    <w:p>
+      <w:pPr>
+        <w:pStyle w:val="Codigo"/>
+      </w:pPr>
+      <w:r>
+        <w:t>{</w:t>
+      </w:r>
+    </w:p>
+    <w:p>
+      <w:pPr>
+        <w:pStyle w:val="Codigo"/>
+      </w:pPr>
+      <w:r>
+        <w:t xml:space="preserve">  </w:t>
+      </w:r>
+      <w:r>
+        <w:t>"</w:t>
+      </w:r>
+      <w:r>
+        <w:t>id</w:t>
+      </w:r>
+      <w:r>
+        <w:t>": "",</w:t>
+      </w:r>
+    </w:p>
+    <w:p>
+      <w:pPr>
+        <w:pStyle w:val="Codigo"/>
+      </w:pPr>
+      <w:r>
+        <w:t xml:space="preserve">  "nombreDocumento": "Contrato de servicio de soporte",</w:t>
+      </w:r>
+    </w:p>
+    <w:p>
+      <w:pPr>
+        <w:pStyle w:val="Codigo"/>
+      </w:pPr>
+      <w:r>
+        <w:t xml:space="preserve">  "tipoDocumento": "Contrato",</w:t>
+      </w:r>
+    </w:p>
+    <w:p>
+      <w:pPr>
+        <w:pStyle w:val="Codigo"/>
+      </w:pPr>
+      <w:r>
+        <w:t xml:space="preserve">  "urlArchivo": "https://empresa.com/contrato.pdf",</w:t>
+      </w:r>
+    </w:p>
+    <w:p>
+      <w:pPr>
+        <w:pStyle w:val="Codigo"/>
+      </w:pPr>
+      <w:r>
+        <w:t xml:space="preserve">  "mD5": ""</w:t>
+      </w:r>
+    </w:p>
+    <w:p>
+      <w:pPr>
+        <w:pStyle w:val="Codigo"/>
+        <w:tabs>
+          <w:tab w:val="right" w:pos="9688"/>
+        </w:tabs>
+      </w:pPr>
+      <w:r>
+        <w:t>}</w:t>
+      </w:r>
+      <w:r>
+        <w:tab/>
+      </w:r>
+    </w:p>
+    <w:p>
+      <w:pPr>
+        <w:rPr>
+          <w:b/>
+          <w:bCs/>
+        </w:rPr>
+      </w:pPr>
+      <w:r>
+        <w:rPr>
+          <w:b/>
+          <w:bCs/>
+        </w:rPr>
+        <w:br w:type="page"/>
       </w:r>
     </w:p>
     <w:p>
       <w:pPr>
         <w:spacing w:after="200"/>
         <w:ind w:left="720"/>
-        <w:rPr>
-          <w:color w:val="156082" w:themeColor="accent1"/>
-        </w:rPr>
-      </w:pPr>
-      <w:r>
-        <w:rPr>
-          <w:color w:val="156082" w:themeColor="accent1"/>
-        </w:rPr>
+      </w:pPr>
+      <w:r>
+        <w:rPr>
+          <w:b/>
+          <w:bCs/>
+        </w:rPr>
+        <w:lastRenderedPageBreak/>
+        <w:t>Ejemplo de Response (200 OK):</w:t>
+      </w:r>
+    </w:p>
+    <w:p>
+      <w:pPr>
+        <w:pStyle w:val="Codigo"/>
+      </w:pPr>
+      <w:r>
         <w:t>{</w:t>
+      </w:r>
+    </w:p>
+    <w:p>
+      <w:pPr>
+        <w:pStyle w:val="Codigo"/>
+      </w:pPr>
+      <w:r>
+        <w:t xml:space="preserve">  "id": "68b0eab5c86b8df36bdb5583",</w:t>
+      </w:r>
+    </w:p>
+    <w:p>
+      <w:pPr>
+        <w:pStyle w:val="Codigo"/>
+      </w:pPr>
+      <w:r>
+        <w:t xml:space="preserve">  "</w:t>
+      </w:r>
+      <w:proofErr w:type="spellStart"/>
+      <w:r>
+        <w:t>nombreDocumento</w:t>
+      </w:r>
+      <w:proofErr w:type="spellEnd"/>
+      <w:r>
+        <w:t>": "Contrato de servicio de soporte",</w:t>
+      </w:r>
+    </w:p>
+    <w:p>
+      <w:pPr>
+        <w:pStyle w:val="Codigo"/>
+      </w:pPr>
+      <w:r>
+        <w:t xml:space="preserve">  "</w:t>
+      </w:r>
+      <w:proofErr w:type="spellStart"/>
+      <w:r>
+        <w:t>tipoDocumento</w:t>
+      </w:r>
+      <w:proofErr w:type="spellEnd"/>
+      <w:r>
+        <w:t>": "Contrato",</w:t>
+      </w:r>
+    </w:p>
+    <w:p>
+      <w:pPr>
+        <w:pStyle w:val="Codigo"/>
+      </w:pPr>
+      <w:r>
+        <w:t xml:space="preserve">  "</w:t>
+      </w:r>
+      <w:proofErr w:type="spellStart"/>
+      <w:r>
+        <w:t>urlArchivo</w:t>
+      </w:r>
+      <w:proofErr w:type="spellEnd"/>
+      <w:r>
+        <w:t>": "https://empresa.com/contrato.pdf"</w:t>
+      </w:r>
+    </w:p>
+    <w:p>
+      <w:pPr>
+        <w:pStyle w:val="Codigo"/>
+      </w:pPr>
+      <w:r>
+        <w:t>}</w:t>
       </w:r>
     </w:p>
     <w:p>
       <w:pPr>
         <w:spacing w:after="200"/>
         <w:ind w:left="720"/>
-        <w:rPr>
-          <w:color w:val="156082" w:themeColor="accent1"/>
-        </w:rPr>
-      </w:pPr>
-      <w:r>
-        <w:rPr>
-          <w:color w:val="156082" w:themeColor="accent1"/>
-        </w:rPr>
-        <w:t xml:space="preserve">  "nombreDocumento": "Contrato de servicio de soporte",</w:t>
+      </w:pPr>
+      <w:r>
+        <w:pict w14:anchorId="285915A6">
+          <v:rect id="_x0000_i1219" style="width:0;height:1.5pt" o:hralign="center" o:hrstd="t" o:hr="t" fillcolor="#a0a0a0" stroked="f"/>
+        </w:pict>
+      </w:r>
+    </w:p>
+    <w:p>
+      <w:pPr>
+        <w:spacing w:after="200"/>
+        <w:rPr>
+          <w:b/>
+          <w:bCs/>
+        </w:rPr>
+      </w:pPr>
+      <w:r>
+        <w:rPr>
+          <w:rFonts w:ascii="Segoe UI Emoji" w:hAnsi="Segoe UI Emoji" w:cs="Segoe UI Emoji"/>
+          <w:b/>
+          <w:bCs/>
+        </w:rPr>
+        <w:t>🔹</w:t>
+      </w:r>
+      <w:r>
+        <w:rPr>
+          <w:b/>
+          <w:bCs/>
+        </w:rPr>
+        <w:t xml:space="preserve"> 3. PUT /</w:t>
+      </w:r>
+      <w:proofErr w:type="spellStart"/>
+      <w:r>
+        <w:rPr>
+          <w:b/>
+          <w:bCs/>
+        </w:rPr>
+        <w:t>Servicios_Soporte</w:t>
+      </w:r>
+      <w:proofErr w:type="spellEnd"/>
+      <w:r>
+        <w:rPr>
+          <w:b/>
+          <w:bCs/>
+        </w:rPr>
+        <w:t>/Documento</w:t>
       </w:r>
     </w:p>
     <w:p>
       <w:pPr>
         <w:spacing w:after="200"/>
         <w:ind w:left="720"/>
-        <w:rPr>
-          <w:color w:val="156082" w:themeColor="accent1"/>
-        </w:rPr>
-      </w:pPr>
-      <w:r>
-        <w:rPr>
-          <w:color w:val="156082" w:themeColor="accent1"/>
-        </w:rPr>
-        <w:t xml:space="preserve">  "tipoDocumento": "Contrato",</w:t>
+      </w:pPr>
+      <w:r>
+        <w:rPr>
+          <w:b/>
+          <w:bCs/>
+        </w:rPr>
+        <w:t>Función:</w:t>
+      </w:r>
+      <w:r>
+        <w:t xml:space="preserve"> Actualizar un documento existente.</w:t>
       </w:r>
     </w:p>
     <w:p>
@@ -2334,217 +3345,26 @@
         <w:spacing w:after="200"/>
         <w:ind w:left="720"/>
         <w:rPr>
-          <w:color w:val="156082" w:themeColor="accent1"/>
-        </w:rPr>
-      </w:pPr>
-      <w:r>
-        <w:rPr>
-          <w:color w:val="156082" w:themeColor="accent1"/>
-        </w:rPr>
-        <w:lastRenderedPageBreak/>
-        <w:t xml:space="preserve">  "urlArchivo": "https://empresa.com/contrato.pdf",</w:t>
-      </w:r>
-    </w:p>
-    <w:p>
-      <w:pPr>
-        <w:spacing w:after="200"/>
-        <w:ind w:left="720"/>
-        <w:rPr>
-          <w:color w:val="156082" w:themeColor="accent1"/>
-        </w:rPr>
-      </w:pPr>
-      <w:r>
-        <w:rPr>
-          <w:color w:val="156082" w:themeColor="accent1"/>
-        </w:rPr>
-        <w:t xml:space="preserve">  "mD5": ""</w:t>
-      </w:r>
-    </w:p>
-    <w:p>
-      <w:pPr>
-        <w:spacing w:after="200"/>
-        <w:ind w:left="720"/>
-        <w:rPr>
-          <w:color w:val="156082" w:themeColor="accent1"/>
-        </w:rPr>
-      </w:pPr>
-      <w:r>
-        <w:rPr>
-          <w:color w:val="156082" w:themeColor="accent1"/>
-        </w:rPr>
-        <w:t>}</w:t>
-      </w:r>
-    </w:p>
-    <w:p>
-      <w:pPr>
-        <w:spacing w:after="200"/>
-        <w:ind w:left="720"/>
-      </w:pPr>
-      <w:r>
-        <w:rPr>
-          <w:b/>
-          <w:bCs/>
-        </w:rPr>
-        <w:t>Ejemplo de Response (200 OK):</w:t>
-      </w:r>
-    </w:p>
-    <w:p>
-      <w:pPr>
-        <w:spacing w:after="200"/>
-        <w:ind w:left="720"/>
-        <w:rPr>
-          <w:color w:val="156082" w:themeColor="accent1"/>
-        </w:rPr>
-      </w:pPr>
-      <w:r>
-        <w:rPr>
-          <w:color w:val="156082" w:themeColor="accent1"/>
-        </w:rPr>
-        <w:t>{</w:t>
-      </w:r>
-    </w:p>
-    <w:p>
-      <w:pPr>
-        <w:spacing w:after="200"/>
-        <w:ind w:left="720"/>
-        <w:rPr>
-          <w:color w:val="156082" w:themeColor="accent1"/>
-        </w:rPr>
-      </w:pPr>
-      <w:r>
-        <w:rPr>
-          <w:color w:val="156082" w:themeColor="accent1"/>
-        </w:rPr>
-        <w:t xml:space="preserve">  "id": "68b0eab5c86b8df36bdb5583",</w:t>
-      </w:r>
-    </w:p>
-    <w:p>
-      <w:pPr>
-        <w:spacing w:after="200"/>
-        <w:ind w:left="720"/>
-        <w:rPr>
-          <w:color w:val="156082" w:themeColor="accent1"/>
-        </w:rPr>
-      </w:pPr>
-      <w:r>
-        <w:rPr>
-          <w:color w:val="156082" w:themeColor="accent1"/>
-        </w:rPr>
-        <w:t xml:space="preserve">  "nombreDocumento": "Contrato de servicio de soporte",</w:t>
-      </w:r>
-    </w:p>
-    <w:p>
-      <w:pPr>
-        <w:spacing w:after="200"/>
-        <w:ind w:left="720"/>
-        <w:rPr>
-          <w:color w:val="156082" w:themeColor="accent1"/>
-        </w:rPr>
-      </w:pPr>
-      <w:r>
-        <w:rPr>
-          <w:color w:val="156082" w:themeColor="accent1"/>
-        </w:rPr>
-        <w:t xml:space="preserve">  "tipoDocumento": "Contrato",</w:t>
-      </w:r>
-    </w:p>
-    <w:p>
-      <w:pPr>
-        <w:spacing w:after="200"/>
-        <w:ind w:left="720"/>
-        <w:rPr>
-          <w:color w:val="156082" w:themeColor="accent1"/>
-        </w:rPr>
-      </w:pPr>
-      <w:r>
-        <w:rPr>
-          <w:color w:val="156082" w:themeColor="accent1"/>
-        </w:rPr>
-        <w:t xml:space="preserve">  "urlArchivo": "https://empresa.com/contrato.pdf"</w:t>
-      </w:r>
-    </w:p>
-    <w:p>
-      <w:pPr>
-        <w:spacing w:after="200"/>
-        <w:ind w:left="720"/>
-        <w:rPr>
-          <w:color w:val="156082" w:themeColor="accent1"/>
-        </w:rPr>
-      </w:pPr>
-      <w:r>
-        <w:rPr>
-          <w:color w:val="156082" w:themeColor="accent1"/>
-        </w:rPr>
-        <w:t>}</w:t>
-      </w:r>
-    </w:p>
-    <w:p>
-      <w:pPr>
-        <w:spacing w:after="200"/>
-        <w:ind w:left="720"/>
-      </w:pPr>
-      <w:r>
-        <w:pict w14:anchorId="285915A6">
-          <v:rect id="_x0000_i1031" style="width:0;height:1.5pt" o:hralign="center" o:hrstd="t" o:hr="t" fillcolor="#a0a0a0" stroked="f"/>
-        </w:pict>
-      </w:r>
-    </w:p>
-    <w:p>
-      <w:pPr>
-        <w:spacing w:after="200"/>
-        <w:rPr>
-          <w:b/>
-          <w:bCs/>
-        </w:rPr>
-      </w:pPr>
-      <w:r>
-        <w:rPr>
-          <w:rFonts w:ascii="Segoe UI Emoji" w:hAnsi="Segoe UI Emoji" w:cs="Segoe UI Emoji"/>
-          <w:b/>
-          <w:bCs/>
-        </w:rPr>
-        <w:t>🔹</w:t>
-      </w:r>
-      <w:r>
-        <w:rPr>
-          <w:b/>
-          <w:bCs/>
-        </w:rPr>
-        <w:t xml:space="preserve"> 3. PUT /Servicios_Soporte/Documento</w:t>
-      </w:r>
-    </w:p>
-    <w:p>
-      <w:pPr>
-        <w:spacing w:after="200"/>
-        <w:ind w:left="720"/>
-      </w:pPr>
-      <w:r>
-        <w:rPr>
-          <w:b/>
-          <w:bCs/>
-        </w:rPr>
-        <w:t>Función:</w:t>
-      </w:r>
-      <w:r>
-        <w:t xml:space="preserve"> Actualizar un documento existente.</w:t>
-      </w:r>
-    </w:p>
-    <w:p>
-      <w:pPr>
-        <w:spacing w:after="200"/>
-        <w:ind w:left="720"/>
-        <w:rPr>
-          <w:b/>
-          <w:bCs/>
-        </w:rPr>
-      </w:pPr>
-      <w:r>
-        <w:rPr>
-          <w:b/>
-          <w:bCs/>
-        </w:rPr>
-        <w:t>Pasos en Swagger</w:t>
-      </w:r>
+          <w:b/>
+          <w:bCs/>
+        </w:rPr>
+      </w:pPr>
+      <w:r>
+        <w:rPr>
+          <w:b/>
+          <w:bCs/>
+        </w:rPr>
+        <w:t xml:space="preserve">Pasos en </w:t>
+      </w:r>
+      <w:proofErr w:type="spellStart"/>
+      <w:r>
+        <w:rPr>
+          <w:b/>
+          <w:bCs/>
+        </w:rPr>
+        <w:t>Swagger</w:t>
+      </w:r>
+      <w:proofErr w:type="spellEnd"/>
     </w:p>
     <w:p>
       <w:pPr>
@@ -2562,7 +3382,23 @@
           <w:b/>
           <w:bCs/>
         </w:rPr>
-        <w:t>PUT /Servicios_Soporte/Documento</w:t>
+        <w:t>PUT /</w:t>
+      </w:r>
+      <w:proofErr w:type="spellStart"/>
+      <w:r>
+        <w:rPr>
+          <w:b/>
+          <w:bCs/>
+        </w:rPr>
+        <w:t>Servicios_Soporte</w:t>
+      </w:r>
+      <w:proofErr w:type="spellEnd"/>
+      <w:r>
+        <w:rPr>
+          <w:b/>
+          <w:bCs/>
+        </w:rPr>
+        <w:t>/Documento</w:t>
       </w:r>
       <w:r>
         <w:t>.</w:t>
@@ -2575,18 +3411,56 @@
           <w:numId w:val="20"/>
         </w:numPr>
         <w:spacing w:after="200"/>
-      </w:pPr>
-      <w:r>
-        <w:t xml:space="preserve">Dar clic en </w:t>
-      </w:r>
-      <w:r>
-        <w:rPr>
-          <w:b/>
-          <w:bCs/>
+        <w:rPr>
+          <w:lang w:val="en-US"/>
+        </w:rPr>
+      </w:pPr>
+      <w:r>
+        <w:rPr>
+          <w:lang w:val="en-US"/>
+        </w:rPr>
+        <w:t xml:space="preserve">Dar </w:t>
+      </w:r>
+      <w:proofErr w:type="spellStart"/>
+      <w:r>
+        <w:rPr>
+          <w:lang w:val="en-US"/>
+        </w:rPr>
+        <w:t>clic</w:t>
+      </w:r>
+      <w:proofErr w:type="spellEnd"/>
+      <w:r>
+        <w:rPr>
+          <w:lang w:val="en-US"/>
+        </w:rPr>
+        <w:t xml:space="preserve"> </w:t>
+      </w:r>
+      <w:proofErr w:type="spellStart"/>
+      <w:r>
+        <w:rPr>
+          <w:lang w:val="en-US"/>
+        </w:rPr>
+        <w:t>en</w:t>
+      </w:r>
+      <w:proofErr w:type="spellEnd"/>
+      <w:r>
+        <w:rPr>
+          <w:lang w:val="en-US"/>
+        </w:rPr>
+        <w:t xml:space="preserve"> </w:t>
+      </w:r>
+      <w:r>
+        <w:rPr>
+          <w:b/>
+          <w:bCs/>
+          <w:lang w:val="en-US"/>
         </w:rPr>
         <w:t>Try it out</w:t>
       </w:r>
       <w:r>
+        <w:rPr>
+          <w:lang w:val="en-US"/>
+        </w:rPr>
         <w:t>.</w:t>
       </w:r>
     </w:p>
@@ -2601,13 +3475,31 @@
       <w:r>
         <w:t xml:space="preserve">Ingresar en el </w:t>
       </w:r>
-      <w:r>
-        <w:rPr>
-          <w:b/>
-          <w:bCs/>
-        </w:rPr>
-        <w:t>Request body</w:t>
-      </w:r>
+      <w:proofErr w:type="spellStart"/>
+      <w:r>
+        <w:rPr>
+          <w:b/>
+          <w:bCs/>
+        </w:rPr>
+        <w:t>Request</w:t>
+      </w:r>
+      <w:proofErr w:type="spellEnd"/>
+      <w:r>
+        <w:rPr>
+          <w:b/>
+          <w:bCs/>
+        </w:rPr>
+        <w:t xml:space="preserve"> </w:t>
+      </w:r>
+      <w:proofErr w:type="spellStart"/>
+      <w:r>
+        <w:rPr>
+          <w:b/>
+          <w:bCs/>
+        </w:rPr>
+        <w:t>body</w:t>
+      </w:r>
+      <w:proofErr w:type="spellEnd"/>
       <w:r>
         <w:t xml:space="preserve"> un JSON que incluya:</w:t>
       </w:r>
@@ -2647,6 +3539,7 @@
       <w:r>
         <w:t xml:space="preserve">Presionar </w:t>
       </w:r>
+      <w:proofErr w:type="spellStart"/>
       <w:r>
         <w:rPr>
           <w:b/>
@@ -2654,6 +3547,7 @@
         </w:rPr>
         <w:t>Execute</w:t>
       </w:r>
+      <w:proofErr w:type="spellEnd"/>
       <w:r>
         <w:t>.</w:t>
       </w:r>
@@ -2674,8 +3568,17 @@
           <w:b/>
           <w:bCs/>
         </w:rPr>
-        <w:t>Response body</w:t>
-      </w:r>
+        <w:t xml:space="preserve">Response </w:t>
+      </w:r>
+      <w:proofErr w:type="spellStart"/>
+      <w:r>
+        <w:rPr>
+          <w:b/>
+          <w:bCs/>
+        </w:rPr>
+        <w:t>body</w:t>
+      </w:r>
+      <w:proofErr w:type="spellEnd"/>
       <w:r>
         <w:t xml:space="preserve"> que el cambio fue exitoso.</w:t>
       </w:r>
@@ -2690,7 +3593,269 @@
           <w:b/>
           <w:bCs/>
         </w:rPr>
-        <w:t>Ejemplo de Request:</w:t>
+        <w:t xml:space="preserve">Ejemplo de </w:t>
+      </w:r>
+      <w:proofErr w:type="spellStart"/>
+      <w:r>
+        <w:rPr>
+          <w:b/>
+          <w:bCs/>
+        </w:rPr>
+        <w:t>Request</w:t>
+      </w:r>
+      <w:proofErr w:type="spellEnd"/>
+      <w:r>
+        <w:rPr>
+          <w:b/>
+          <w:bCs/>
+        </w:rPr>
+        <w:t>:</w:t>
+      </w:r>
+    </w:p>
+    <w:p>
+      <w:pPr>
+        <w:pStyle w:val="Codigo"/>
+      </w:pPr>
+      <w:r>
+        <w:t>{</w:t>
+      </w:r>
+    </w:p>
+    <w:p>
+      <w:pPr>
+        <w:pStyle w:val="Codigo"/>
+      </w:pPr>
+      <w:r>
+        <w:t xml:space="preserve">  "id": "68b0eab5c86b8df36bdb5583",</w:t>
+      </w:r>
+    </w:p>
+    <w:p>
+      <w:pPr>
+        <w:pStyle w:val="Codigo"/>
+      </w:pPr>
+      <w:r>
+        <w:t xml:space="preserve">  "</w:t>
+      </w:r>
+      <w:proofErr w:type="spellStart"/>
+      <w:r>
+        <w:t>nombreDocumento</w:t>
+      </w:r>
+      <w:proofErr w:type="spellEnd"/>
+      <w:r>
+        <w:t>": "Contrato de servicio de soporte - Versión 2",</w:t>
+      </w:r>
+    </w:p>
+    <w:p>
+      <w:pPr>
+        <w:pStyle w:val="Codigo"/>
+      </w:pPr>
+      <w:r>
+        <w:t xml:space="preserve">  "</w:t>
+      </w:r>
+      <w:proofErr w:type="spellStart"/>
+      <w:r>
+        <w:t>tipoDocumento</w:t>
+      </w:r>
+      <w:proofErr w:type="spellEnd"/>
+      <w:r>
+        <w:t>": "Contrato",</w:t>
+      </w:r>
+    </w:p>
+    <w:p>
+      <w:pPr>
+        <w:pStyle w:val="Codigo"/>
+      </w:pPr>
+      <w:r>
+        <w:t xml:space="preserve">  "</w:t>
+      </w:r>
+      <w:proofErr w:type="spellStart"/>
+      <w:r>
+        <w:t>urlArchivo</w:t>
+      </w:r>
+      <w:proofErr w:type="spellEnd"/>
+      <w:r>
+        <w:t>": "https://empresa.com/contrato_v2.pdf",</w:t>
+      </w:r>
+    </w:p>
+    <w:p>
+      <w:pPr>
+        <w:pStyle w:val="Codigo"/>
+      </w:pPr>
+      <w:r>
+        <w:t xml:space="preserve">  "mD5": ""</w:t>
+      </w:r>
+    </w:p>
+    <w:p>
+      <w:pPr>
+        <w:pStyle w:val="Codigo"/>
+      </w:pPr>
+      <w:r>
+        <w:t>}</w:t>
+      </w:r>
+    </w:p>
+    <w:p>
+      <w:pPr>
+        <w:spacing w:after="200"/>
+        <w:ind w:firstLine="708"/>
+      </w:pPr>
+      <w:r>
+        <w:rPr>
+          <w:b/>
+          <w:bCs/>
+        </w:rPr>
+        <w:t>Ejemplo de Response (200 OK):</w:t>
+      </w:r>
+    </w:p>
+    <w:p>
+      <w:pPr>
+        <w:pStyle w:val="Codigo"/>
+      </w:pPr>
+      <w:r>
+        <w:t>{</w:t>
+      </w:r>
+    </w:p>
+    <w:p>
+      <w:pPr>
+        <w:pStyle w:val="Codigo"/>
+      </w:pPr>
+      <w:r>
+        <w:t xml:space="preserve">  "id": "68b0eab5c86b8df36bdb5583",</w:t>
+      </w:r>
+    </w:p>
+    <w:p>
+      <w:pPr>
+        <w:pStyle w:val="Codigo"/>
+      </w:pPr>
+      <w:r>
+        <w:t xml:space="preserve">  "</w:t>
+      </w:r>
+      <w:proofErr w:type="spellStart"/>
+      <w:r>
+        <w:t>nombreDocumento</w:t>
+      </w:r>
+      <w:proofErr w:type="spellEnd"/>
+      <w:r>
+        <w:t>": "Contrato de servicio de soporte - Versión 2",</w:t>
+      </w:r>
+    </w:p>
+    <w:p>
+      <w:pPr>
+        <w:pStyle w:val="Codigo"/>
+      </w:pPr>
+      <w:r>
+        <w:t xml:space="preserve">  "</w:t>
+      </w:r>
+      <w:proofErr w:type="spellStart"/>
+      <w:r>
+        <w:t>tipoDocumento</w:t>
+      </w:r>
+      <w:proofErr w:type="spellEnd"/>
+      <w:r>
+        <w:t>": "Contrato",</w:t>
+      </w:r>
+    </w:p>
+    <w:p>
+      <w:pPr>
+        <w:pStyle w:val="Codigo"/>
+        <w:rPr>
+          <w:lang w:val="fr-FR"/>
+        </w:rPr>
+      </w:pPr>
+      <w:r>
+        <w:rPr>
+          <w:lang w:val="fr-FR"/>
+        </w:rPr>
+        <w:t xml:space="preserve">  "urlArchivo": </w:t>
+      </w:r>
+      <w:hyperlink r:id="rId7" w:history="1">
+        <w:r>
+          <w:rPr>
+            <w:rStyle w:val="Hipervnculo"/>
+            <w:lang w:val="fr-FR"/>
+          </w:rPr>
+          <w:t>https://empresa.com/contrato_v2.pdf</w:t>
+        </w:r>
+      </w:hyperlink>
+    </w:p>
+    <w:p>
+      <w:pPr>
+        <w:pStyle w:val="Codigo"/>
+      </w:pPr>
+      <w:r>
+        <w:t>}</w:t>
+      </w:r>
+    </w:p>
+    <w:p>
+      <w:pPr>
+        <w:rPr>
+          <w:rFonts w:ascii="Segoe UI Emoji" w:hAnsi="Segoe UI Emoji" w:cs="Segoe UI Emoji"/>
+          <w:b/>
+          <w:bCs/>
+        </w:rPr>
+      </w:pPr>
+      <w:r>
+        <w:rPr>
+          <w:rFonts w:ascii="Segoe UI Emoji" w:hAnsi="Segoe UI Emoji" w:cs="Segoe UI Emoji"/>
+          <w:b/>
+          <w:bCs/>
+        </w:rPr>
+        <w:br w:type="page"/>
+      </w:r>
+    </w:p>
+    <w:p>
+      <w:pPr>
+        <w:spacing w:after="200"/>
+        <w:rPr>
+          <w:b/>
+          <w:bCs/>
+        </w:rPr>
+      </w:pPr>
+      <w:r>
+        <w:rPr>
+          <w:rFonts w:ascii="Segoe UI Emoji" w:hAnsi="Segoe UI Emoji" w:cs="Segoe UI Emoji"/>
+          <w:b/>
+          <w:bCs/>
+        </w:rPr>
+        <w:lastRenderedPageBreak/>
+        <w:t>🔹</w:t>
+      </w:r>
+      <w:r>
+        <w:rPr>
+          <w:b/>
+          <w:bCs/>
+        </w:rPr>
+        <w:t xml:space="preserve"> 4. DELETE /</w:t>
+      </w:r>
+      <w:proofErr w:type="spellStart"/>
+      <w:r>
+        <w:rPr>
+          <w:b/>
+          <w:bCs/>
+        </w:rPr>
+        <w:t>Servicios_Soporte</w:t>
+      </w:r>
+      <w:proofErr w:type="spellEnd"/>
+      <w:r>
+        <w:rPr>
+          <w:b/>
+          <w:bCs/>
+        </w:rPr>
+        <w:t>/Documento/{id}</w:t>
+      </w:r>
+    </w:p>
+    <w:p>
+      <w:pPr>
+        <w:spacing w:after="200"/>
+        <w:ind w:firstLine="708"/>
+      </w:pPr>
+      <w:r>
+        <w:rPr>
+          <w:b/>
+          <w:bCs/>
+        </w:rPr>
+        <w:t>Función:</w:t>
+      </w:r>
+      <w:r>
+        <w:t xml:space="preserve"> Eliminar un documento de la base de datos.</w:t>
       </w:r>
     </w:p>
     <w:p>
@@ -2698,251 +3863,26 @@
         <w:spacing w:after="200"/>
         <w:ind w:left="720"/>
         <w:rPr>
-          <w:color w:val="156082" w:themeColor="accent1"/>
-        </w:rPr>
-      </w:pPr>
-      <w:r>
-        <w:rPr>
-          <w:color w:val="156082" w:themeColor="accent1"/>
-        </w:rPr>
-        <w:t>{</w:t>
-      </w:r>
-    </w:p>
-    <w:p>
-      <w:pPr>
-        <w:spacing w:after="200"/>
-        <w:ind w:left="720"/>
-        <w:rPr>
-          <w:color w:val="156082" w:themeColor="accent1"/>
-        </w:rPr>
-      </w:pPr>
-      <w:r>
-        <w:rPr>
-          <w:color w:val="156082" w:themeColor="accent1"/>
-        </w:rPr>
-        <w:t xml:space="preserve">  "id": "68b0eab5c86b8df36bdb5583",</w:t>
-      </w:r>
-    </w:p>
-    <w:p>
-      <w:pPr>
-        <w:spacing w:after="200"/>
-        <w:ind w:left="720"/>
-        <w:rPr>
-          <w:color w:val="156082" w:themeColor="accent1"/>
-        </w:rPr>
-      </w:pPr>
-      <w:r>
-        <w:rPr>
-          <w:color w:val="156082" w:themeColor="accent1"/>
-        </w:rPr>
-        <w:t xml:space="preserve">  "nombreDocumento": "Contrato de servicio de soporte - Versión 2",</w:t>
-      </w:r>
-    </w:p>
-    <w:p>
-      <w:pPr>
-        <w:spacing w:after="200"/>
-        <w:ind w:left="720"/>
-        <w:rPr>
-          <w:color w:val="156082" w:themeColor="accent1"/>
-        </w:rPr>
-      </w:pPr>
-      <w:r>
-        <w:rPr>
-          <w:color w:val="156082" w:themeColor="accent1"/>
-        </w:rPr>
-        <w:lastRenderedPageBreak/>
-        <w:t xml:space="preserve">  "tipoDocumento": "Contrato",</w:t>
-      </w:r>
-    </w:p>
-    <w:p>
-      <w:pPr>
-        <w:spacing w:after="200"/>
-        <w:ind w:left="720"/>
-        <w:rPr>
-          <w:color w:val="156082" w:themeColor="accent1"/>
-        </w:rPr>
-      </w:pPr>
-      <w:r>
-        <w:rPr>
-          <w:color w:val="156082" w:themeColor="accent1"/>
-        </w:rPr>
-        <w:t xml:space="preserve">  "urlArchivo": "https://empresa.com/contrato_v2.pdf",</w:t>
-      </w:r>
-    </w:p>
-    <w:p>
-      <w:pPr>
-        <w:spacing w:after="200"/>
-        <w:ind w:left="720"/>
-        <w:rPr>
-          <w:color w:val="156082" w:themeColor="accent1"/>
-        </w:rPr>
-      </w:pPr>
-      <w:r>
-        <w:rPr>
-          <w:color w:val="156082" w:themeColor="accent1"/>
-        </w:rPr>
-        <w:t xml:space="preserve">  "mD5": ""</w:t>
-      </w:r>
-    </w:p>
-    <w:p>
-      <w:pPr>
-        <w:spacing w:after="200"/>
-        <w:ind w:left="720"/>
-        <w:rPr>
-          <w:color w:val="156082" w:themeColor="accent1"/>
-        </w:rPr>
-      </w:pPr>
-      <w:r>
-        <w:rPr>
-          <w:color w:val="156082" w:themeColor="accent1"/>
-        </w:rPr>
-        <w:t>}</w:t>
-      </w:r>
-    </w:p>
-    <w:p>
-      <w:pPr>
-        <w:spacing w:after="200"/>
-        <w:ind w:firstLine="708"/>
-      </w:pPr>
-      <w:r>
-        <w:rPr>
-          <w:b/>
-          <w:bCs/>
-        </w:rPr>
-        <w:t>Ejemplo de Response (200 OK):</w:t>
-      </w:r>
-    </w:p>
-    <w:p>
-      <w:pPr>
-        <w:spacing w:after="200"/>
-        <w:ind w:left="720"/>
-        <w:rPr>
-          <w:color w:val="156082" w:themeColor="accent1"/>
-        </w:rPr>
-      </w:pPr>
-      <w:r>
-        <w:rPr>
-          <w:color w:val="156082" w:themeColor="accent1"/>
-        </w:rPr>
-        <w:t>{</w:t>
-      </w:r>
-    </w:p>
-    <w:p>
-      <w:pPr>
-        <w:spacing w:after="200"/>
-        <w:ind w:left="720"/>
-        <w:rPr>
-          <w:color w:val="156082" w:themeColor="accent1"/>
-        </w:rPr>
-      </w:pPr>
-      <w:r>
-        <w:rPr>
-          <w:color w:val="156082" w:themeColor="accent1"/>
-        </w:rPr>
-        <w:t xml:space="preserve">  "id": "68b0eab5c86b8df36bdb5583",</w:t>
-      </w:r>
-    </w:p>
-    <w:p>
-      <w:pPr>
-        <w:spacing w:after="200"/>
-        <w:ind w:left="720"/>
-        <w:rPr>
-          <w:color w:val="156082" w:themeColor="accent1"/>
-        </w:rPr>
-      </w:pPr>
-      <w:r>
-        <w:rPr>
-          <w:color w:val="156082" w:themeColor="accent1"/>
-        </w:rPr>
-        <w:t xml:space="preserve">  "nombreDocumento": "Contrato de servicio de soporte - Versión 2",</w:t>
-      </w:r>
-    </w:p>
-    <w:p>
-      <w:pPr>
-        <w:spacing w:after="200"/>
-        <w:ind w:left="720"/>
-        <w:rPr>
-          <w:color w:val="156082" w:themeColor="accent1"/>
-        </w:rPr>
-      </w:pPr>
-      <w:r>
-        <w:rPr>
-          <w:color w:val="156082" w:themeColor="accent1"/>
-        </w:rPr>
-        <w:t xml:space="preserve">  "tipoDocumento": "Contrato",</w:t>
-      </w:r>
-    </w:p>
-    <w:p>
-      <w:pPr>
-        <w:spacing w:after="200"/>
-        <w:ind w:left="720"/>
-        <w:rPr>
-          <w:color w:val="156082" w:themeColor="accent1"/>
-        </w:rPr>
-      </w:pPr>
-      <w:r>
-        <w:rPr>
-          <w:color w:val="156082" w:themeColor="accent1"/>
-        </w:rPr>
-        <w:t xml:space="preserve">  "urlArchivo": "https://empresa.com/contrato_v2.pdf"}</w:t>
-      </w:r>
-    </w:p>
-    <w:p>
-      <w:pPr>
-        <w:spacing w:after="200"/>
-        <w:rPr>
-          <w:b/>
-          <w:bCs/>
-        </w:rPr>
-      </w:pPr>
-      <w:r>
-        <w:rPr>
-          <w:rFonts w:ascii="Segoe UI Emoji" w:hAnsi="Segoe UI Emoji" w:cs="Segoe UI Emoji"/>
-          <w:b/>
-          <w:bCs/>
-        </w:rPr>
-        <w:t>🔹</w:t>
-      </w:r>
-      <w:r>
-        <w:rPr>
-          <w:b/>
-          <w:bCs/>
-        </w:rPr>
-        <w:t xml:space="preserve"> 4. DELETE /Servicios_Soporte/Documento/{id}</w:t>
-      </w:r>
-    </w:p>
-    <w:p>
-      <w:pPr>
-        <w:spacing w:after="200"/>
-        <w:ind w:firstLine="708"/>
-      </w:pPr>
-      <w:r>
-        <w:rPr>
-          <w:b/>
-          <w:bCs/>
-        </w:rPr>
-        <w:t>Función:</w:t>
-      </w:r>
-      <w:r>
-        <w:t xml:space="preserve"> Eliminar un documento de la base de datos.</w:t>
-      </w:r>
-    </w:p>
-    <w:p>
-      <w:pPr>
-        <w:spacing w:after="200"/>
-        <w:ind w:left="720"/>
-        <w:rPr>
-          <w:b/>
-          <w:bCs/>
-        </w:rPr>
-      </w:pPr>
-      <w:r>
-        <w:rPr>
-          <w:b/>
-          <w:bCs/>
-        </w:rPr>
-        <w:t>Pasos en Swagger</w:t>
-      </w:r>
+          <w:b/>
+          <w:bCs/>
+        </w:rPr>
+      </w:pPr>
+      <w:r>
+        <w:rPr>
+          <w:b/>
+          <w:bCs/>
+        </w:rPr>
+        <w:t xml:space="preserve">Pasos en </w:t>
+      </w:r>
+      <w:proofErr w:type="spellStart"/>
+      <w:r>
+        <w:rPr>
+          <w:b/>
+          <w:bCs/>
+        </w:rPr>
+        <w:t>Swagger</w:t>
+      </w:r>
+      <w:proofErr w:type="spellEnd"/>
     </w:p>
     <w:p>
       <w:pPr>
@@ -2960,7 +3900,23 @@
           <w:b/>
           <w:bCs/>
         </w:rPr>
-        <w:t>DELETE /Servicios_Soporte/Documento/{id}</w:t>
+        <w:t>DELETE /</w:t>
+      </w:r>
+      <w:proofErr w:type="spellStart"/>
+      <w:r>
+        <w:rPr>
+          <w:b/>
+          <w:bCs/>
+        </w:rPr>
+        <w:t>Servicios_Soporte</w:t>
+      </w:r>
+      <w:proofErr w:type="spellEnd"/>
+      <w:r>
+        <w:rPr>
+          <w:b/>
+          <w:bCs/>
+        </w:rPr>
+        <w:t>/Documento/{id}</w:t>
       </w:r>
       <w:r>
         <w:t>.</w:t>
@@ -2973,18 +3929,56 @@
           <w:numId w:val="21"/>
         </w:numPr>
         <w:spacing w:after="200"/>
-      </w:pPr>
-      <w:r>
-        <w:t xml:space="preserve">Dar clic en </w:t>
-      </w:r>
-      <w:r>
-        <w:rPr>
-          <w:b/>
-          <w:bCs/>
+        <w:rPr>
+          <w:lang w:val="en-US"/>
+        </w:rPr>
+      </w:pPr>
+      <w:r>
+        <w:rPr>
+          <w:lang w:val="en-US"/>
+        </w:rPr>
+        <w:t xml:space="preserve">Dar </w:t>
+      </w:r>
+      <w:proofErr w:type="spellStart"/>
+      <w:r>
+        <w:rPr>
+          <w:lang w:val="en-US"/>
+        </w:rPr>
+        <w:t>clic</w:t>
+      </w:r>
+      <w:proofErr w:type="spellEnd"/>
+      <w:r>
+        <w:rPr>
+          <w:lang w:val="en-US"/>
+        </w:rPr>
+        <w:t xml:space="preserve"> </w:t>
+      </w:r>
+      <w:proofErr w:type="spellStart"/>
+      <w:r>
+        <w:rPr>
+          <w:lang w:val="en-US"/>
+        </w:rPr>
+        <w:t>en</w:t>
+      </w:r>
+      <w:proofErr w:type="spellEnd"/>
+      <w:r>
+        <w:rPr>
+          <w:lang w:val="en-US"/>
+        </w:rPr>
+        <w:t xml:space="preserve"> </w:t>
+      </w:r>
+      <w:r>
+        <w:rPr>
+          <w:b/>
+          <w:bCs/>
+          <w:lang w:val="en-US"/>
         </w:rPr>
         <w:t>Try it out</w:t>
       </w:r>
       <w:r>
+        <w:rPr>
+          <w:lang w:val="en-US"/>
+        </w:rPr>
         <w:t>.</w:t>
       </w:r>
     </w:p>
@@ -3021,6 +4015,7 @@
       <w:r>
         <w:t xml:space="preserve">Presionar </w:t>
       </w:r>
+      <w:proofErr w:type="spellStart"/>
       <w:r>
         <w:rPr>
           <w:b/>
@@ -3028,6 +4023,7 @@
         </w:rPr>
         <w:t>Execute</w:t>
       </w:r>
+      <w:proofErr w:type="spellEnd"/>
       <w:r>
         <w:t>.</w:t>
       </w:r>
@@ -3048,8 +4044,17 @@
           <w:b/>
           <w:bCs/>
         </w:rPr>
-        <w:t>Response body</w:t>
-      </w:r>
+        <w:t xml:space="preserve">Response </w:t>
+      </w:r>
+      <w:proofErr w:type="spellStart"/>
+      <w:r>
+        <w:rPr>
+          <w:b/>
+          <w:bCs/>
+        </w:rPr>
+        <w:t>body</w:t>
+      </w:r>
+      <w:proofErr w:type="spellEnd"/>
       <w:r>
         <w:t xml:space="preserve"> para confirmar la eliminación.</w:t>
       </w:r>
@@ -3073,7 +4078,15 @@
         <w:ind w:left="720"/>
       </w:pPr>
       <w:r>
-        <w:t>/Servicios_Soporte/Documento/68b0eab5c86b8df36bdb5583</w:t>
+        <w:t>/</w:t>
+      </w:r>
+      <w:proofErr w:type="spellStart"/>
+      <w:r>
+        <w:t>Servicios_Soporte</w:t>
+      </w:r>
+      <w:proofErr w:type="spellEnd"/>
+      <w:r>
+        <w:t>/Documento/68b0eab5c86b8df36bdb5583</w:t>
       </w:r>
     </w:p>
     <w:p>
@@ -3091,32 +4104,157 @@
     </w:p>
     <w:p>
       <w:pPr>
+        <w:pStyle w:val="Codigo"/>
+      </w:pPr>
+      <w:r>
+        <w:t>{</w:t>
+      </w:r>
+    </w:p>
+    <w:p>
+      <w:pPr>
+        <w:pStyle w:val="Codigo"/>
+      </w:pPr>
+      <w:r>
+        <w:t xml:space="preserve">  "</w:t>
+      </w:r>
+      <w:proofErr w:type="spellStart"/>
+      <w:r>
+        <w:t>message</w:t>
+      </w:r>
+      <w:proofErr w:type="spellEnd"/>
+      <w:r>
+        <w:t>": "El documento con ID 68b0eab5c86b8df36bdb5583 fue eliminado correctamente."</w:t>
+      </w:r>
+    </w:p>
+    <w:p>
+      <w:pPr>
+        <w:pStyle w:val="Codigo"/>
+      </w:pPr>
+      <w:r>
+        <w:t>}</w:t>
+      </w:r>
+    </w:p>
+    <w:p>
+      <w:pPr>
+        <w:pStyle w:val="Ttulo2"/>
+      </w:pPr>
+      <w:r>
+        <w:rPr>
+          <w:b/>
+          <w:bCs/>
+          <w:sz w:val="28"/>
+          <w:szCs w:val="28"/>
+        </w:rPr>
+        <w:t>8.</w:t>
+      </w:r>
+      <w:r>
+        <w:rPr>
+          <w:b/>
+          <w:bCs/>
+          <w:sz w:val="28"/>
+          <w:szCs w:val="28"/>
+        </w:rPr>
+        <w:t xml:space="preserve"> Paso </w:t>
+      </w:r>
+      <w:r>
+        <w:rPr>
+          <w:b/>
+          <w:bCs/>
+          <w:sz w:val="28"/>
+          <w:szCs w:val="28"/>
+        </w:rPr>
+        <w:t>4</w:t>
+      </w:r>
+      <w:r>
+        <w:rPr>
+          <w:b/>
+          <w:bCs/>
+          <w:sz w:val="28"/>
+          <w:szCs w:val="28"/>
+        </w:rPr>
+        <w:t xml:space="preserve"> – Pruebas</w:t>
+      </w:r>
+      <w:r>
+        <w:rPr>
+          <w:b/>
+          <w:bCs/>
+          <w:sz w:val="28"/>
+          <w:szCs w:val="28"/>
+        </w:rPr>
+        <w:t xml:space="preserve"> para las aplicaciones</w:t>
+      </w:r>
+    </w:p>
+    <w:p>
+      <w:pPr>
+        <w:spacing w:after="200"/>
+        <w:rPr>
+          <w:b/>
+          <w:bCs/>
+        </w:rPr>
+      </w:pPr>
+      <w:r>
+        <w:rPr>
+          <w:rFonts w:ascii="Segoe UI Emoji" w:hAnsi="Segoe UI Emoji" w:cs="Segoe UI Emoji"/>
+          <w:b/>
+          <w:bCs/>
+        </w:rPr>
+        <w:t>🔹</w:t>
+      </w:r>
+      <w:r>
+        <w:rPr>
+          <w:b/>
+          <w:bCs/>
+        </w:rPr>
+        <w:t xml:space="preserve"> 1. Consultar el listado de aplicaciones (GET)</w:t>
+      </w:r>
+    </w:p>
+    <w:p>
+      <w:pPr>
         <w:spacing w:after="200"/>
         <w:ind w:left="720"/>
-        <w:rPr>
-          <w:color w:val="156082" w:themeColor="accent1"/>
-        </w:rPr>
-      </w:pPr>
-      <w:r>
-        <w:rPr>
-          <w:color w:val="156082" w:themeColor="accent1"/>
-        </w:rPr>
-        <w:t>{</w:t>
+      </w:pPr>
+      <w:proofErr w:type="spellStart"/>
+      <w:r>
+        <w:rPr>
+          <w:b/>
+          <w:bCs/>
+        </w:rPr>
+        <w:t>Endpoint</w:t>
+      </w:r>
+      <w:proofErr w:type="spellEnd"/>
+      <w:r>
+        <w:rPr>
+          <w:b/>
+          <w:bCs/>
+        </w:rPr>
+        <w:t>:</w:t>
+      </w:r>
+      <w:r>
+        <w:t>/</w:t>
+      </w:r>
+      <w:proofErr w:type="spellStart"/>
+      <w:r>
+        <w:t>Servicios_Soporte</w:t>
+      </w:r>
+      <w:proofErr w:type="spellEnd"/>
+      <w:r>
+        <w:t>/Aplicaciones</w:t>
       </w:r>
     </w:p>
     <w:p>
       <w:pPr>
         <w:spacing w:after="200"/>
         <w:ind w:left="720"/>
-        <w:rPr>
-          <w:color w:val="156082" w:themeColor="accent1"/>
-        </w:rPr>
-      </w:pPr>
-      <w:r>
-        <w:rPr>
-          <w:color w:val="156082" w:themeColor="accent1"/>
-        </w:rPr>
-        <w:t xml:space="preserve">  "message": "El documento con ID 68b0eab5c86b8df36bdb5583 fue eliminado correctamente."</w:t>
+      </w:pPr>
+      <w:r>
+        <w:rPr>
+          <w:b/>
+          <w:bCs/>
+        </w:rPr>
+        <w:t>Descripción:</w:t>
+      </w:r>
+      <w:r>
+        <w:t xml:space="preserve"> Obtiene todas las aplicaciones registradas por la empresa.</w:t>
       </w:r>
     </w:p>
     <w:p>
@@ -3124,159 +4262,32 @@
         <w:spacing w:after="200"/>
         <w:ind w:left="720"/>
         <w:rPr>
-          <w:color w:val="156082" w:themeColor="accent1"/>
-        </w:rPr>
-      </w:pPr>
-      <w:r>
-        <w:rPr>
-          <w:color w:val="156082" w:themeColor="accent1"/>
-        </w:rPr>
-        <w:t>}</w:t>
-      </w:r>
-    </w:p>
-    <w:p>
-      <w:pPr>
-        <w:pStyle w:val="Ttulo2"/>
-        <w:rPr>
-          <w:lang w:val="en-US"/>
-        </w:rPr>
-      </w:pPr>
-      <w:r>
-        <w:rPr>
-          <w:b/>
-          <w:bCs/>
-          <w:sz w:val="28"/>
-          <w:szCs w:val="28"/>
-        </w:rPr>
-        <w:lastRenderedPageBreak/>
-        <w:t>8</w:t>
-      </w:r>
-      <w:r>
-        <w:rPr>
-          <w:b/>
-          <w:bCs/>
-          <w:sz w:val="28"/>
-          <w:szCs w:val="28"/>
-        </w:rPr>
-        <w:t>.</w:t>
-      </w:r>
-      <w:r>
-        <w:rPr>
-          <w:b/>
-          <w:bCs/>
-          <w:sz w:val="28"/>
-          <w:szCs w:val="28"/>
-        </w:rPr>
-        <w:t xml:space="preserve"> Paso </w:t>
-      </w:r>
-      <w:r>
-        <w:rPr>
-          <w:b/>
-          <w:bCs/>
-          <w:sz w:val="28"/>
-          <w:szCs w:val="28"/>
-        </w:rPr>
-        <w:t>4</w:t>
-      </w:r>
-      <w:r>
-        <w:rPr>
-          <w:b/>
-          <w:bCs/>
-          <w:sz w:val="28"/>
-          <w:szCs w:val="28"/>
-        </w:rPr>
-        <w:t xml:space="preserve"> – Pruebas</w:t>
-      </w:r>
-      <w:r>
-        <w:rPr>
-          <w:b/>
-          <w:bCs/>
-          <w:sz w:val="28"/>
-          <w:szCs w:val="28"/>
-        </w:rPr>
-        <w:t xml:space="preserve"> para l</w:t>
-      </w:r>
-      <w:r>
-        <w:rPr>
-          <w:b/>
-          <w:bCs/>
-          <w:sz w:val="28"/>
-          <w:szCs w:val="28"/>
-        </w:rPr>
-        <w:t>as aplicaciones</w:t>
-      </w:r>
-    </w:p>
-    <w:p>
-      <w:pPr>
-        <w:spacing w:after="200"/>
-        <w:rPr>
-          <w:b/>
-          <w:bCs/>
-        </w:rPr>
-      </w:pPr>
-      <w:r>
-        <w:rPr>
-          <w:rFonts w:ascii="Segoe UI Emoji" w:hAnsi="Segoe UI Emoji" w:cs="Segoe UI Emoji"/>
-          <w:b/>
-          <w:bCs/>
-        </w:rPr>
-        <w:t>🔹</w:t>
-      </w:r>
-      <w:r>
-        <w:rPr>
-          <w:b/>
-          <w:bCs/>
-        </w:rPr>
-        <w:t xml:space="preserve"> 1. Consultar el listado de aplicaciones (GET)</w:t>
-      </w:r>
-    </w:p>
-    <w:p>
-      <w:pPr>
-        <w:spacing w:after="200"/>
-        <w:ind w:left="720"/>
-      </w:pPr>
-      <w:r>
-        <w:rPr>
-          <w:b/>
-          <w:bCs/>
-        </w:rPr>
-        <w:t>Endpoint:</w:t>
-      </w:r>
-      <w:r>
-        <w:t>/Servicios_Soporte/Aplicaciones</w:t>
-      </w:r>
-    </w:p>
-    <w:p>
-      <w:pPr>
-        <w:spacing w:after="200"/>
-        <w:ind w:left="720"/>
-      </w:pPr>
-      <w:r>
-        <w:rPr>
-          <w:b/>
-          <w:bCs/>
-        </w:rPr>
-        <w:t>Descripción:</w:t>
-      </w:r>
-      <w:r>
-        <w:t xml:space="preserve"> Obtiene todas las aplicaciones registradas por la empresa.</w:t>
-      </w:r>
-    </w:p>
-    <w:p>
-      <w:pPr>
-        <w:spacing w:after="200"/>
-        <w:ind w:left="720"/>
-        <w:rPr>
-          <w:b/>
-          <w:bCs/>
-        </w:rPr>
-      </w:pPr>
-      <w:r>
-        <w:rPr>
-          <w:b/>
-          <w:bCs/>
-        </w:rPr>
-        <w:t>Pasos en Swagger:</w:t>
+          <w:b/>
+          <w:bCs/>
+        </w:rPr>
+      </w:pPr>
+      <w:r>
+        <w:rPr>
+          <w:b/>
+          <w:bCs/>
+        </w:rPr>
+        <w:t xml:space="preserve">Pasos en </w:t>
+      </w:r>
+      <w:proofErr w:type="spellStart"/>
+      <w:r>
+        <w:rPr>
+          <w:b/>
+          <w:bCs/>
+        </w:rPr>
+        <w:t>Swagger</w:t>
+      </w:r>
+      <w:proofErr w:type="spellEnd"/>
+      <w:r>
+        <w:rPr>
+          <w:b/>
+          <w:bCs/>
+        </w:rPr>
+        <w:t>:</w:t>
       </w:r>
     </w:p>
     <w:p>
@@ -3288,8 +4299,17 @@
         <w:spacing w:after="200"/>
       </w:pPr>
       <w:r>
-        <w:t xml:space="preserve">Abrir Swagger y ubicar la sección </w:t>
-      </w:r>
+        <w:t xml:space="preserve">Abrir </w:t>
+      </w:r>
+      <w:proofErr w:type="spellStart"/>
+      <w:r>
+        <w:t>Swagger</w:t>
+      </w:r>
+      <w:proofErr w:type="spellEnd"/>
+      <w:r>
+        <w:t xml:space="preserve"> y ubicar la sección </w:t>
+      </w:r>
+      <w:proofErr w:type="spellStart"/>
       <w:r>
         <w:rPr>
           <w:b/>
@@ -3297,6 +4317,7 @@
         </w:rPr>
         <w:t>Servicios_Soporte</w:t>
       </w:r>
+      <w:proofErr w:type="spellEnd"/>
       <w:r>
         <w:t>.</w:t>
       </w:r>
@@ -3310,7 +4331,15 @@
         <w:spacing w:after="200"/>
       </w:pPr>
       <w:r>
-        <w:t xml:space="preserve">Localizar el endpoint </w:t>
+        <w:t xml:space="preserve">Localizar el </w:t>
+      </w:r>
+      <w:proofErr w:type="spellStart"/>
+      <w:r>
+        <w:t>endpoint</w:t>
+      </w:r>
+      <w:proofErr w:type="spellEnd"/>
+      <w:r>
+        <w:t xml:space="preserve"> </w:t>
       </w:r>
       <w:r>
         <w:rPr>
@@ -3339,8 +4368,33 @@
           <w:b/>
           <w:bCs/>
         </w:rPr>
-        <w:t>Try it out</w:t>
-      </w:r>
+        <w:t xml:space="preserve">Try </w:t>
+      </w:r>
+      <w:proofErr w:type="spellStart"/>
+      <w:r>
+        <w:rPr>
+          <w:b/>
+          <w:bCs/>
+        </w:rPr>
+        <w:t>it</w:t>
+      </w:r>
+      <w:proofErr w:type="spellEnd"/>
+      <w:r>
+        <w:rPr>
+          <w:b/>
+          <w:bCs/>
+        </w:rPr>
+        <w:t xml:space="preserve"> </w:t>
+      </w:r>
+      <w:proofErr w:type="spellStart"/>
+      <w:r>
+        <w:rPr>
+          <w:b/>
+          <w:bCs/>
+        </w:rPr>
+        <w:t>out</w:t>
+      </w:r>
+      <w:proofErr w:type="spellEnd"/>
       <w:r>
         <w:t>.</w:t>
       </w:r>
@@ -3356,6 +4410,7 @@
       <w:r>
         <w:t xml:space="preserve">Presionar </w:t>
       </w:r>
+      <w:proofErr w:type="spellStart"/>
       <w:r>
         <w:rPr>
           <w:b/>
@@ -3363,6 +4418,7 @@
         </w:rPr>
         <w:t>Execute</w:t>
       </w:r>
+      <w:proofErr w:type="spellEnd"/>
       <w:r>
         <w:t>.</w:t>
       </w:r>
@@ -3380,6 +4436,11 @@
       </w:r>
     </w:p>
     <w:p>
+      <w:r>
+        <w:br w:type="page"/>
+      </w:r>
+    </w:p>
+    <w:p>
       <w:pPr>
         <w:spacing w:after="200"/>
         <w:ind w:left="720"/>
@@ -3389,215 +4450,176 @@
           <w:b/>
           <w:bCs/>
         </w:rPr>
+        <w:lastRenderedPageBreak/>
         <w:t>Ejemplo de respuesta:</w:t>
+      </w:r>
+    </w:p>
+    <w:p>
+      <w:pPr>
+        <w:pStyle w:val="Codigo"/>
+      </w:pPr>
+      <w:r>
+        <w:t>[  {</w:t>
+      </w:r>
+    </w:p>
+    <w:p>
+      <w:pPr>
+        <w:pStyle w:val="Codigo"/>
+      </w:pPr>
+      <w:r>
+        <w:t xml:space="preserve">    "id": "68b0eab5c86b8df36bdb5583",</w:t>
+      </w:r>
+    </w:p>
+    <w:p>
+      <w:pPr>
+        <w:pStyle w:val="Codigo"/>
+      </w:pPr>
+      <w:r>
+        <w:t xml:space="preserve">    "nombre": "Sistema Contable",</w:t>
+      </w:r>
+    </w:p>
+    <w:p>
+      <w:pPr>
+        <w:pStyle w:val="Codigo"/>
+      </w:pPr>
+      <w:r>
+        <w:t xml:space="preserve">    "</w:t>
+      </w:r>
+      <w:proofErr w:type="spellStart"/>
+      <w:r>
+        <w:t>version</w:t>
+      </w:r>
+      <w:proofErr w:type="spellEnd"/>
+      <w:r>
+        <w:t>": "1.2.0",</w:t>
+      </w:r>
+    </w:p>
+    <w:p>
+      <w:pPr>
+        <w:pStyle w:val="Codigo"/>
+      </w:pPr>
+      <w:r>
+        <w:t xml:space="preserve">    "</w:t>
+      </w:r>
+      <w:proofErr w:type="spellStart"/>
+      <w:r>
+        <w:t>fechaAprobada</w:t>
+      </w:r>
+      <w:proofErr w:type="spellEnd"/>
+      <w:r>
+        <w:t>": "2024-09-15T00:00:00",</w:t>
+      </w:r>
+    </w:p>
+    <w:p>
+      <w:pPr>
+        <w:pStyle w:val="Codigo"/>
+      </w:pPr>
+      <w:r>
+        <w:t xml:space="preserve">    "</w:t>
+      </w:r>
+      <w:proofErr w:type="spellStart"/>
+      <w:r>
+        <w:t>descripcion</w:t>
+      </w:r>
+      <w:proofErr w:type="spellEnd"/>
+      <w:r>
+        <w:t>": "Aplicación de gestión contable"</w:t>
+      </w:r>
+    </w:p>
+    <w:p>
+      <w:pPr>
+        <w:pStyle w:val="Codigo"/>
+      </w:pPr>
+      <w:r>
+        <w:t xml:space="preserve">  },  {</w:t>
+      </w:r>
+    </w:p>
+    <w:p>
+      <w:pPr>
+        <w:pStyle w:val="Codigo"/>
+      </w:pPr>
+      <w:r>
+        <w:t xml:space="preserve">    "id": "68b0eab5c86b8df36bdb5599",</w:t>
+      </w:r>
+    </w:p>
+    <w:p>
+      <w:pPr>
+        <w:pStyle w:val="Codigo"/>
+      </w:pPr>
+      <w:r>
+        <w:t xml:space="preserve">    "nombre": "CRM Ventas",</w:t>
+      </w:r>
+    </w:p>
+    <w:p>
+      <w:pPr>
+        <w:pStyle w:val="Codigo"/>
+      </w:pPr>
+      <w:r>
+        <w:t xml:space="preserve">    "</w:t>
+      </w:r>
+      <w:proofErr w:type="spellStart"/>
+      <w:r>
+        <w:t>version</w:t>
+      </w:r>
+      <w:proofErr w:type="spellEnd"/>
+      <w:r>
+        <w:t>": "3.5.1",</w:t>
+      </w:r>
+    </w:p>
+    <w:p>
+      <w:pPr>
+        <w:pStyle w:val="Codigo"/>
+      </w:pPr>
+      <w:r>
+        <w:t xml:space="preserve">    "</w:t>
+      </w:r>
+      <w:proofErr w:type="spellStart"/>
+      <w:r>
+        <w:t>fechaAprobada</w:t>
+      </w:r>
+      <w:proofErr w:type="spellEnd"/>
+      <w:r>
+        <w:t>": "2024-09-20T00:00:00",</w:t>
+      </w:r>
+    </w:p>
+    <w:p>
+      <w:pPr>
+        <w:pStyle w:val="Codigo"/>
+      </w:pPr>
+      <w:r>
+        <w:t xml:space="preserve">    "</w:t>
+      </w:r>
+      <w:proofErr w:type="spellStart"/>
+      <w:r>
+        <w:t>descripcion</w:t>
+      </w:r>
+      <w:proofErr w:type="spellEnd"/>
+      <w:r>
+        <w:t>": "Aplicación para control de clientes"</w:t>
+      </w:r>
+    </w:p>
+    <w:p>
+      <w:pPr>
+        <w:pStyle w:val="Codigo"/>
+      </w:pPr>
+      <w:r>
+        <w:t xml:space="preserve">  }]</w:t>
       </w:r>
     </w:p>
     <w:p>
       <w:pPr>
         <w:spacing w:after="200"/>
         <w:ind w:left="720"/>
-        <w:rPr>
-          <w:color w:val="156082" w:themeColor="accent1"/>
-        </w:rPr>
-      </w:pPr>
-      <w:r>
-        <w:rPr>
-          <w:color w:val="156082" w:themeColor="accent1"/>
-        </w:rPr>
-        <w:t>[  {</w:t>
+      </w:pPr>
+      <w:r>
+        <w:pict w14:anchorId="4864E7CD">
+          <v:rect id="_x0000_i1216" style="width:0;height:1.5pt" o:hralign="center" o:hrstd="t" o:hr="t" fillcolor="#a0a0a0" stroked="f"/>
+        </w:pict>
       </w:r>
     </w:p>
     <w:p>
       <w:pPr>
         <w:spacing w:after="200"/>
-        <w:ind w:left="720"/>
-        <w:rPr>
-          <w:color w:val="156082" w:themeColor="accent1"/>
-        </w:rPr>
-      </w:pPr>
-      <w:r>
-        <w:rPr>
-          <w:color w:val="156082" w:themeColor="accent1"/>
-        </w:rPr>
-        <w:t xml:space="preserve">    "id": "68b0eab5c86b8df36bdb5583",</w:t>
-      </w:r>
-    </w:p>
-    <w:p>
-      <w:pPr>
-        <w:spacing w:after="200"/>
-        <w:ind w:left="720"/>
-        <w:rPr>
-          <w:color w:val="156082" w:themeColor="accent1"/>
-        </w:rPr>
-      </w:pPr>
-      <w:r>
-        <w:rPr>
-          <w:color w:val="156082" w:themeColor="accent1"/>
-        </w:rPr>
-        <w:t xml:space="preserve">    "nombre": "Sistema Contable",</w:t>
-      </w:r>
-    </w:p>
-    <w:p>
-      <w:pPr>
-        <w:spacing w:after="200"/>
-        <w:ind w:left="720"/>
-        <w:rPr>
-          <w:color w:val="156082" w:themeColor="accent1"/>
-        </w:rPr>
-      </w:pPr>
-      <w:r>
-        <w:rPr>
-          <w:color w:val="156082" w:themeColor="accent1"/>
-        </w:rPr>
-        <w:t xml:space="preserve">    "version": "1.2.0",</w:t>
-      </w:r>
-    </w:p>
-    <w:p>
-      <w:pPr>
-        <w:spacing w:after="200"/>
-        <w:ind w:left="720"/>
-        <w:rPr>
-          <w:color w:val="156082" w:themeColor="accent1"/>
-        </w:rPr>
-      </w:pPr>
-      <w:r>
-        <w:rPr>
-          <w:color w:val="156082" w:themeColor="accent1"/>
-        </w:rPr>
-        <w:t xml:space="preserve">    "fechaAprobada": "2024-09-15T00:00:00",</w:t>
-      </w:r>
-    </w:p>
-    <w:p>
-      <w:pPr>
-        <w:spacing w:after="200"/>
-        <w:ind w:left="720"/>
-        <w:rPr>
-          <w:color w:val="156082" w:themeColor="accent1"/>
-        </w:rPr>
-      </w:pPr>
-      <w:r>
-        <w:rPr>
-          <w:color w:val="156082" w:themeColor="accent1"/>
-        </w:rPr>
-        <w:t xml:space="preserve">    "descripcion": "Aplicación de gestión contable"</w:t>
-      </w:r>
-    </w:p>
-    <w:p>
-      <w:pPr>
-        <w:spacing w:after="200"/>
-        <w:ind w:left="720"/>
-        <w:rPr>
-          <w:color w:val="156082" w:themeColor="accent1"/>
-        </w:rPr>
-      </w:pPr>
-      <w:r>
-        <w:rPr>
-          <w:color w:val="156082" w:themeColor="accent1"/>
-        </w:rPr>
-        <w:t xml:space="preserve">  },  {</w:t>
-      </w:r>
-    </w:p>
-    <w:p>
-      <w:pPr>
-        <w:spacing w:after="200"/>
-        <w:ind w:left="720"/>
-        <w:rPr>
-          <w:color w:val="156082" w:themeColor="accent1"/>
-        </w:rPr>
-      </w:pPr>
-      <w:r>
-        <w:rPr>
-          <w:color w:val="156082" w:themeColor="accent1"/>
-        </w:rPr>
-        <w:t xml:space="preserve">    "id": "68b0eab5c86b8df36bdb5599",</w:t>
-      </w:r>
-    </w:p>
-    <w:p>
-      <w:pPr>
-        <w:spacing w:after="200"/>
-        <w:ind w:left="720"/>
-        <w:rPr>
-          <w:color w:val="156082" w:themeColor="accent1"/>
-        </w:rPr>
-      </w:pPr>
-      <w:r>
-        <w:rPr>
-          <w:color w:val="156082" w:themeColor="accent1"/>
-        </w:rPr>
-        <w:t xml:space="preserve">    "nombre": "CRM Ventas",</w:t>
-      </w:r>
-    </w:p>
-    <w:p>
-      <w:pPr>
-        <w:spacing w:after="200"/>
-        <w:ind w:left="720"/>
-        <w:rPr>
-          <w:color w:val="156082" w:themeColor="accent1"/>
-        </w:rPr>
-      </w:pPr>
-      <w:r>
-        <w:rPr>
-          <w:color w:val="156082" w:themeColor="accent1"/>
-        </w:rPr>
-        <w:t xml:space="preserve">    "version": "3.5.1",</w:t>
-      </w:r>
-    </w:p>
-    <w:p>
-      <w:pPr>
-        <w:spacing w:after="200"/>
-        <w:ind w:left="720"/>
-        <w:rPr>
-          <w:color w:val="156082" w:themeColor="accent1"/>
-        </w:rPr>
-      </w:pPr>
-      <w:r>
-        <w:rPr>
-          <w:color w:val="156082" w:themeColor="accent1"/>
-        </w:rPr>
-        <w:t xml:space="preserve">    "fechaAprobada": "2024-09-20T00:00:00",</w:t>
-      </w:r>
-    </w:p>
-    <w:p>
-      <w:pPr>
-        <w:spacing w:after="200"/>
-        <w:ind w:left="720"/>
-        <w:rPr>
-          <w:color w:val="156082" w:themeColor="accent1"/>
-        </w:rPr>
-      </w:pPr>
-      <w:r>
-        <w:rPr>
-          <w:color w:val="156082" w:themeColor="accent1"/>
-        </w:rPr>
-        <w:t xml:space="preserve">    "descripcion": "Aplicación para control de clientes"</w:t>
-      </w:r>
-    </w:p>
-    <w:p>
-      <w:pPr>
-        <w:spacing w:after="200"/>
-        <w:ind w:left="720"/>
-      </w:pPr>
-      <w:r>
-        <w:rPr>
-          <w:color w:val="156082" w:themeColor="accent1"/>
-        </w:rPr>
-        <w:t xml:space="preserve">  }]</w:t>
-      </w:r>
-    </w:p>
-    <w:p>
-      <w:pPr>
-        <w:spacing w:after="200"/>
-        <w:ind w:left="720"/>
-      </w:pPr>
-      <w:r>
-        <w:pict w14:anchorId="4864E7CD">
-          <v:rect id="_x0000_i1078" style="width:0;height:1.5pt" o:hralign="center" o:hrstd="t" o:hr="t" fillcolor="#a0a0a0" stroked="f"/>
-        </w:pict>
-      </w:r>
-    </w:p>
-    <w:p>
-      <w:pPr>
-        <w:spacing w:after="200"/>
         <w:rPr>
           <w:b/>
           <w:bCs/>
@@ -3609,7 +4631,6 @@
           <w:b/>
           <w:bCs/>
         </w:rPr>
-        <w:lastRenderedPageBreak/>
         <w:t>🔹</w:t>
       </w:r>
       <w:r>
@@ -3625,12 +4646,21 @@
         <w:spacing w:after="200"/>
         <w:ind w:left="708"/>
       </w:pPr>
-      <w:r>
-        <w:rPr>
-          <w:b/>
-          <w:bCs/>
-        </w:rPr>
-        <w:t>Endpoint:</w:t>
+      <w:proofErr w:type="spellStart"/>
+      <w:r>
+        <w:rPr>
+          <w:b/>
+          <w:bCs/>
+        </w:rPr>
+        <w:t>Endpoint</w:t>
+      </w:r>
+      <w:proofErr w:type="spellEnd"/>
+      <w:r>
+        <w:rPr>
+          <w:b/>
+          <w:bCs/>
+        </w:rPr>
+        <w:t>:</w:t>
       </w:r>
       <w:r>
         <w:rPr>
@@ -3640,8 +4670,21 @@
         <w:t xml:space="preserve"> </w:t>
       </w:r>
       <w:r>
-        <w:t>/Servicios_Soporte/Aplicacion</w:t>
-      </w:r>
+        <w:t>/</w:t>
+      </w:r>
+      <w:proofErr w:type="spellStart"/>
+      <w:r>
+        <w:t>Servicios_Soporte</w:t>
+      </w:r>
+      <w:proofErr w:type="spellEnd"/>
+      <w:r>
+        <w:t>/</w:t>
+      </w:r>
+      <w:proofErr w:type="spellStart"/>
+      <w:r>
+        <w:t>Aplicacion</w:t>
+      </w:r>
+      <w:proofErr w:type="spellEnd"/>
     </w:p>
     <w:p>
       <w:pPr>
@@ -3687,7 +4730,23 @@
           <w:b/>
           <w:bCs/>
         </w:rPr>
-        <w:t>Pasos en Swagger:</w:t>
+        <w:t xml:space="preserve">Pasos en </w:t>
+      </w:r>
+      <w:proofErr w:type="spellStart"/>
+      <w:r>
+        <w:rPr>
+          <w:b/>
+          <w:bCs/>
+        </w:rPr>
+        <w:t>Swagger</w:t>
+      </w:r>
+      <w:proofErr w:type="spellEnd"/>
+      <w:r>
+        <w:rPr>
+          <w:b/>
+          <w:bCs/>
+        </w:rPr>
+        <w:t>:</w:t>
       </w:r>
     </w:p>
     <w:p>
@@ -3699,15 +4758,32 @@
         <w:spacing w:after="200"/>
       </w:pPr>
       <w:r>
-        <w:t xml:space="preserve">Ubicar el endpoint </w:t>
-      </w:r>
-      <w:r>
-        <w:rPr>
-          <w:b/>
-          <w:bCs/>
-        </w:rPr>
-        <w:t>POST /Aplicacion</w:t>
-      </w:r>
+        <w:t xml:space="preserve">Ubicar el </w:t>
+      </w:r>
+      <w:proofErr w:type="spellStart"/>
+      <w:r>
+        <w:t>endpoint</w:t>
+      </w:r>
+      <w:proofErr w:type="spellEnd"/>
+      <w:r>
+        <w:t xml:space="preserve"> </w:t>
+      </w:r>
+      <w:r>
+        <w:rPr>
+          <w:b/>
+          <w:bCs/>
+        </w:rPr>
+        <w:t>POST /</w:t>
+      </w:r>
+      <w:proofErr w:type="spellStart"/>
+      <w:r>
+        <w:rPr>
+          <w:b/>
+          <w:bCs/>
+        </w:rPr>
+        <w:t>Aplicacion</w:t>
+      </w:r>
+      <w:proofErr w:type="spellEnd"/>
       <w:r>
         <w:t>.</w:t>
       </w:r>
@@ -3719,18 +4795,56 @@
           <w:numId w:val="32"/>
         </w:numPr>
         <w:spacing w:after="200"/>
-      </w:pPr>
-      <w:r>
-        <w:t xml:space="preserve">Dar clic en </w:t>
-      </w:r>
-      <w:r>
-        <w:rPr>
-          <w:b/>
-          <w:bCs/>
+        <w:rPr>
+          <w:lang w:val="en-US"/>
+        </w:rPr>
+      </w:pPr>
+      <w:r>
+        <w:rPr>
+          <w:lang w:val="en-US"/>
+        </w:rPr>
+        <w:t xml:space="preserve">Dar </w:t>
+      </w:r>
+      <w:proofErr w:type="spellStart"/>
+      <w:r>
+        <w:rPr>
+          <w:lang w:val="en-US"/>
+        </w:rPr>
+        <w:t>clic</w:t>
+      </w:r>
+      <w:proofErr w:type="spellEnd"/>
+      <w:r>
+        <w:rPr>
+          <w:lang w:val="en-US"/>
+        </w:rPr>
+        <w:t xml:space="preserve"> </w:t>
+      </w:r>
+      <w:proofErr w:type="spellStart"/>
+      <w:r>
+        <w:rPr>
+          <w:lang w:val="en-US"/>
+        </w:rPr>
+        <w:t>en</w:t>
+      </w:r>
+      <w:proofErr w:type="spellEnd"/>
+      <w:r>
+        <w:rPr>
+          <w:lang w:val="en-US"/>
+        </w:rPr>
+        <w:t xml:space="preserve"> </w:t>
+      </w:r>
+      <w:r>
+        <w:rPr>
+          <w:b/>
+          <w:bCs/>
+          <w:lang w:val="en-US"/>
         </w:rPr>
         <w:t>Try it out</w:t>
       </w:r>
       <w:r>
+        <w:rPr>
+          <w:lang w:val="en-US"/>
+        </w:rPr>
         <w:t>.</w:t>
       </w:r>
     </w:p>
@@ -3745,13 +4859,31 @@
       <w:r>
         <w:t xml:space="preserve">En el </w:t>
       </w:r>
-      <w:r>
-        <w:rPr>
-          <w:b/>
-          <w:bCs/>
-        </w:rPr>
-        <w:t>Request body</w:t>
-      </w:r>
+      <w:proofErr w:type="spellStart"/>
+      <w:r>
+        <w:rPr>
+          <w:b/>
+          <w:bCs/>
+        </w:rPr>
+        <w:t>Request</w:t>
+      </w:r>
+      <w:proofErr w:type="spellEnd"/>
+      <w:r>
+        <w:rPr>
+          <w:b/>
+          <w:bCs/>
+        </w:rPr>
+        <w:t xml:space="preserve"> </w:t>
+      </w:r>
+      <w:proofErr w:type="spellStart"/>
+      <w:r>
+        <w:rPr>
+          <w:b/>
+          <w:bCs/>
+        </w:rPr>
+        <w:t>body</w:t>
+      </w:r>
+      <w:proofErr w:type="spellEnd"/>
       <w:r>
         <w:t>, capturar los datos de la aplicación en formato JSON.</w:t>
       </w:r>
@@ -3767,6 +4899,7 @@
       <w:r>
         <w:t xml:space="preserve">Presionar </w:t>
       </w:r>
+      <w:proofErr w:type="spellStart"/>
       <w:r>
         <w:rPr>
           <w:b/>
@@ -3774,6 +4907,7 @@
         </w:rPr>
         <w:t>Execute</w:t>
       </w:r>
+      <w:proofErr w:type="spellEnd"/>
       <w:r>
         <w:t>.</w:t>
       </w:r>
@@ -3794,13 +4928,425 @@
       <w:pPr>
         <w:spacing w:after="200"/>
         <w:ind w:left="360"/>
-      </w:pPr>
-      <w:r>
-        <w:rPr>
-          <w:b/>
-          <w:bCs/>
-        </w:rPr>
-        <w:t>Ejemplo de request body:</w:t>
+        <w:rPr>
+          <w:b/>
+          <w:bCs/>
+        </w:rPr>
+      </w:pPr>
+      <w:r>
+        <w:rPr>
+          <w:b/>
+          <w:bCs/>
+        </w:rPr>
+        <w:t xml:space="preserve">Ejemplo de </w:t>
+      </w:r>
+      <w:proofErr w:type="spellStart"/>
+      <w:r>
+        <w:rPr>
+          <w:b/>
+          <w:bCs/>
+        </w:rPr>
+        <w:t>request</w:t>
+      </w:r>
+      <w:proofErr w:type="spellEnd"/>
+      <w:r>
+        <w:rPr>
+          <w:b/>
+          <w:bCs/>
+        </w:rPr>
+        <w:t xml:space="preserve"> </w:t>
+      </w:r>
+      <w:proofErr w:type="spellStart"/>
+      <w:r>
+        <w:rPr>
+          <w:b/>
+          <w:bCs/>
+        </w:rPr>
+        <w:t>body</w:t>
+      </w:r>
+      <w:proofErr w:type="spellEnd"/>
+      <w:r>
+        <w:rPr>
+          <w:b/>
+          <w:bCs/>
+        </w:rPr>
+        <w:t>:</w:t>
+      </w:r>
+    </w:p>
+    <w:p>
+      <w:pPr>
+        <w:rPr>
+          <w:b/>
+          <w:bCs/>
+        </w:rPr>
+      </w:pPr>
+      <w:r>
+        <w:rPr>
+          <w:b/>
+          <w:bCs/>
+        </w:rPr>
+        <w:br w:type="page"/>
+      </w:r>
+    </w:p>
+    <w:p>
+      <w:pPr>
+        <w:spacing w:after="200"/>
+        <w:ind w:left="360"/>
+      </w:pPr>
+    </w:p>
+    <w:p>
+      <w:pPr>
+        <w:pStyle w:val="Codigo"/>
+      </w:pPr>
+      <w:r>
+        <w:t>[</w:t>
+      </w:r>
+    </w:p>
+    <w:p>
+      <w:pPr>
+        <w:pStyle w:val="Codigo"/>
+      </w:pPr>
+      <w:r>
+        <w:t xml:space="preserve">  </w:t>
+      </w:r>
+      <w:r>
+        <w:t>{</w:t>
+      </w:r>
+    </w:p>
+    <w:p>
+      <w:pPr>
+        <w:pStyle w:val="Codigo"/>
+      </w:pPr>
+      <w:r>
+        <w:t xml:space="preserve">  </w:t>
+      </w:r>
+      <w:r>
+        <w:t xml:space="preserve">  </w:t>
+      </w:r>
+      <w:r>
+        <w:t>"</w:t>
+      </w:r>
+      <w:r>
+        <w:t>id</w:t>
+      </w:r>
+      <w:r>
+        <w:t>": "",</w:t>
+      </w:r>
+    </w:p>
+    <w:p>
+      <w:pPr>
+        <w:pStyle w:val="Codigo"/>
+      </w:pPr>
+      <w:r>
+        <w:t xml:space="preserve">  </w:t>
+      </w:r>
+      <w:r>
+        <w:t xml:space="preserve">  </w:t>
+      </w:r>
+      <w:r>
+        <w:t>"nombre</w:t>
+      </w:r>
+      <w:r>
+        <w:t>Aplicacion</w:t>
+      </w:r>
+      <w:r>
+        <w:t>": "Sistema de Inventarios",</w:t>
+      </w:r>
+    </w:p>
+    <w:p>
+      <w:pPr>
+        <w:pStyle w:val="Codigo"/>
+      </w:pPr>
+      <w:r>
+        <w:t xml:space="preserve">  </w:t>
+      </w:r>
+      <w:r>
+        <w:t xml:space="preserve">  </w:t>
+      </w:r>
+      <w:r>
+        <w:t>"</w:t>
+      </w:r>
+      <w:r>
+        <w:t>modulo</w:t>
+      </w:r>
+      <w:r>
+        <w:t>": "</w:t>
+      </w:r>
+      <w:r>
+        <w:t>Administración</w:t>
+      </w:r>
+      <w:r>
+        <w:t>",</w:t>
+      </w:r>
+    </w:p>
+    <w:p>
+      <w:pPr>
+        <w:pStyle w:val="Codigo"/>
+      </w:pPr>
+      <w:r>
+        <w:t xml:space="preserve">  </w:t>
+      </w:r>
+      <w:r>
+        <w:t xml:space="preserve">  </w:t>
+      </w:r>
+      <w:r>
+        <w:t>"version": "2.0.0",</w:t>
+      </w:r>
+    </w:p>
+    <w:p>
+      <w:pPr>
+        <w:pStyle w:val="Codigo"/>
+      </w:pPr>
+      <w:r>
+        <w:t xml:space="preserve">  </w:t>
+      </w:r>
+      <w:r>
+        <w:t xml:space="preserve">  </w:t>
+      </w:r>
+      <w:r>
+        <w:t>"</w:t>
+      </w:r>
+      <w:r>
+        <w:t>comentarios</w:t>
+      </w:r>
+      <w:r>
+        <w:t>": "</w:t>
+      </w:r>
+      <w:r>
+        <w:t>Se corrigieron errores y se agregó un nuevo reporte</w:t>
+      </w:r>
+      <w:r>
+        <w:t>",</w:t>
+      </w:r>
+    </w:p>
+    <w:p>
+      <w:pPr>
+        <w:pStyle w:val="Codigo"/>
+      </w:pPr>
+      <w:r>
+        <w:t xml:space="preserve">  </w:t>
+      </w:r>
+      <w:r>
+        <w:t xml:space="preserve">  </w:t>
+      </w:r>
+      <w:r>
+        <w:t>"</w:t>
+      </w:r>
+      <w:r>
+        <w:t>documentos</w:t>
+      </w:r>
+      <w:r>
+        <w:t>"</w:t>
+      </w:r>
+      <w:r>
+        <w:t>:[</w:t>
+      </w:r>
+    </w:p>
+    <w:p>
+      <w:pPr>
+        <w:pStyle w:val="Codigo"/>
+      </w:pPr>
+      <w:r>
+        <w:t xml:space="preserve">      {</w:t>
+      </w:r>
+    </w:p>
+    <w:p>
+      <w:pPr>
+        <w:pStyle w:val="Codigo"/>
+      </w:pPr>
+      <w:r>
+        <w:t xml:space="preserve">      </w:t>
+      </w:r>
+      <w:r>
+        <w:t>"nombre": "",</w:t>
+      </w:r>
+    </w:p>
+    <w:p>
+      <w:pPr>
+        <w:pStyle w:val="Codigo"/>
+      </w:pPr>
+      <w:r>
+        <w:t xml:space="preserve">  </w:t>
+      </w:r>
+      <w:r>
+        <w:t xml:space="preserve">    </w:t>
+      </w:r>
+      <w:r>
+        <w:t>"</w:t>
+      </w:r>
+      <w:r>
+        <w:t>descripcion</w:t>
+      </w:r>
+      <w:r>
+        <w:t>": "Contrato",</w:t>
+      </w:r>
+    </w:p>
+    <w:p>
+      <w:pPr>
+        <w:pStyle w:val="Codigo"/>
+      </w:pPr>
+      <w:r>
+        <w:t xml:space="preserve">  </w:t>
+      </w:r>
+      <w:r>
+        <w:t xml:space="preserve">  </w:t>
+      </w:r>
+      <w:r>
+        <w:t xml:space="preserve">  </w:t>
+      </w:r>
+      <w:r>
+        <w:t xml:space="preserve">"urlArchivo": </w:t>
+      </w:r>
+      <w:hyperlink r:id="rId8" w:history="1">
+        <w:r>
+          <w:rPr>
+            <w:rStyle w:val="Hipervnculo"/>
+          </w:rPr>
+          <w:t>https://empresa.com/contrato_v2.pdf</w:t>
+        </w:r>
+      </w:hyperlink>
+    </w:p>
+    <w:p>
+      <w:pPr>
+        <w:pStyle w:val="Codigo"/>
+      </w:pPr>
+      <w:r>
+        <w:t xml:space="preserve">      }</w:t>
+      </w:r>
+    </w:p>
+    <w:p>
+      <w:pPr>
+        <w:pStyle w:val="Codigo"/>
+      </w:pPr>
+      <w:r>
+        <w:t xml:space="preserve">    ], </w:t>
+      </w:r>
+    </w:p>
+    <w:p>
+      <w:pPr>
+        <w:pStyle w:val="Codigo"/>
+      </w:pPr>
+      <w:r>
+        <w:t xml:space="preserve">    </w:t>
+      </w:r>
+      <w:r>
+        <w:t>"</w:t>
+      </w:r>
+      <w:r>
+        <w:t>fechaAprobacion</w:t>
+      </w:r>
+      <w:r>
+        <w:t>": "</w:t>
+      </w:r>
+      <w:r>
+        <w:t>2025-02-05T06:00:00Z</w:t>
+      </w:r>
+      <w:r>
+        <w:t>",</w:t>
+      </w:r>
+    </w:p>
+    <w:p>
+      <w:pPr>
+        <w:pStyle w:val="Codigo"/>
+      </w:pPr>
+      <w:r>
+        <w:t xml:space="preserve">    </w:t>
+      </w:r>
+      <w:r>
+        <w:t>"</w:t>
+      </w:r>
+      <w:r>
+        <w:t>fecha</w:t>
+      </w:r>
+      <w:r>
+        <w:t>EnProduccion</w:t>
+      </w:r>
+      <w:r>
+        <w:t>": "</w:t>
+      </w:r>
+      <w:r>
+        <w:t>2025-02-0</w:t>
+      </w:r>
+      <w:r>
+        <w:t>6</w:t>
+      </w:r>
+      <w:r>
+        <w:t>T06:00:00Z</w:t>
+      </w:r>
+      <w:r>
+        <w:t>",</w:t>
+      </w:r>
+    </w:p>
+    <w:p>
+      <w:pPr>
+        <w:pStyle w:val="Codigo"/>
+      </w:pPr>
+      <w:r>
+        <w:t xml:space="preserve">  </w:t>
+      </w:r>
+      <w:r>
+        <w:t>}</w:t>
+      </w:r>
+    </w:p>
+    <w:p>
+      <w:pPr>
+        <w:pStyle w:val="Codigo"/>
+      </w:pPr>
+      <w:r>
+        <w:t>]</w:t>
+      </w:r>
+    </w:p>
+    <w:p>
+      <w:pPr>
+        <w:spacing w:after="200"/>
+        <w:ind w:firstLine="708"/>
+      </w:pPr>
+      <w:r>
+        <w:rPr>
+          <w:b/>
+          <w:bCs/>
+        </w:rPr>
+        <w:t>Respuesta esperada (200 OK):</w:t>
+      </w:r>
+    </w:p>
+    <w:p>
+      <w:pPr>
+        <w:pStyle w:val="Codigo"/>
+      </w:pPr>
+      <w:r>
+        <w:t>{</w:t>
+      </w:r>
+    </w:p>
+    <w:p>
+      <w:pPr>
+        <w:pStyle w:val="Codigo"/>
+      </w:pPr>
+      <w:r>
+        <w:t xml:space="preserve">  "mensaje": "Aplicación registrada exitosamente",</w:t>
+      </w:r>
+    </w:p>
+    <w:p>
+      <w:pPr>
+        <w:pStyle w:val="Codigo"/>
+      </w:pPr>
+      <w:r>
+        <w:t xml:space="preserve">  "</w:t>
+      </w:r>
+      <w:proofErr w:type="spellStart"/>
+      <w:r>
+        <w:t>idGenerado</w:t>
+      </w:r>
+      <w:proofErr w:type="spellEnd"/>
+      <w:r>
+        <w:t>": "68b0eab5c86b8df36bdb5600"</w:t>
+      </w:r>
+    </w:p>
+    <w:p>
+      <w:pPr>
+        <w:pStyle w:val="Codigo"/>
+      </w:pPr>
+      <w:r>
+        <w:t>}</w:t>
       </w:r>
     </w:p>
     <w:p>
@@ -3809,52 +5355,33 @@
         <w:ind w:left="720"/>
       </w:pPr>
       <w:r>
-        <w:t>{</w:t>
+        <w:pict w14:anchorId="621D8A7F">
+          <v:rect id="_x0000_i1217" style="width:0;height:1.5pt" o:hralign="center" o:hrstd="t" o:hr="t" fillcolor="#a0a0a0" stroked="f"/>
+        </w:pict>
       </w:r>
     </w:p>
     <w:p>
       <w:pPr>
         <w:spacing w:after="200"/>
-        <w:ind w:left="720"/>
-      </w:pPr>
-      <w:r>
-        <w:t xml:space="preserve">  "nombre": "Sistema de Inventarios",</w:t>
-      </w:r>
-    </w:p>
-    <w:p>
-      <w:pPr>
-        <w:spacing w:after="200"/>
-        <w:ind w:left="720"/>
-      </w:pPr>
-      <w:r>
-        <w:t xml:space="preserve">  "version": "2.0.0",</w:t>
-      </w:r>
-    </w:p>
-    <w:p>
-      <w:pPr>
-        <w:spacing w:after="200"/>
-        <w:ind w:left="720"/>
-      </w:pPr>
-      <w:r>
-        <w:t xml:space="preserve">  "fechaAprobada": "2025-01-15T00:00:00",</w:t>
-      </w:r>
-    </w:p>
-    <w:p>
-      <w:pPr>
-        <w:spacing w:after="200"/>
-        <w:ind w:left="720"/>
-      </w:pPr>
-      <w:r>
-        <w:t xml:space="preserve">  "descripcion": "Aplicación para control de inventarios en bodegas"</w:t>
-      </w:r>
-    </w:p>
-    <w:p>
-      <w:pPr>
-        <w:spacing w:after="200"/>
-        <w:ind w:left="720"/>
-      </w:pPr>
-      <w:r>
-        <w:t>}</w:t>
+        <w:rPr>
+          <w:b/>
+          <w:bCs/>
+        </w:rPr>
+      </w:pPr>
+      <w:r>
+        <w:rPr>
+          <w:rFonts w:ascii="Segoe UI Emoji" w:hAnsi="Segoe UI Emoji" w:cs="Segoe UI Emoji"/>
+          <w:b/>
+          <w:bCs/>
+        </w:rPr>
+        <w:t>🔹</w:t>
+      </w:r>
+      <w:r>
+        <w:rPr>
+          <w:b/>
+          <w:bCs/>
+        </w:rPr>
+        <w:t xml:space="preserve"> 3. Actualizar una aplicación (PUT)</w:t>
       </w:r>
     </w:p>
     <w:p>
@@ -3862,142 +5389,55 @@
         <w:spacing w:after="200"/>
         <w:ind w:firstLine="708"/>
       </w:pPr>
-      <w:r>
-        <w:rPr>
-          <w:b/>
-          <w:bCs/>
-        </w:rPr>
-        <w:t>Respuesta esperada (200 OK):</w:t>
-      </w:r>
+      <w:proofErr w:type="spellStart"/>
+      <w:r>
+        <w:rPr>
+          <w:b/>
+          <w:bCs/>
+        </w:rPr>
+        <w:t>Endpoint</w:t>
+      </w:r>
+      <w:proofErr w:type="spellEnd"/>
+      <w:r>
+        <w:rPr>
+          <w:b/>
+          <w:bCs/>
+        </w:rPr>
+        <w:t>:</w:t>
+      </w:r>
+      <w:r>
+        <w:rPr>
+          <w:b/>
+          <w:bCs/>
+        </w:rPr>
+        <w:t xml:space="preserve"> </w:t>
+      </w:r>
+      <w:r>
+        <w:t>/</w:t>
+      </w:r>
+      <w:proofErr w:type="spellStart"/>
+      <w:r>
+        <w:t>Servicios_Soporte</w:t>
+      </w:r>
+      <w:proofErr w:type="spellEnd"/>
+      <w:r>
+        <w:t>/</w:t>
+      </w:r>
+      <w:proofErr w:type="spellStart"/>
+      <w:r>
+        <w:t>Aplicacion</w:t>
+      </w:r>
+      <w:proofErr w:type="spellEnd"/>
     </w:p>
     <w:p>
       <w:pPr>
         <w:spacing w:after="200"/>
-        <w:ind w:left="720"/>
-        <w:rPr>
-          <w:color w:val="156082" w:themeColor="accent1"/>
-        </w:rPr>
-      </w:pPr>
-      <w:r>
-        <w:rPr>
-          <w:color w:val="156082" w:themeColor="accent1"/>
-        </w:rPr>
-        <w:t>{</w:t>
-      </w:r>
-    </w:p>
-    <w:p>
-      <w:pPr>
-        <w:spacing w:after="200"/>
-        <w:ind w:left="720"/>
-        <w:rPr>
-          <w:color w:val="156082" w:themeColor="accent1"/>
-        </w:rPr>
-      </w:pPr>
-      <w:r>
-        <w:rPr>
-          <w:color w:val="156082" w:themeColor="accent1"/>
-        </w:rPr>
-        <w:t xml:space="preserve">  "mensaje": "Aplicación registrada exitosamente",</w:t>
-      </w:r>
-    </w:p>
-    <w:p>
-      <w:pPr>
-        <w:spacing w:after="200"/>
-        <w:ind w:left="720"/>
-        <w:rPr>
-          <w:color w:val="156082" w:themeColor="accent1"/>
-        </w:rPr>
-      </w:pPr>
-      <w:r>
-        <w:rPr>
-          <w:color w:val="156082" w:themeColor="accent1"/>
-        </w:rPr>
-        <w:t xml:space="preserve">  "idGenerado": "68b0eab5c86b8df36bdb5600"</w:t>
-      </w:r>
-    </w:p>
-    <w:p>
-      <w:pPr>
-        <w:spacing w:after="200"/>
-        <w:ind w:left="720"/>
-        <w:rPr>
-          <w:color w:val="156082" w:themeColor="accent1"/>
-        </w:rPr>
-      </w:pPr>
-      <w:r>
-        <w:rPr>
-          <w:color w:val="156082" w:themeColor="accent1"/>
-        </w:rPr>
-        <w:t>}</w:t>
-      </w:r>
-    </w:p>
-    <w:p>
-      <w:pPr>
-        <w:spacing w:after="200"/>
-        <w:ind w:left="720"/>
-      </w:pPr>
-      <w:r>
-        <w:pict w14:anchorId="621D8A7F">
-          <v:rect id="_x0000_i1079" style="width:0;height:1.5pt" o:hralign="center" o:hrstd="t" o:hr="t" fillcolor="#a0a0a0" stroked="f"/>
-        </w:pict>
-      </w:r>
-    </w:p>
-    <w:p>
-      <w:pPr>
-        <w:spacing w:after="200"/>
-        <w:rPr>
-          <w:b/>
-          <w:bCs/>
-        </w:rPr>
-      </w:pPr>
-      <w:r>
-        <w:rPr>
-          <w:rFonts w:ascii="Segoe UI Emoji" w:hAnsi="Segoe UI Emoji" w:cs="Segoe UI Emoji"/>
-          <w:b/>
-          <w:bCs/>
-        </w:rPr>
-        <w:t>🔹</w:t>
-      </w:r>
-      <w:r>
-        <w:rPr>
-          <w:b/>
-          <w:bCs/>
-        </w:rPr>
-        <w:t xml:space="preserve"> 3. Actualizar una aplicación (PUT)</w:t>
-      </w:r>
-    </w:p>
-    <w:p>
-      <w:pPr>
-        <w:spacing w:after="200"/>
-        <w:ind w:firstLine="708"/>
-      </w:pPr>
-      <w:r>
-        <w:rPr>
-          <w:b/>
-          <w:bCs/>
-        </w:rPr>
-        <w:t>Endpoint:</w:t>
-      </w:r>
-      <w:r>
-        <w:rPr>
-          <w:b/>
-          <w:bCs/>
-        </w:rPr>
-        <w:t xml:space="preserve"> </w:t>
-      </w:r>
-      <w:r>
-        <w:t>/Servicios_Soporte/Aplicacion</w:t>
-      </w:r>
-    </w:p>
-    <w:p>
-      <w:pPr>
-        <w:spacing w:after="200"/>
-      </w:pPr>
-      <w:r>
-        <w:rPr>
-          <w:b/>
-          <w:bCs/>
-        </w:rPr>
-        <w:lastRenderedPageBreak/>
+      </w:pPr>
+      <w:r>
+        <w:rPr>
+          <w:b/>
+          <w:bCs/>
+        </w:rPr>
         <w:t>Descripción:</w:t>
       </w:r>
       <w:r>
@@ -4031,7 +5471,23 @@
           <w:b/>
           <w:bCs/>
         </w:rPr>
-        <w:t>Pasos en Swagger:</w:t>
+        <w:t xml:space="preserve">Pasos en </w:t>
+      </w:r>
+      <w:proofErr w:type="spellStart"/>
+      <w:r>
+        <w:rPr>
+          <w:b/>
+          <w:bCs/>
+        </w:rPr>
+        <w:t>Swagger</w:t>
+      </w:r>
+      <w:proofErr w:type="spellEnd"/>
+      <w:r>
+        <w:rPr>
+          <w:b/>
+          <w:bCs/>
+        </w:rPr>
+        <w:t>:</w:t>
       </w:r>
     </w:p>
     <w:p>
@@ -4043,15 +5499,32 @@
         <w:spacing w:after="200"/>
       </w:pPr>
       <w:r>
-        <w:t xml:space="preserve">Ubicar el endpoint </w:t>
-      </w:r>
-      <w:r>
-        <w:rPr>
-          <w:b/>
-          <w:bCs/>
-        </w:rPr>
-        <w:t>PUT /Aplicacion</w:t>
-      </w:r>
+        <w:t xml:space="preserve">Ubicar el </w:t>
+      </w:r>
+      <w:proofErr w:type="spellStart"/>
+      <w:r>
+        <w:t>endpoint</w:t>
+      </w:r>
+      <w:proofErr w:type="spellEnd"/>
+      <w:r>
+        <w:t xml:space="preserve"> </w:t>
+      </w:r>
+      <w:r>
+        <w:rPr>
+          <w:b/>
+          <w:bCs/>
+        </w:rPr>
+        <w:t>PUT /</w:t>
+      </w:r>
+      <w:proofErr w:type="spellStart"/>
+      <w:r>
+        <w:rPr>
+          <w:b/>
+          <w:bCs/>
+        </w:rPr>
+        <w:t>Aplicacion</w:t>
+      </w:r>
+      <w:proofErr w:type="spellEnd"/>
       <w:r>
         <w:t>.</w:t>
       </w:r>
@@ -4063,18 +5536,56 @@
           <w:numId w:val="33"/>
         </w:numPr>
         <w:spacing w:after="200"/>
-      </w:pPr>
-      <w:r>
-        <w:t xml:space="preserve">Dar clic en </w:t>
-      </w:r>
-      <w:r>
-        <w:rPr>
-          <w:b/>
-          <w:bCs/>
+        <w:rPr>
+          <w:lang w:val="en-US"/>
+        </w:rPr>
+      </w:pPr>
+      <w:r>
+        <w:rPr>
+          <w:lang w:val="en-US"/>
+        </w:rPr>
+        <w:t xml:space="preserve">Dar </w:t>
+      </w:r>
+      <w:proofErr w:type="spellStart"/>
+      <w:r>
+        <w:rPr>
+          <w:lang w:val="en-US"/>
+        </w:rPr>
+        <w:t>clic</w:t>
+      </w:r>
+      <w:proofErr w:type="spellEnd"/>
+      <w:r>
+        <w:rPr>
+          <w:lang w:val="en-US"/>
+        </w:rPr>
+        <w:t xml:space="preserve"> </w:t>
+      </w:r>
+      <w:proofErr w:type="spellStart"/>
+      <w:r>
+        <w:rPr>
+          <w:lang w:val="en-US"/>
+        </w:rPr>
+        <w:t>en</w:t>
+      </w:r>
+      <w:proofErr w:type="spellEnd"/>
+      <w:r>
+        <w:rPr>
+          <w:lang w:val="en-US"/>
+        </w:rPr>
+        <w:t xml:space="preserve"> </w:t>
+      </w:r>
+      <w:r>
+        <w:rPr>
+          <w:b/>
+          <w:bCs/>
+          <w:lang w:val="en-US"/>
         </w:rPr>
         <w:t>Try it out</w:t>
       </w:r>
       <w:r>
+        <w:rPr>
+          <w:lang w:val="en-US"/>
+        </w:rPr>
         <w:t>.</w:t>
       </w:r>
     </w:p>
@@ -4101,6 +5612,7 @@
       <w:r>
         <w:t xml:space="preserve">Presionar </w:t>
       </w:r>
+      <w:proofErr w:type="spellStart"/>
       <w:r>
         <w:rPr>
           <w:b/>
@@ -4108,6 +5620,7 @@
         </w:rPr>
         <w:t>Execute</w:t>
       </w:r>
+      <w:proofErr w:type="spellEnd"/>
       <w:r>
         <w:t>.</w:t>
       </w:r>
@@ -4128,22 +5641,697 @@
       <w:pPr>
         <w:spacing w:after="200"/>
         <w:ind w:left="360"/>
-      </w:pPr>
-      <w:r>
-        <w:rPr>
-          <w:b/>
-          <w:bCs/>
-        </w:rPr>
-        <w:t>Ejemplo de request body:</w:t>
+        <w:rPr>
+          <w:b/>
+          <w:bCs/>
+        </w:rPr>
+      </w:pPr>
+      <w:r>
+        <w:rPr>
+          <w:b/>
+          <w:bCs/>
+        </w:rPr>
+        <w:t xml:space="preserve">Ejemplo de </w:t>
+      </w:r>
+      <w:proofErr w:type="spellStart"/>
+      <w:r>
+        <w:rPr>
+          <w:b/>
+          <w:bCs/>
+        </w:rPr>
+        <w:t>request</w:t>
+      </w:r>
+      <w:proofErr w:type="spellEnd"/>
+      <w:r>
+        <w:rPr>
+          <w:b/>
+          <w:bCs/>
+        </w:rPr>
+        <w:t xml:space="preserve"> </w:t>
+      </w:r>
+      <w:proofErr w:type="spellStart"/>
+      <w:r>
+        <w:rPr>
+          <w:b/>
+          <w:bCs/>
+        </w:rPr>
+        <w:t>body</w:t>
+      </w:r>
+      <w:proofErr w:type="spellEnd"/>
+      <w:r>
+        <w:rPr>
+          <w:b/>
+          <w:bCs/>
+        </w:rPr>
+        <w:t>:</w:t>
+      </w:r>
+    </w:p>
+    <w:p>
+      <w:pPr>
+        <w:rPr>
+          <w:b/>
+          <w:bCs/>
+        </w:rPr>
+      </w:pPr>
+      <w:r>
+        <w:rPr>
+          <w:b/>
+          <w:bCs/>
+        </w:rPr>
+        <w:br w:type="page"/>
+      </w:r>
+    </w:p>
+    <w:p>
+      <w:pPr>
+        <w:pStyle w:val="Codigo"/>
+      </w:pPr>
+      <w:r>
+        <w:lastRenderedPageBreak/>
+        <w:t>[</w:t>
+      </w:r>
+    </w:p>
+    <w:p>
+      <w:pPr>
+        <w:pStyle w:val="Codigo"/>
+      </w:pPr>
+      <w:r>
+        <w:t xml:space="preserve">  </w:t>
+      </w:r>
+      <w:r>
+        <w:t>{</w:t>
+      </w:r>
+    </w:p>
+    <w:p>
+      <w:pPr>
+        <w:pStyle w:val="Codigo"/>
+      </w:pPr>
+      <w:r>
+        <w:t xml:space="preserve">    </w:t>
+      </w:r>
+      <w:r>
+        <w:t>"</w:t>
+      </w:r>
+      <w:r>
+        <w:t>id</w:t>
+      </w:r>
+      <w:r>
+        <w:t>": "",</w:t>
+      </w:r>
+    </w:p>
+    <w:p>
+      <w:pPr>
+        <w:pStyle w:val="Codigo"/>
+      </w:pPr>
+      <w:r>
+        <w:t xml:space="preserve">  </w:t>
+      </w:r>
+      <w:r>
+        <w:t xml:space="preserve">  </w:t>
+      </w:r>
+      <w:r>
+        <w:t>"nombre</w:t>
+      </w:r>
+      <w:r>
+        <w:t>Aplicacion</w:t>
+      </w:r>
+      <w:r>
+        <w:t>": "Sistema de Inventarios",</w:t>
+      </w:r>
+    </w:p>
+    <w:p>
+      <w:pPr>
+        <w:pStyle w:val="Codigo"/>
+      </w:pPr>
+      <w:r>
+        <w:t xml:space="preserve">    </w:t>
+      </w:r>
+      <w:r>
+        <w:t>"</w:t>
+      </w:r>
+      <w:r>
+        <w:t>modulo</w:t>
+      </w:r>
+      <w:r>
+        <w:t>": "</w:t>
+      </w:r>
+      <w:r>
+        <w:t>Administración</w:t>
+      </w:r>
+      <w:r>
+        <w:t>",</w:t>
+      </w:r>
+    </w:p>
+    <w:p>
+      <w:pPr>
+        <w:pStyle w:val="Codigo"/>
+      </w:pPr>
+      <w:r>
+        <w:t xml:space="preserve">  </w:t>
+      </w:r>
+      <w:r>
+        <w:t xml:space="preserve">  </w:t>
+      </w:r>
+      <w:r>
+        <w:t>"version": "2.0.0",</w:t>
+      </w:r>
+    </w:p>
+    <w:p>
+      <w:pPr>
+        <w:pStyle w:val="Codigo"/>
+      </w:pPr>
+      <w:r>
+        <w:t xml:space="preserve">    </w:t>
+      </w:r>
+      <w:r>
+        <w:t>"</w:t>
+      </w:r>
+      <w:r>
+        <w:t>comentarios</w:t>
+      </w:r>
+      <w:r>
+        <w:t>": "</w:t>
+      </w:r>
+      <w:r>
+        <w:t>Se corrigieron errores y se agregó un nuevo reporte</w:t>
+      </w:r>
+      <w:r>
+        <w:t>",</w:t>
+      </w:r>
+    </w:p>
+    <w:p>
+      <w:pPr>
+        <w:pStyle w:val="Codigo"/>
+      </w:pPr>
+      <w:r>
+        <w:t xml:space="preserve">  </w:t>
+      </w:r>
+      <w:r>
+        <w:t xml:space="preserve">  </w:t>
+      </w:r>
+      <w:r>
+        <w:t>"</w:t>
+      </w:r>
+      <w:r>
+        <w:t>documentos</w:t>
+      </w:r>
+      <w:r>
+        <w:t>"</w:t>
+      </w:r>
+      <w:r>
+        <w:t>:[</w:t>
+      </w:r>
+    </w:p>
+    <w:p>
+      <w:pPr>
+        <w:pStyle w:val="Codigo"/>
+      </w:pPr>
+      <w:r>
+        <w:t xml:space="preserve">      {</w:t>
+      </w:r>
+    </w:p>
+    <w:p>
+      <w:pPr>
+        <w:pStyle w:val="Codigo"/>
+      </w:pPr>
+      <w:r>
+        <w:t xml:space="preserve">      </w:t>
+      </w:r>
+      <w:r>
+        <w:t>"nombre": "Contrato de servicio de soporte - Versión 2",</w:t>
+      </w:r>
+    </w:p>
+    <w:p>
+      <w:pPr>
+        <w:pStyle w:val="Codigo"/>
+      </w:pPr>
+      <w:r>
+        <w:t xml:space="preserve">  </w:t>
+      </w:r>
+      <w:r>
+        <w:t xml:space="preserve">    </w:t>
+      </w:r>
+      <w:r>
+        <w:t>"</w:t>
+      </w:r>
+      <w:r>
+        <w:t>descripcion</w:t>
+      </w:r>
+      <w:r>
+        <w:t>": "Contrato",</w:t>
+      </w:r>
+    </w:p>
+    <w:p>
+      <w:pPr>
+        <w:pStyle w:val="Codigo"/>
+      </w:pPr>
+      <w:r>
+        <w:t xml:space="preserve">    </w:t>
+      </w:r>
+      <w:r>
+        <w:t xml:space="preserve">  </w:t>
+      </w:r>
+      <w:r>
+        <w:t xml:space="preserve">"urlArchivo": </w:t>
+      </w:r>
+      <w:hyperlink r:id="rId9" w:history="1">
+        <w:r>
+          <w:rPr>
+            <w:rStyle w:val="Hipervnculo"/>
+          </w:rPr>
+          <w:t>https://empresa.com/contrato_v2.pdf</w:t>
+        </w:r>
+      </w:hyperlink>
+    </w:p>
+    <w:p>
+      <w:pPr>
+        <w:pStyle w:val="Codigo"/>
+      </w:pPr>
+      <w:r>
+        <w:t xml:space="preserve">      }</w:t>
+      </w:r>
+    </w:p>
+    <w:p>
+      <w:pPr>
+        <w:pStyle w:val="Codigo"/>
+      </w:pPr>
+      <w:r>
+        <w:t xml:space="preserve">    ], </w:t>
+      </w:r>
+    </w:p>
+    <w:p>
+      <w:pPr>
+        <w:pStyle w:val="Codigo"/>
+      </w:pPr>
+      <w:r>
+        <w:t xml:space="preserve">    </w:t>
+      </w:r>
+      <w:r>
+        <w:t>"</w:t>
+      </w:r>
+      <w:r>
+        <w:t>fechaAprobacion</w:t>
+      </w:r>
+      <w:r>
+        <w:t>": "</w:t>
+      </w:r>
+      <w:r>
+        <w:t>2025-02-05T06:00:00Z</w:t>
+      </w:r>
+      <w:r>
+        <w:t>",</w:t>
+      </w:r>
+    </w:p>
+    <w:p>
+      <w:pPr>
+        <w:pStyle w:val="Codigo"/>
+      </w:pPr>
+      <w:r>
+        <w:t xml:space="preserve">    </w:t>
+      </w:r>
+      <w:r>
+        <w:t>"</w:t>
+      </w:r>
+      <w:r>
+        <w:t>fechaEnProduccion</w:t>
+      </w:r>
+      <w:r>
+        <w:t>": "</w:t>
+      </w:r>
+      <w:r>
+        <w:t>2025-02-06T06:00:00Z</w:t>
+      </w:r>
+      <w:r>
+        <w:t>",</w:t>
+      </w:r>
+    </w:p>
+    <w:p>
+      <w:pPr>
+        <w:pStyle w:val="Codigo"/>
+      </w:pPr>
+      <w:r>
+        <w:t xml:space="preserve">  </w:t>
+      </w:r>
+      <w:r>
+        <w:t>}</w:t>
+      </w:r>
+    </w:p>
+    <w:p>
+      <w:pPr>
+        <w:pStyle w:val="Codigo"/>
+      </w:pPr>
+      <w:r>
+        <w:t>]</w:t>
+      </w:r>
+    </w:p>
+    <w:p>
+      <w:pPr>
+        <w:spacing w:after="200"/>
+        <w:ind w:firstLine="708"/>
+      </w:pPr>
+      <w:r>
+        <w:rPr>
+          <w:b/>
+          <w:bCs/>
+        </w:rPr>
+        <w:t>Respuesta esperada (200 OK):</w:t>
+      </w:r>
+    </w:p>
+    <w:p>
+      <w:pPr>
+        <w:pStyle w:val="Codigo"/>
+      </w:pPr>
+      <w:r>
+        <w:t>{</w:t>
+      </w:r>
+    </w:p>
+    <w:p>
+      <w:pPr>
+        <w:pStyle w:val="Codigo"/>
+      </w:pPr>
+      <w:r>
+        <w:t xml:space="preserve">  "mensaje": "Aplicación actualizada correctamente"</w:t>
+      </w:r>
+    </w:p>
+    <w:p>
+      <w:pPr>
+        <w:pStyle w:val="Codigo"/>
+      </w:pPr>
+      <w:r>
+        <w:t>}</w:t>
+      </w:r>
+    </w:p>
+    <w:p>
+      <w:bookmarkStart w:id="8" w:name="paso-4-productos"/>
+      <w:bookmarkStart w:id="9" w:name="actualizar-put-2"/>
+      <w:bookmarkEnd w:id="6"/>
+      <w:bookmarkEnd w:id="7"/>
+      <w:r>
+        <w:pict w14:anchorId="48D486B8">
+          <v:rect id="_x0000_i1220" style="width:0;height:1.5pt" o:hralign="center" o:bullet="t" o:hrstd="t" o:hr="t"/>
+        </w:pict>
+      </w:r>
+    </w:p>
+    <w:p>
+      <w:pPr>
+        <w:spacing w:after="200"/>
+        <w:rPr>
+          <w:b/>
+          <w:bCs/>
+        </w:rPr>
+      </w:pPr>
+      <w:r>
+        <w:rPr>
+          <w:b/>
+          <w:bCs/>
+        </w:rPr>
+        <w:t>DELETE /</w:t>
+      </w:r>
+      <w:proofErr w:type="spellStart"/>
+      <w:r>
+        <w:rPr>
+          <w:b/>
+          <w:bCs/>
+        </w:rPr>
+        <w:t>Servicios_Soporte</w:t>
+      </w:r>
+      <w:proofErr w:type="spellEnd"/>
+      <w:r>
+        <w:rPr>
+          <w:b/>
+          <w:bCs/>
+        </w:rPr>
+        <w:t>/</w:t>
+      </w:r>
+      <w:bookmarkStart w:id="10" w:name="_Hlk208231158"/>
+      <w:proofErr w:type="spellStart"/>
+      <w:r>
+        <w:rPr>
+          <w:b/>
+          <w:bCs/>
+        </w:rPr>
+        <w:t>Aplicacion</w:t>
+      </w:r>
+      <w:bookmarkEnd w:id="10"/>
+      <w:proofErr w:type="spellEnd"/>
+      <w:r>
+        <w:rPr>
+          <w:b/>
+          <w:bCs/>
+        </w:rPr>
+        <w:t>/{id}</w:t>
+      </w:r>
+    </w:p>
+    <w:p>
+      <w:pPr>
+        <w:spacing w:after="200"/>
+        <w:ind w:firstLine="708"/>
+      </w:pPr>
+      <w:r>
+        <w:rPr>
+          <w:b/>
+          <w:bCs/>
+        </w:rPr>
+        <w:t>Función:</w:t>
+      </w:r>
+      <w:r>
+        <w:t xml:space="preserve"> Eliminar un documento de la base de datos.</w:t>
       </w:r>
     </w:p>
     <w:p>
       <w:pPr>
         <w:spacing w:after="200"/>
         <w:ind w:left="720"/>
-      </w:pPr>
-      <w:r>
-        <w:t>{</w:t>
+        <w:rPr>
+          <w:b/>
+          <w:bCs/>
+        </w:rPr>
+      </w:pPr>
+      <w:r>
+        <w:rPr>
+          <w:b/>
+          <w:bCs/>
+        </w:rPr>
+        <w:t xml:space="preserve">Pasos en </w:t>
+      </w:r>
+      <w:proofErr w:type="spellStart"/>
+      <w:r>
+        <w:rPr>
+          <w:b/>
+          <w:bCs/>
+        </w:rPr>
+        <w:t>Swagger</w:t>
+      </w:r>
+      <w:proofErr w:type="spellEnd"/>
+    </w:p>
+    <w:p>
+      <w:pPr>
+        <w:numPr>
+          <w:ilvl w:val="0"/>
+          <w:numId w:val="21"/>
+        </w:numPr>
+        <w:spacing w:after="200"/>
+      </w:pPr>
+      <w:r>
+        <w:t xml:space="preserve">Ubicar el método </w:t>
+      </w:r>
+      <w:r>
+        <w:rPr>
+          <w:b/>
+          <w:bCs/>
+        </w:rPr>
+        <w:t>DELETE /</w:t>
+      </w:r>
+      <w:proofErr w:type="spellStart"/>
+      <w:r>
+        <w:rPr>
+          <w:b/>
+          <w:bCs/>
+        </w:rPr>
+        <w:t>Servicios_Soporte</w:t>
+      </w:r>
+      <w:proofErr w:type="spellEnd"/>
+      <w:r>
+        <w:rPr>
+          <w:b/>
+          <w:bCs/>
+        </w:rPr>
+        <w:t>/</w:t>
+      </w:r>
+      <w:r>
+        <w:rPr>
+          <w:b/>
+          <w:bCs/>
+        </w:rPr>
+        <w:t xml:space="preserve"> </w:t>
+      </w:r>
+      <w:proofErr w:type="spellStart"/>
+      <w:r>
+        <w:rPr>
+          <w:b/>
+          <w:bCs/>
+        </w:rPr>
+        <w:t>Aplicacion</w:t>
+      </w:r>
+      <w:proofErr w:type="spellEnd"/>
+      <w:r>
+        <w:rPr>
+          <w:b/>
+          <w:bCs/>
+        </w:rPr>
+        <w:t xml:space="preserve"> </w:t>
+      </w:r>
+      <w:r>
+        <w:rPr>
+          <w:b/>
+          <w:bCs/>
+        </w:rPr>
+        <w:t>/{id}</w:t>
+      </w:r>
+      <w:r>
+        <w:t>.</w:t>
+      </w:r>
+    </w:p>
+    <w:p>
+      <w:pPr>
+        <w:numPr>
+          <w:ilvl w:val="0"/>
+          <w:numId w:val="21"/>
+        </w:numPr>
+        <w:spacing w:after="200"/>
+        <w:rPr>
+          <w:lang w:val="en-US"/>
+        </w:rPr>
+      </w:pPr>
+      <w:r>
+        <w:rPr>
+          <w:lang w:val="en-US"/>
+        </w:rPr>
+        <w:t xml:space="preserve">Dar </w:t>
+      </w:r>
+      <w:proofErr w:type="spellStart"/>
+      <w:r>
+        <w:rPr>
+          <w:lang w:val="en-US"/>
+        </w:rPr>
+        <w:t>clic</w:t>
+      </w:r>
+      <w:proofErr w:type="spellEnd"/>
+      <w:r>
+        <w:rPr>
+          <w:lang w:val="en-US"/>
+        </w:rPr>
+        <w:t xml:space="preserve"> </w:t>
+      </w:r>
+      <w:proofErr w:type="spellStart"/>
+      <w:r>
+        <w:rPr>
+          <w:lang w:val="en-US"/>
+        </w:rPr>
+        <w:t>en</w:t>
+      </w:r>
+      <w:proofErr w:type="spellEnd"/>
+      <w:r>
+        <w:rPr>
+          <w:lang w:val="en-US"/>
+        </w:rPr>
+        <w:t xml:space="preserve"> </w:t>
+      </w:r>
+      <w:r>
+        <w:rPr>
+          <w:b/>
+          <w:bCs/>
+          <w:lang w:val="en-US"/>
+        </w:rPr>
+        <w:t>Try it out</w:t>
+      </w:r>
+      <w:r>
+        <w:rPr>
+          <w:lang w:val="en-US"/>
+        </w:rPr>
+        <w:t>.</w:t>
+      </w:r>
+    </w:p>
+    <w:p>
+      <w:pPr>
+        <w:numPr>
+          <w:ilvl w:val="0"/>
+          <w:numId w:val="21"/>
+        </w:numPr>
+        <w:spacing w:after="200"/>
+      </w:pPr>
+      <w:r>
+        <w:t xml:space="preserve">En el campo </w:t>
+      </w:r>
+      <w:r>
+        <w:rPr>
+          <w:b/>
+          <w:bCs/>
+        </w:rPr>
+        <w:t>id</w:t>
+      </w:r>
+      <w:r>
+        <w:t>, escribir el identificador de</w:t>
+      </w:r>
+      <w:r>
+        <w:t xml:space="preserve"> la aplicación </w:t>
+      </w:r>
+      <w:r>
+        <w:t>que se quiere eliminar.</w:t>
+      </w:r>
+    </w:p>
+    <w:p>
+      <w:pPr>
+        <w:numPr>
+          <w:ilvl w:val="0"/>
+          <w:numId w:val="21"/>
+        </w:numPr>
+        <w:spacing w:after="200"/>
+      </w:pPr>
+      <w:r>
+        <w:t xml:space="preserve">Presionar </w:t>
+      </w:r>
+      <w:proofErr w:type="spellStart"/>
+      <w:r>
+        <w:rPr>
+          <w:b/>
+          <w:bCs/>
+        </w:rPr>
+        <w:t>Execute</w:t>
+      </w:r>
+      <w:proofErr w:type="spellEnd"/>
+      <w:r>
+        <w:t>.</w:t>
+      </w:r>
+    </w:p>
+    <w:p>
+      <w:pPr>
+        <w:numPr>
+          <w:ilvl w:val="0"/>
+          <w:numId w:val="21"/>
+        </w:numPr>
+        <w:spacing w:after="200"/>
+      </w:pPr>
+      <w:r>
+        <w:t xml:space="preserve">Revisar el </w:t>
+      </w:r>
+      <w:r>
+        <w:rPr>
+          <w:b/>
+          <w:bCs/>
+        </w:rPr>
+        <w:t xml:space="preserve">Response </w:t>
+      </w:r>
+      <w:proofErr w:type="spellStart"/>
+      <w:r>
+        <w:rPr>
+          <w:b/>
+          <w:bCs/>
+        </w:rPr>
+        <w:t>body</w:t>
+      </w:r>
+      <w:proofErr w:type="spellEnd"/>
+      <w:r>
+        <w:t xml:space="preserve"> para confirmar la eliminación.</w:t>
       </w:r>
     </w:p>
     <w:p>
@@ -4152,7 +6340,11 @@
         <w:ind w:left="720"/>
       </w:pPr>
       <w:r>
-        <w:t xml:space="preserve">  "id": "68b0eab5c86b8df36bdb5600",</w:t>
+        <w:rPr>
+          <w:b/>
+          <w:bCs/>
+        </w:rPr>
+        <w:t>Ejemplo de ejecución:</w:t>
       </w:r>
     </w:p>
     <w:p>
@@ -4161,7 +6353,23 @@
         <w:ind w:left="720"/>
       </w:pPr>
       <w:r>
-        <w:t xml:space="preserve">  "nombre": "Sistema de Inventarios",</w:t>
+        <w:t>/</w:t>
+      </w:r>
+      <w:proofErr w:type="spellStart"/>
+      <w:r>
+        <w:t>Servicios_Soporte</w:t>
+      </w:r>
+      <w:proofErr w:type="spellEnd"/>
+      <w:r>
+        <w:t>/</w:t>
+      </w:r>
+      <w:proofErr w:type="spellStart"/>
+      <w:r>
+        <w:t>Aplicacion</w:t>
+      </w:r>
+      <w:proofErr w:type="spellEnd"/>
+      <w:r>
+        <w:t>/68b0eab5c86b8df36bdb5583</w:t>
       </w:r>
     </w:p>
     <w:p>
@@ -4170,53 +6378,16 @@
         <w:ind w:left="720"/>
       </w:pPr>
       <w:r>
-        <w:t xml:space="preserve">  "version": "2.1.0",</w:t>
-      </w:r>
-    </w:p>
-    <w:p>
-      <w:pPr>
-        <w:spacing w:after="200"/>
-        <w:ind w:left="720"/>
-      </w:pPr>
-      <w:r>
-        <w:t xml:space="preserve">  "fechaAprobada": "2025-02-01T00:00:00",</w:t>
-      </w:r>
-    </w:p>
-    <w:p>
-      <w:pPr>
-        <w:spacing w:after="200"/>
-        <w:ind w:left="720"/>
-      </w:pPr>
-      <w:r>
-        <w:t xml:space="preserve">  "descripcion": "Aplicación para control de inventarios con mejoras de seguridad"</w:t>
-      </w:r>
-    </w:p>
-    <w:p>
-      <w:pPr>
-        <w:spacing w:after="200"/>
-        <w:ind w:left="720"/>
-      </w:pPr>
-      <w:r>
-        <w:t>}</w:t>
-      </w:r>
-    </w:p>
-    <w:p>
-      <w:pPr>
-        <w:spacing w:after="200"/>
-        <w:ind w:firstLine="708"/>
-      </w:pPr>
-      <w:r>
-        <w:rPr>
-          <w:b/>
-          <w:bCs/>
-        </w:rPr>
-        <w:t>Respuesta esperada (200 OK):</w:t>
-      </w:r>
-    </w:p>
-    <w:p>
-      <w:pPr>
-        <w:spacing w:after="200"/>
-        <w:ind w:left="720"/>
+        <w:rPr>
+          <w:b/>
+          <w:bCs/>
+        </w:rPr>
+        <w:t>Ejemplo de Response (200 OK):</w:t>
+      </w:r>
+    </w:p>
+    <w:p>
+      <w:pPr>
+        <w:pStyle w:val="Codigo"/>
       </w:pPr>
       <w:r>
         <w:t>{</w:t>
@@ -4224,18 +6395,25 @@
     </w:p>
     <w:p>
       <w:pPr>
-        <w:spacing w:after="200"/>
-        <w:ind w:left="720"/>
-      </w:pPr>
-      <w:r>
-        <w:t xml:space="preserve">  "mensaje": "Aplicación actualizada correctamente"</w:t>
-      </w:r>
-    </w:p>
-    <w:p>
-      <w:pPr>
-        <w:spacing w:after="200"/>
-        <w:ind w:left="720"/>
-      </w:pPr>
+        <w:pStyle w:val="Codigo"/>
+      </w:pPr>
+      <w:r>
+        <w:t xml:space="preserve">  "message": "</w:t>
+      </w:r>
+      <w:r>
+        <w:t>La</w:t>
+      </w:r>
+      <w:r>
+        <w:t xml:space="preserve"> </w:t>
+      </w:r>
+      <w:r>
+        <w:t>aplicación</w:t>
+      </w:r>
+      <w:r>
+        <w:t xml:space="preserve"> con ID 68b0eab5c86b8df36bdb5583 fue eliminado correctamente."</w:t>
+      </w:r>
+    </w:p>
+    <w:p>
       <w:r>
         <w:t>}</w:t>
       </w:r>
@@ -4250,9 +6428,9 @@
           <w:szCs w:val="28"/>
         </w:rPr>
       </w:pPr>
-      <w:bookmarkStart w:id="8" w:name="paso-3-pruebas"/>
-      <w:bookmarkEnd w:id="6"/>
-      <w:bookmarkEnd w:id="7"/>
+      <w:bookmarkStart w:id="11" w:name="códigos-de-estado-y-respuestas"/>
+      <w:bookmarkEnd w:id="8"/>
+      <w:bookmarkEnd w:id="9"/>
       <w:r>
         <w:rPr>
           <w:b/>
@@ -4260,2283 +6438,7 @@
           <w:sz w:val="28"/>
           <w:szCs w:val="28"/>
         </w:rPr>
-        <w:t>9</w:t>
-      </w:r>
-      <w:r>
-        <w:rPr>
-          <w:b/>
-          <w:bCs/>
-          <w:sz w:val="28"/>
-          <w:szCs w:val="28"/>
-        </w:rPr>
-        <w:t>.</w:t>
-      </w:r>
-      <w:r>
-        <w:rPr>
-          <w:b/>
-          <w:bCs/>
-          <w:sz w:val="28"/>
-          <w:szCs w:val="28"/>
-        </w:rPr>
-        <w:t xml:space="preserve"> Paso </w:t>
-      </w:r>
-      <w:r>
-        <w:rPr>
-          <w:b/>
-          <w:bCs/>
-          <w:sz w:val="28"/>
-          <w:szCs w:val="28"/>
-        </w:rPr>
-        <w:t>5</w:t>
-      </w:r>
-      <w:r>
-        <w:rPr>
-          <w:b/>
-          <w:bCs/>
-          <w:sz w:val="28"/>
-          <w:szCs w:val="28"/>
-        </w:rPr>
-        <w:t xml:space="preserve"> – </w:t>
-      </w:r>
-      <w:r>
-        <w:rPr>
-          <w:b/>
-          <w:bCs/>
-          <w:sz w:val="28"/>
-          <w:szCs w:val="28"/>
-        </w:rPr>
-        <w:t>Actividades</w:t>
-      </w:r>
-    </w:p>
-    <w:p>
-      <w:pPr>
-        <w:spacing w:after="200"/>
-        <w:rPr>
-          <w:b/>
-          <w:bCs/>
-        </w:rPr>
-      </w:pPr>
-      <w:bookmarkStart w:id="9" w:name="paso-4-productos"/>
-      <w:bookmarkStart w:id="10" w:name="actualizar-put-2"/>
-      <w:bookmarkEnd w:id="8"/>
-      <w:r>
-        <w:rPr>
-          <w:b/>
-          <w:bCs/>
-        </w:rPr>
-        <w:t xml:space="preserve">Actividad </w:t>
-      </w:r>
-      <w:r>
-        <w:rPr>
-          <w:b/>
-          <w:bCs/>
-        </w:rPr>
-        <w:t>1 – Consultar documentos registrados</w:t>
-      </w:r>
-    </w:p>
-    <w:p>
-      <w:pPr>
-        <w:spacing w:after="200"/>
-      </w:pPr>
-      <w:r>
-        <w:rPr>
-          <w:b/>
-          <w:bCs/>
-        </w:rPr>
-        <w:t>Objetivo:</w:t>
-      </w:r>
-      <w:r>
-        <w:t xml:space="preserve"> Familiarizarse con Swagger y ver los documentos existentes en la base de datos.</w:t>
-      </w:r>
-    </w:p>
-    <w:p>
-      <w:pPr>
-        <w:spacing w:after="200"/>
-        <w:rPr>
-          <w:b/>
-          <w:bCs/>
-        </w:rPr>
-      </w:pPr>
-      <w:r>
-        <w:rPr>
-          <w:b/>
-          <w:bCs/>
-        </w:rPr>
-        <w:t>Instrucciones</w:t>
-      </w:r>
-    </w:p>
-    <w:p>
-      <w:pPr>
-        <w:numPr>
-          <w:ilvl w:val="0"/>
-          <w:numId w:val="22"/>
-        </w:numPr>
-        <w:spacing w:after="200"/>
-      </w:pPr>
-      <w:r>
-        <w:t xml:space="preserve">Ingresar a la URL del </w:t>
-      </w:r>
-      <w:r>
-        <w:rPr>
-          <w:b/>
-          <w:bCs/>
-        </w:rPr>
-        <w:t>Swagger</w:t>
-      </w:r>
-      <w:r>
-        <w:t xml:space="preserve"> de la API.</w:t>
-      </w:r>
-    </w:p>
-    <w:p>
-      <w:pPr>
-        <w:numPr>
-          <w:ilvl w:val="0"/>
-          <w:numId w:val="22"/>
-        </w:numPr>
-        <w:spacing w:after="200"/>
-      </w:pPr>
-      <w:r>
-        <w:t xml:space="preserve">Ir a la sección </w:t>
-      </w:r>
-      <w:r>
-        <w:rPr>
-          <w:b/>
-          <w:bCs/>
-        </w:rPr>
-        <w:t>Servicios_Soporte</w:t>
-      </w:r>
-      <w:r>
-        <w:t>.</w:t>
-      </w:r>
-    </w:p>
-    <w:p>
-      <w:pPr>
-        <w:numPr>
-          <w:ilvl w:val="0"/>
-          <w:numId w:val="22"/>
-        </w:numPr>
-        <w:spacing w:after="200"/>
-      </w:pPr>
-      <w:r>
         <w:lastRenderedPageBreak/>
-        <w:t xml:space="preserve">Seleccionar el endpoint </w:t>
-      </w:r>
-      <w:r>
-        <w:rPr>
-          <w:b/>
-          <w:bCs/>
-        </w:rPr>
-        <w:t>GET /Servicios_Soporte/Documentos</w:t>
-      </w:r>
-      <w:r>
-        <w:t>.</w:t>
-      </w:r>
-    </w:p>
-    <w:p>
-      <w:pPr>
-        <w:numPr>
-          <w:ilvl w:val="0"/>
-          <w:numId w:val="22"/>
-        </w:numPr>
-        <w:spacing w:after="200"/>
-      </w:pPr>
-      <w:r>
-        <w:t xml:space="preserve">Dar clic en </w:t>
-      </w:r>
-      <w:r>
-        <w:rPr>
-          <w:b/>
-          <w:bCs/>
-        </w:rPr>
-        <w:t>Try it out</w:t>
-      </w:r>
-      <w:r>
-        <w:t xml:space="preserve"> y luego en </w:t>
-      </w:r>
-      <w:r>
-        <w:rPr>
-          <w:b/>
-          <w:bCs/>
-        </w:rPr>
-        <w:t>Execute</w:t>
-      </w:r>
-      <w:r>
-        <w:t>.</w:t>
-      </w:r>
-    </w:p>
-    <w:p>
-      <w:pPr>
-        <w:numPr>
-          <w:ilvl w:val="0"/>
-          <w:numId w:val="22"/>
-        </w:numPr>
-        <w:spacing w:after="200"/>
-      </w:pPr>
-      <w:r>
-        <w:t xml:space="preserve">Revisar la lista de documentos que aparece en el </w:t>
-      </w:r>
-      <w:r>
-        <w:rPr>
-          <w:b/>
-          <w:bCs/>
-        </w:rPr>
-        <w:t>Response body</w:t>
-      </w:r>
-      <w:r>
-        <w:t>.</w:t>
-      </w:r>
-    </w:p>
-    <w:p>
-      <w:pPr>
-        <w:spacing w:after="200"/>
-        <w:ind w:left="720"/>
-        <w:rPr>
-          <w:b/>
-          <w:bCs/>
-        </w:rPr>
-      </w:pPr>
-      <w:r>
-        <w:rPr>
-          <w:b/>
-          <w:bCs/>
-        </w:rPr>
-        <w:t>Resultado esperado</w:t>
-      </w:r>
-    </w:p>
-    <w:p>
-      <w:pPr>
-        <w:spacing w:after="200"/>
-        <w:ind w:left="720"/>
-      </w:pPr>
-      <w:r>
-        <w:t>Debe mostrarse un arreglo JSON con los documentos registrados. Ejemplo:</w:t>
-      </w:r>
-    </w:p>
-    <w:p>
-      <w:pPr>
-        <w:spacing w:after="200"/>
-        <w:ind w:left="720"/>
-        <w:rPr>
-          <w:color w:val="156082" w:themeColor="accent1"/>
-        </w:rPr>
-      </w:pPr>
-      <w:r>
-        <w:rPr>
-          <w:color w:val="156082" w:themeColor="accent1"/>
-        </w:rPr>
-        <w:t>[  {  "id": "68add076e810d88ff04dcb21",</w:t>
-      </w:r>
-    </w:p>
-    <w:p>
-      <w:pPr>
-        <w:spacing w:after="200"/>
-        <w:ind w:left="720"/>
-        <w:rPr>
-          <w:color w:val="156082" w:themeColor="accent1"/>
-        </w:rPr>
-      </w:pPr>
-      <w:r>
-        <w:rPr>
-          <w:color w:val="156082" w:themeColor="accent1"/>
-        </w:rPr>
-        <w:t xml:space="preserve">    "nombreDocumento": "Manual de usuario para el Sistema de Inspección a Distancia",</w:t>
-      </w:r>
-    </w:p>
-    <w:p>
-      <w:pPr>
-        <w:spacing w:after="200"/>
-        <w:ind w:left="720"/>
-        <w:rPr>
-          <w:color w:val="156082" w:themeColor="accent1"/>
-        </w:rPr>
-      </w:pPr>
-      <w:r>
-        <w:rPr>
-          <w:color w:val="156082" w:themeColor="accent1"/>
-        </w:rPr>
-        <w:t xml:space="preserve">    "tipoDocumento": "ManualUsuario",</w:t>
-      </w:r>
-    </w:p>
-    <w:p>
-      <w:pPr>
-        <w:spacing w:after="200"/>
-        <w:ind w:left="720"/>
-        <w:rPr>
-          <w:color w:val="156082" w:themeColor="accent1"/>
-        </w:rPr>
-      </w:pPr>
-      <w:r>
-        <w:rPr>
-          <w:color w:val="156082" w:themeColor="accent1"/>
-        </w:rPr>
-        <w:t xml:space="preserve">    "urlArchivo": "http://10.44</w:t>
-      </w:r>
-      <w:r>
-        <w:rPr>
-          <w:color w:val="156082" w:themeColor="accent1"/>
-        </w:rPr>
-        <w:t>....</w:t>
-      </w:r>
-      <w:r>
-        <w:rPr>
-          <w:color w:val="156082" w:themeColor="accent1"/>
-        </w:rPr>
-        <w:t>"</w:t>
-      </w:r>
-    </w:p>
-    <w:p>
-      <w:pPr>
-        <w:spacing w:after="200"/>
-        <w:ind w:left="720"/>
-        <w:rPr>
-          <w:color w:val="156082" w:themeColor="accent1"/>
-        </w:rPr>
-      </w:pPr>
-      <w:r>
-        <w:rPr>
-          <w:color w:val="156082" w:themeColor="accent1"/>
-        </w:rPr>
-        <w:t xml:space="preserve">  }]</w:t>
-      </w:r>
-    </w:p>
-    <w:p>
-      <w:pPr>
-        <w:spacing w:after="200"/>
-        <w:ind w:left="720"/>
-      </w:pPr>
-    </w:p>
-    <w:p>
-      <w:pPr>
-        <w:spacing w:after="200"/>
-        <w:rPr>
-          <w:b/>
-          <w:bCs/>
-        </w:rPr>
-      </w:pPr>
-      <w:r>
-        <w:rPr>
-          <w:b/>
-          <w:bCs/>
-        </w:rPr>
-        <w:t>Actividad</w:t>
-      </w:r>
-      <w:r>
-        <w:rPr>
-          <w:b/>
-          <w:bCs/>
-        </w:rPr>
-        <w:t xml:space="preserve"> 2 – Registrar un nuevo documento</w:t>
-      </w:r>
-    </w:p>
-    <w:p>
-      <w:pPr>
-        <w:spacing w:after="200"/>
-      </w:pPr>
-      <w:r>
-        <w:rPr>
-          <w:b/>
-          <w:bCs/>
-        </w:rPr>
-        <w:t>Objetivo:</w:t>
-      </w:r>
-      <w:r>
-        <w:t xml:space="preserve"> Aprender a usar un </w:t>
-      </w:r>
-      <w:r>
-        <w:rPr>
-          <w:b/>
-          <w:bCs/>
-        </w:rPr>
-        <w:t>POST</w:t>
-      </w:r>
-      <w:r>
-        <w:t xml:space="preserve"> en Swagger para agregar registros.</w:t>
-      </w:r>
-    </w:p>
-    <w:p>
-      <w:pPr>
-        <w:spacing w:after="200"/>
-        <w:rPr>
-          <w:b/>
-          <w:bCs/>
-        </w:rPr>
-      </w:pPr>
-      <w:r>
-        <w:rPr>
-          <w:b/>
-          <w:bCs/>
-        </w:rPr>
-        <w:t>Instrucciones</w:t>
-      </w:r>
-    </w:p>
-    <w:p>
-      <w:pPr>
-        <w:numPr>
-          <w:ilvl w:val="0"/>
-          <w:numId w:val="23"/>
-        </w:numPr>
-        <w:spacing w:after="200"/>
-      </w:pPr>
-      <w:r>
-        <w:t xml:space="preserve">Seleccionar el endpoint </w:t>
-      </w:r>
-      <w:r>
-        <w:rPr>
-          <w:b/>
-          <w:bCs/>
-        </w:rPr>
-        <w:t>POST /Servicios_Soporte/Documento</w:t>
-      </w:r>
-      <w:r>
-        <w:t>.</w:t>
-      </w:r>
-    </w:p>
-    <w:p>
-      <w:pPr>
-        <w:numPr>
-          <w:ilvl w:val="0"/>
-          <w:numId w:val="23"/>
-        </w:numPr>
-        <w:spacing w:after="200"/>
-      </w:pPr>
-      <w:r>
-        <w:t xml:space="preserve">Dar clic en </w:t>
-      </w:r>
-      <w:r>
-        <w:rPr>
-          <w:b/>
-          <w:bCs/>
-        </w:rPr>
-        <w:t>Try it out</w:t>
-      </w:r>
-      <w:r>
-        <w:t>.</w:t>
-      </w:r>
-    </w:p>
-    <w:p>
-      <w:pPr>
-        <w:numPr>
-          <w:ilvl w:val="0"/>
-          <w:numId w:val="23"/>
-        </w:numPr>
-        <w:spacing w:after="200"/>
-      </w:pPr>
-      <w:r>
-        <w:t xml:space="preserve">En el </w:t>
-      </w:r>
-      <w:r>
-        <w:rPr>
-          <w:b/>
-          <w:bCs/>
-        </w:rPr>
-        <w:t>Request body</w:t>
-      </w:r>
-      <w:r>
-        <w:t>, copiar y pegar el siguiente JSON:</w:t>
-      </w:r>
-      <w:r>
-        <w:t xml:space="preserve"> </w:t>
-      </w:r>
-    </w:p>
-    <w:p>
-      <w:pPr>
-        <w:spacing w:after="200"/>
-        <w:ind w:left="720"/>
-        <w:rPr>
-          <w:color w:val="156082" w:themeColor="accent1"/>
-        </w:rPr>
-      </w:pPr>
-      <w:r>
-        <w:rPr>
-          <w:color w:val="156082" w:themeColor="accent1"/>
-        </w:rPr>
-        <w:t>{  "nombreDocumento": "Política de seguridad informática",</w:t>
-      </w:r>
-    </w:p>
-    <w:p>
-      <w:pPr>
-        <w:spacing w:after="200"/>
-        <w:ind w:left="720"/>
-        <w:rPr>
-          <w:color w:val="156082" w:themeColor="accent1"/>
-        </w:rPr>
-      </w:pPr>
-      <w:r>
-        <w:rPr>
-          <w:color w:val="156082" w:themeColor="accent1"/>
-        </w:rPr>
-        <w:t xml:space="preserve">  "tipoDocumento": "Politica",</w:t>
-      </w:r>
-    </w:p>
-    <w:p>
-      <w:pPr>
-        <w:spacing w:after="200"/>
-        <w:ind w:left="720"/>
-        <w:rPr>
-          <w:color w:val="156082" w:themeColor="accent1"/>
-        </w:rPr>
-      </w:pPr>
-      <w:r>
-        <w:rPr>
-          <w:color w:val="156082" w:themeColor="accent1"/>
-        </w:rPr>
-        <w:t xml:space="preserve">  "urlArchivo": "</w:t>
-      </w:r>
-      <w:r>
-        <w:rPr>
-          <w:color w:val="156082" w:themeColor="accent1"/>
-        </w:rPr>
-        <w:t>https://www.cfe.gob.mx</w:t>
-      </w:r>
-      <w:r>
-        <w:rPr>
-          <w:color w:val="156082" w:themeColor="accent1"/>
-        </w:rPr>
-        <w:t>",</w:t>
-      </w:r>
-    </w:p>
-    <w:p>
-      <w:pPr>
-        <w:spacing w:after="200"/>
-        <w:ind w:left="720"/>
-        <w:rPr>
-          <w:color w:val="156082" w:themeColor="accent1"/>
-        </w:rPr>
-      </w:pPr>
-      <w:r>
-        <w:rPr>
-          <w:color w:val="156082" w:themeColor="accent1"/>
-        </w:rPr>
-        <w:t xml:space="preserve">  "mD5": ""}</w:t>
-      </w:r>
-    </w:p>
-    <w:p>
-      <w:pPr>
-        <w:numPr>
-          <w:ilvl w:val="0"/>
-          <w:numId w:val="24"/>
-        </w:numPr>
-        <w:spacing w:after="200"/>
-      </w:pPr>
-      <w:r>
-        <w:t xml:space="preserve">Presionar </w:t>
-      </w:r>
-      <w:r>
-        <w:rPr>
-          <w:b/>
-          <w:bCs/>
-        </w:rPr>
-        <w:t>Execute</w:t>
-      </w:r>
-      <w:r>
-        <w:t>.</w:t>
-      </w:r>
-    </w:p>
-    <w:p>
-      <w:pPr>
-        <w:numPr>
-          <w:ilvl w:val="0"/>
-          <w:numId w:val="24"/>
-        </w:numPr>
-        <w:spacing w:after="200"/>
-      </w:pPr>
-      <w:r>
-        <w:t xml:space="preserve">Observar que en el </w:t>
-      </w:r>
-      <w:r>
-        <w:rPr>
-          <w:b/>
-          <w:bCs/>
-        </w:rPr>
-        <w:t>Response body</w:t>
-      </w:r>
-      <w:r>
-        <w:t xml:space="preserve"> aparece un nuevo documento con un </w:t>
-      </w:r>
-      <w:r>
-        <w:rPr>
-          <w:b/>
-          <w:bCs/>
-        </w:rPr>
-        <w:t>id generado automáticamente</w:t>
-      </w:r>
-      <w:r>
-        <w:t>.</w:t>
-      </w:r>
-    </w:p>
-    <w:p>
-      <w:pPr>
-        <w:spacing w:after="200"/>
-        <w:ind w:left="720"/>
-        <w:rPr>
-          <w:b/>
-          <w:bCs/>
-        </w:rPr>
-      </w:pPr>
-      <w:r>
-        <w:rPr>
-          <w:b/>
-          <w:bCs/>
-        </w:rPr>
-        <w:t>Resultado esperado</w:t>
-      </w:r>
-    </w:p>
-    <w:p>
-      <w:pPr>
-        <w:spacing w:after="200"/>
-        <w:ind w:left="720"/>
-      </w:pPr>
-      <w:r>
-        <w:lastRenderedPageBreak/>
-        <w:t>El servidor regresa algo como:</w:t>
-      </w:r>
-    </w:p>
-    <w:p>
-      <w:pPr>
-        <w:spacing w:after="200"/>
-        <w:ind w:left="720"/>
-        <w:rPr>
-          <w:color w:val="156082" w:themeColor="accent1"/>
-        </w:rPr>
-      </w:pPr>
-      <w:r>
-        <w:rPr>
-          <w:color w:val="156082" w:themeColor="accent1"/>
-        </w:rPr>
-        <w:t>{  "id": "68b12345e810d88ff04dcb21",</w:t>
-      </w:r>
-    </w:p>
-    <w:p>
-      <w:pPr>
-        <w:spacing w:after="200"/>
-        <w:ind w:left="720"/>
-        <w:rPr>
-          <w:color w:val="156082" w:themeColor="accent1"/>
-        </w:rPr>
-      </w:pPr>
-      <w:r>
-        <w:rPr>
-          <w:color w:val="156082" w:themeColor="accent1"/>
-        </w:rPr>
-        <w:t xml:space="preserve">  "nombreDocumento": "Política de seguridad informática",</w:t>
-      </w:r>
-    </w:p>
-    <w:p>
-      <w:pPr>
-        <w:spacing w:after="200"/>
-        <w:ind w:left="720"/>
-        <w:rPr>
-          <w:color w:val="156082" w:themeColor="accent1"/>
-        </w:rPr>
-      </w:pPr>
-      <w:r>
-        <w:rPr>
-          <w:color w:val="156082" w:themeColor="accent1"/>
-        </w:rPr>
-        <w:t xml:space="preserve">  "tipoDocumento": "Politica",</w:t>
-      </w:r>
-    </w:p>
-    <w:p>
-      <w:pPr>
-        <w:spacing w:after="200"/>
-        <w:ind w:left="720"/>
-        <w:rPr>
-          <w:color w:val="156082" w:themeColor="accent1"/>
-        </w:rPr>
-      </w:pPr>
-      <w:r>
-        <w:rPr>
-          <w:color w:val="156082" w:themeColor="accent1"/>
-        </w:rPr>
-        <w:t xml:space="preserve">  "urlArchivo": "</w:t>
-      </w:r>
-      <w:r>
-        <w:rPr>
-          <w:color w:val="156082" w:themeColor="accent1"/>
-        </w:rPr>
-        <w:t xml:space="preserve">https://www.cfe.gob.mx/ </w:t>
-      </w:r>
-      <w:r>
-        <w:rPr>
-          <w:color w:val="156082" w:themeColor="accent1"/>
-        </w:rPr>
-        <w:t>"</w:t>
-      </w:r>
-    </w:p>
-    <w:p>
-      <w:pPr>
-        <w:spacing w:after="200"/>
-        <w:ind w:left="720"/>
-      </w:pPr>
-      <w:r>
-        <w:rPr>
-          <w:color w:val="156082" w:themeColor="accent1"/>
-        </w:rPr>
-        <w:t>}</w:t>
-      </w:r>
-    </w:p>
-    <w:p>
-      <w:pPr>
-        <w:spacing w:after="200"/>
-        <w:rPr>
-          <w:b/>
-          <w:bCs/>
-        </w:rPr>
-      </w:pPr>
-      <w:r>
-        <w:rPr>
-          <w:b/>
-          <w:bCs/>
-        </w:rPr>
-        <w:t>Actividad</w:t>
-      </w:r>
-      <w:r>
-        <w:rPr>
-          <w:b/>
-          <w:bCs/>
-        </w:rPr>
-        <w:t xml:space="preserve"> 3 – Confirmar el alta del documento</w:t>
-      </w:r>
-    </w:p>
-    <w:p>
-      <w:pPr>
-        <w:spacing w:after="200"/>
-      </w:pPr>
-      <w:r>
-        <w:rPr>
-          <w:b/>
-          <w:bCs/>
-        </w:rPr>
-        <w:t>Objetivo:</w:t>
-      </w:r>
-      <w:r>
-        <w:t xml:space="preserve"> Validar que el documento agregado realmente se guardó.</w:t>
-      </w:r>
-    </w:p>
-    <w:p>
-      <w:pPr>
-        <w:spacing w:after="200"/>
-        <w:rPr>
-          <w:b/>
-          <w:bCs/>
-        </w:rPr>
-      </w:pPr>
-      <w:r>
-        <w:rPr>
-          <w:b/>
-          <w:bCs/>
-        </w:rPr>
-        <w:t>Instrucciones</w:t>
-      </w:r>
-    </w:p>
-    <w:p>
-      <w:pPr>
-        <w:numPr>
-          <w:ilvl w:val="0"/>
-          <w:numId w:val="25"/>
-        </w:numPr>
-        <w:spacing w:after="200"/>
-      </w:pPr>
-      <w:r>
-        <w:t xml:space="preserve">Volver a </w:t>
-      </w:r>
-      <w:r>
-        <w:rPr>
-          <w:b/>
-          <w:bCs/>
-        </w:rPr>
-        <w:t>GET /Servicios_Soporte/Documentos</w:t>
-      </w:r>
-      <w:r>
-        <w:t>.</w:t>
-      </w:r>
-    </w:p>
-    <w:p>
-      <w:pPr>
-        <w:numPr>
-          <w:ilvl w:val="0"/>
-          <w:numId w:val="25"/>
-        </w:numPr>
-        <w:spacing w:after="200"/>
-      </w:pPr>
-      <w:r>
-        <w:t>Ejecutar nuevamente el endpoint.</w:t>
-      </w:r>
-    </w:p>
-    <w:p>
-      <w:pPr>
-        <w:numPr>
-          <w:ilvl w:val="0"/>
-          <w:numId w:val="25"/>
-        </w:numPr>
-        <w:spacing w:after="200"/>
-      </w:pPr>
-      <w:r>
-        <w:t xml:space="preserve">Buscar en el listado el documento con el nombre </w:t>
-      </w:r>
-      <w:r>
-        <w:rPr>
-          <w:b/>
-          <w:bCs/>
-        </w:rPr>
-        <w:t>"Política de seguridad informática"</w:t>
-      </w:r>
-      <w:r>
-        <w:t>.</w:t>
-      </w:r>
-    </w:p>
-    <w:p>
-      <w:pPr>
-        <w:spacing w:after="200"/>
-        <w:ind w:left="720"/>
-        <w:rPr>
-          <w:b/>
-          <w:bCs/>
-        </w:rPr>
-      </w:pPr>
-      <w:r>
-        <w:rPr>
-          <w:b/>
-          <w:bCs/>
-        </w:rPr>
-        <w:t>Resultado esperado</w:t>
-      </w:r>
-    </w:p>
-    <w:p>
-      <w:pPr>
-        <w:spacing w:after="200"/>
-        <w:ind w:left="720"/>
-      </w:pPr>
-      <w:r>
-        <w:t>Debe aparecer dentro de la lista junto con el resto de los documentos.</w:t>
-      </w:r>
-    </w:p>
-    <w:p>
-      <w:pPr>
-        <w:spacing w:after="200"/>
-        <w:rPr>
-          <w:b/>
-          <w:bCs/>
-        </w:rPr>
-      </w:pPr>
-      <w:r>
-        <w:rPr>
-          <w:b/>
-          <w:bCs/>
-        </w:rPr>
-        <w:t>Actividad</w:t>
-      </w:r>
-      <w:r>
-        <w:rPr>
-          <w:b/>
-          <w:bCs/>
-        </w:rPr>
-        <w:t xml:space="preserve"> 4 – Actualizar un documento</w:t>
-      </w:r>
-    </w:p>
-    <w:p>
-      <w:pPr>
-        <w:spacing w:after="200"/>
-      </w:pPr>
-      <w:r>
-        <w:rPr>
-          <w:b/>
-          <w:bCs/>
-        </w:rPr>
-        <w:t>Objetivo:</w:t>
-      </w:r>
-      <w:r>
-        <w:t xml:space="preserve"> Aprender a usar el endpoint </w:t>
-      </w:r>
-      <w:r>
-        <w:rPr>
-          <w:b/>
-          <w:bCs/>
-        </w:rPr>
-        <w:t>PUT</w:t>
-      </w:r>
-      <w:r>
-        <w:t xml:space="preserve"> para modificar un documento existente.</w:t>
-      </w:r>
-    </w:p>
-    <w:p>
-      <w:pPr>
-        <w:spacing w:after="200"/>
-        <w:rPr>
-          <w:b/>
-          <w:bCs/>
-        </w:rPr>
-      </w:pPr>
-      <w:r>
-        <w:rPr>
-          <w:b/>
-          <w:bCs/>
-        </w:rPr>
-        <w:t>Instrucciones</w:t>
-      </w:r>
-    </w:p>
-    <w:p>
-      <w:pPr>
-        <w:numPr>
-          <w:ilvl w:val="0"/>
-          <w:numId w:val="26"/>
-        </w:numPr>
-        <w:spacing w:after="200"/>
-      </w:pPr>
-      <w:r>
-        <w:t xml:space="preserve">Copiar el id del documento recién creado en la </w:t>
-      </w:r>
-      <w:r>
-        <w:t>Actividad</w:t>
-      </w:r>
-      <w:r>
-        <w:t xml:space="preserve"> 2.</w:t>
-      </w:r>
-    </w:p>
-    <w:p>
-      <w:pPr>
-        <w:numPr>
-          <w:ilvl w:val="0"/>
-          <w:numId w:val="26"/>
-        </w:numPr>
-        <w:spacing w:after="200"/>
-      </w:pPr>
-      <w:r>
-        <w:t xml:space="preserve">Seleccionar el endpoint </w:t>
-      </w:r>
-      <w:r>
-        <w:rPr>
-          <w:b/>
-          <w:bCs/>
-        </w:rPr>
-        <w:t>PUT /Servicios_Soporte/Documento</w:t>
-      </w:r>
-      <w:r>
-        <w:t>.</w:t>
-      </w:r>
-    </w:p>
-    <w:p>
-      <w:pPr>
-        <w:numPr>
-          <w:ilvl w:val="0"/>
-          <w:numId w:val="26"/>
-        </w:numPr>
-        <w:spacing w:after="200"/>
-      </w:pPr>
-      <w:r>
-        <w:t xml:space="preserve">Dar clic en </w:t>
-      </w:r>
-      <w:r>
-        <w:rPr>
-          <w:b/>
-          <w:bCs/>
-        </w:rPr>
-        <w:t>Try it out</w:t>
-      </w:r>
-      <w:r>
-        <w:t>.</w:t>
-      </w:r>
-    </w:p>
-    <w:p>
-      <w:pPr>
-        <w:numPr>
-          <w:ilvl w:val="0"/>
-          <w:numId w:val="26"/>
-        </w:numPr>
-        <w:spacing w:after="200"/>
-      </w:pPr>
-      <w:r>
-        <w:t xml:space="preserve">En el </w:t>
-      </w:r>
-      <w:r>
-        <w:rPr>
-          <w:b/>
-          <w:bCs/>
-        </w:rPr>
-        <w:t>Request body</w:t>
-      </w:r>
-      <w:r>
-        <w:t xml:space="preserve">, pegar el siguiente JSON (reemplazando el valor de "id" con el real obtenido en la </w:t>
-      </w:r>
-      <w:r>
-        <w:t>actividad</w:t>
-      </w:r>
-      <w:r>
-        <w:t xml:space="preserve"> 2):</w:t>
-      </w:r>
-    </w:p>
-    <w:p>
-      <w:pPr>
-        <w:spacing w:after="200"/>
-        <w:ind w:left="720"/>
-      </w:pPr>
-      <w:r>
-        <w:t>{  "id": "68b12345e810d88ff04dcb21",</w:t>
-      </w:r>
-    </w:p>
-    <w:p>
-      <w:pPr>
-        <w:spacing w:after="200"/>
-        <w:ind w:left="720"/>
-      </w:pPr>
-      <w:r>
-        <w:t xml:space="preserve">  "nombreDocumento": "Política de seguridad informática - Versión 2",</w:t>
-      </w:r>
-    </w:p>
-    <w:p>
-      <w:pPr>
-        <w:spacing w:after="200"/>
-        <w:ind w:left="720"/>
-      </w:pPr>
-      <w:r>
-        <w:t xml:space="preserve">  "tipoDocumento": "Politica",</w:t>
-      </w:r>
-    </w:p>
-    <w:p>
-      <w:pPr>
-        <w:spacing w:after="200"/>
-        <w:ind w:left="720"/>
-      </w:pPr>
-      <w:r>
-        <w:lastRenderedPageBreak/>
-        <w:t xml:space="preserve">  "urlArchivo": "https://empresa.com/politica_seguridad_v2.pdf",</w:t>
-      </w:r>
-    </w:p>
-    <w:p>
-      <w:pPr>
-        <w:spacing w:after="200"/>
-        <w:ind w:left="720"/>
-      </w:pPr>
-      <w:r>
-        <w:t xml:space="preserve">  "mD5": ""</w:t>
-      </w:r>
-    </w:p>
-    <w:p>
-      <w:pPr>
-        <w:spacing w:after="200"/>
-        <w:ind w:left="720"/>
-      </w:pPr>
-      <w:r>
-        <w:t>}</w:t>
-      </w:r>
-    </w:p>
-    <w:p>
-      <w:pPr>
-        <w:numPr>
-          <w:ilvl w:val="0"/>
-          <w:numId w:val="27"/>
-        </w:numPr>
-        <w:spacing w:after="200"/>
-      </w:pPr>
-      <w:r>
-        <w:t>Ejecutar.</w:t>
-      </w:r>
-    </w:p>
-    <w:p>
-      <w:pPr>
-        <w:spacing w:after="200"/>
-        <w:ind w:left="720"/>
-        <w:rPr>
-          <w:b/>
-          <w:bCs/>
-        </w:rPr>
-      </w:pPr>
-      <w:r>
-        <w:rPr>
-          <w:b/>
-          <w:bCs/>
-        </w:rPr>
-        <w:t>Resultado esperado</w:t>
-      </w:r>
-    </w:p>
-    <w:p>
-      <w:pPr>
-        <w:spacing w:after="200"/>
-        <w:ind w:left="720"/>
-        <w:rPr>
-          <w:color w:val="156082" w:themeColor="accent1"/>
-        </w:rPr>
-      </w:pPr>
-      <w:r>
-        <w:rPr>
-          <w:color w:val="156082" w:themeColor="accent1"/>
-        </w:rPr>
-        <w:t>Debe regresar el documento con los datos actualizados:</w:t>
-      </w:r>
-    </w:p>
-    <w:p>
-      <w:pPr>
-        <w:spacing w:after="200"/>
-        <w:ind w:left="720"/>
-        <w:rPr>
-          <w:color w:val="156082" w:themeColor="accent1"/>
-        </w:rPr>
-      </w:pPr>
-      <w:r>
-        <w:rPr>
-          <w:color w:val="156082" w:themeColor="accent1"/>
-        </w:rPr>
-        <w:t>{  "id": "68b12345e810d88ff04dcb21",</w:t>
-      </w:r>
-    </w:p>
-    <w:p>
-      <w:pPr>
-        <w:spacing w:after="200"/>
-        <w:ind w:left="720"/>
-        <w:rPr>
-          <w:color w:val="156082" w:themeColor="accent1"/>
-        </w:rPr>
-      </w:pPr>
-      <w:r>
-        <w:rPr>
-          <w:color w:val="156082" w:themeColor="accent1"/>
-        </w:rPr>
-        <w:t xml:space="preserve">  "nombreDocumento": "Política de seguridad informática - Versión 2",</w:t>
-      </w:r>
-    </w:p>
-    <w:p>
-      <w:pPr>
-        <w:spacing w:after="200"/>
-        <w:ind w:left="720"/>
-        <w:rPr>
-          <w:color w:val="156082" w:themeColor="accent1"/>
-        </w:rPr>
-      </w:pPr>
-      <w:r>
-        <w:rPr>
-          <w:color w:val="156082" w:themeColor="accent1"/>
-        </w:rPr>
-        <w:t xml:space="preserve">  "tipoDocumento": "Politica",</w:t>
-      </w:r>
-    </w:p>
-    <w:p>
-      <w:pPr>
-        <w:spacing w:after="200"/>
-        <w:ind w:left="720"/>
-        <w:rPr>
-          <w:color w:val="156082" w:themeColor="accent1"/>
-        </w:rPr>
-      </w:pPr>
-      <w:r>
-        <w:rPr>
-          <w:color w:val="156082" w:themeColor="accent1"/>
-        </w:rPr>
-        <w:t xml:space="preserve">  "urlArchivo": "https://empresa.com/politica_seguridad_v2.pdf"</w:t>
-      </w:r>
-    </w:p>
-    <w:p>
-      <w:pPr>
-        <w:spacing w:after="200"/>
-        <w:ind w:left="720"/>
-        <w:rPr>
-          <w:color w:val="156082" w:themeColor="accent1"/>
-        </w:rPr>
-      </w:pPr>
-      <w:r>
-        <w:rPr>
-          <w:color w:val="156082" w:themeColor="accent1"/>
-        </w:rPr>
-        <w:t>}</w:t>
-      </w:r>
-    </w:p>
-    <w:p>
-      <w:pPr>
-        <w:spacing w:after="200"/>
-        <w:ind w:left="720"/>
-      </w:pPr>
-      <w:r>
-        <w:pict w14:anchorId="300C9F37">
-          <v:rect id="_x0000_i1032" style="width:0;height:1.5pt" o:hralign="center" o:hrstd="t" o:hr="t" fillcolor="#a0a0a0" stroked="f"/>
-        </w:pict>
-      </w:r>
-    </w:p>
-    <w:p>
-      <w:pPr>
-        <w:spacing w:after="200"/>
-        <w:rPr>
-          <w:b/>
-          <w:bCs/>
-        </w:rPr>
-      </w:pPr>
-      <w:r>
-        <w:rPr>
-          <w:b/>
-          <w:bCs/>
-        </w:rPr>
-        <w:t>Actividad</w:t>
-      </w:r>
-      <w:r>
-        <w:rPr>
-          <w:b/>
-          <w:bCs/>
-        </w:rPr>
-        <w:t xml:space="preserve"> 5 – Eliminar un documento</w:t>
-      </w:r>
-    </w:p>
-    <w:p>
-      <w:pPr>
-        <w:spacing w:after="200"/>
-      </w:pPr>
-      <w:r>
-        <w:rPr>
-          <w:b/>
-          <w:bCs/>
-        </w:rPr>
-        <w:t>Objetivo:</w:t>
-      </w:r>
-      <w:r>
-        <w:t xml:space="preserve"> Aprender a usar el endpoint </w:t>
-      </w:r>
-      <w:r>
-        <w:rPr>
-          <w:b/>
-          <w:bCs/>
-        </w:rPr>
-        <w:t>DELETE</w:t>
-      </w:r>
-      <w:r>
-        <w:t xml:space="preserve"> para eliminar un registro.</w:t>
-      </w:r>
-    </w:p>
-    <w:p>
-      <w:pPr>
-        <w:spacing w:after="200"/>
-        <w:rPr>
-          <w:b/>
-          <w:bCs/>
-        </w:rPr>
-      </w:pPr>
-      <w:r>
-        <w:rPr>
-          <w:b/>
-          <w:bCs/>
-        </w:rPr>
-        <w:t>Instrucciones</w:t>
-      </w:r>
-    </w:p>
-    <w:p>
-      <w:pPr>
-        <w:numPr>
-          <w:ilvl w:val="0"/>
-          <w:numId w:val="28"/>
-        </w:numPr>
-        <w:spacing w:after="200"/>
-      </w:pPr>
-      <w:r>
-        <w:t xml:space="preserve">Seleccionar el endpoint </w:t>
-      </w:r>
-      <w:r>
-        <w:rPr>
-          <w:b/>
-          <w:bCs/>
-        </w:rPr>
-        <w:t>DELETE /Servicios_Soporte/Documento/{id}</w:t>
-      </w:r>
-      <w:r>
-        <w:t>.</w:t>
-      </w:r>
-    </w:p>
-    <w:p>
-      <w:pPr>
-        <w:numPr>
-          <w:ilvl w:val="0"/>
-          <w:numId w:val="28"/>
-        </w:numPr>
-        <w:spacing w:after="200"/>
-      </w:pPr>
-      <w:r>
-        <w:t xml:space="preserve">Dar clic en </w:t>
-      </w:r>
-      <w:r>
-        <w:rPr>
-          <w:b/>
-          <w:bCs/>
-        </w:rPr>
-        <w:t>Try it out</w:t>
-      </w:r>
-      <w:r>
-        <w:t>.</w:t>
-      </w:r>
-    </w:p>
-    <w:p>
-      <w:pPr>
-        <w:numPr>
-          <w:ilvl w:val="0"/>
-          <w:numId w:val="28"/>
-        </w:numPr>
-        <w:spacing w:after="200"/>
-      </w:pPr>
-      <w:r>
-        <w:t xml:space="preserve">Ingresar en el campo </w:t>
-      </w:r>
-      <w:r>
-        <w:rPr>
-          <w:b/>
-          <w:bCs/>
-        </w:rPr>
-        <w:t>id</w:t>
-      </w:r>
-      <w:r>
-        <w:t xml:space="preserve"> el identificador del documento creado en la </w:t>
-      </w:r>
-      <w:r>
-        <w:t>actividad</w:t>
-      </w:r>
-      <w:r>
-        <w:t xml:space="preserve"> 2.</w:t>
-      </w:r>
-    </w:p>
-    <w:p>
-      <w:pPr>
-        <w:numPr>
-          <w:ilvl w:val="0"/>
-          <w:numId w:val="28"/>
-        </w:numPr>
-        <w:spacing w:after="200"/>
-      </w:pPr>
-      <w:r>
-        <w:t>Ejecutar.</w:t>
-      </w:r>
-    </w:p>
-    <w:p>
-      <w:pPr>
-        <w:spacing w:after="200"/>
-        <w:ind w:left="720"/>
-        <w:rPr>
-          <w:b/>
-          <w:bCs/>
-        </w:rPr>
-      </w:pPr>
-      <w:r>
-        <w:rPr>
-          <w:b/>
-          <w:bCs/>
-        </w:rPr>
-        <w:t>Resultado esperado</w:t>
-      </w:r>
-    </w:p>
-    <w:p>
-      <w:pPr>
-        <w:spacing w:after="200"/>
-        <w:ind w:left="720"/>
-      </w:pPr>
-      <w:r>
-        <w:t xml:space="preserve">Debe aparecer un mensaje de confirmación en el </w:t>
-      </w:r>
-      <w:r>
-        <w:rPr>
-          <w:b/>
-          <w:bCs/>
-        </w:rPr>
-        <w:t>Response body</w:t>
-      </w:r>
-      <w:r>
-        <w:t>, por ejemplo:</w:t>
-      </w:r>
-    </w:p>
-    <w:p>
-      <w:pPr>
-        <w:spacing w:after="200"/>
-        <w:ind w:left="720"/>
-      </w:pPr>
-      <w:r>
-        <w:t>{  "message": "El documento con ID 68b12345e810d88ff04dcb21 fue eliminado correctamente."}</w:t>
-      </w:r>
-    </w:p>
-    <w:p>
-      <w:pPr>
-        <w:spacing w:after="200"/>
-        <w:ind w:left="720"/>
-      </w:pPr>
-      <w:r>
-        <w:pict w14:anchorId="6F44D5B9">
-          <v:rect id="_x0000_i1033" style="width:0;height:1.5pt" o:hralign="center" o:hrstd="t" o:hr="t" fillcolor="#a0a0a0" stroked="f"/>
-        </w:pict>
-      </w:r>
-    </w:p>
-    <w:p>
-      <w:pPr>
-        <w:spacing w:after="200"/>
-        <w:rPr>
-          <w:b/>
-          <w:bCs/>
-        </w:rPr>
-      </w:pPr>
-    </w:p>
-    <w:p>
-      <w:pPr>
-        <w:spacing w:after="200"/>
-        <w:rPr>
-          <w:b/>
-          <w:bCs/>
-        </w:rPr>
-      </w:pPr>
-      <w:r>
-        <w:rPr>
-          <w:b/>
-          <w:bCs/>
-        </w:rPr>
-        <w:lastRenderedPageBreak/>
-        <w:t>Actividad</w:t>
-      </w:r>
-      <w:r>
-        <w:rPr>
-          <w:b/>
-          <w:bCs/>
-        </w:rPr>
-        <w:t xml:space="preserve"> </w:t>
-      </w:r>
-      <w:r>
-        <w:rPr>
-          <w:b/>
-          <w:bCs/>
-        </w:rPr>
-        <w:t>6</w:t>
-      </w:r>
-      <w:r>
-        <w:rPr>
-          <w:b/>
-          <w:bCs/>
-        </w:rPr>
-        <w:t xml:space="preserve"> – Validar eliminación</w:t>
-      </w:r>
-    </w:p>
-    <w:p>
-      <w:pPr>
-        <w:spacing w:after="200"/>
-      </w:pPr>
-      <w:r>
-        <w:rPr>
-          <w:b/>
-          <w:bCs/>
-        </w:rPr>
-        <w:t>Objetivo:</w:t>
-      </w:r>
-      <w:r>
-        <w:t xml:space="preserve"> Confirmar que el documento ya no existe.</w:t>
-      </w:r>
-    </w:p>
-    <w:p>
-      <w:pPr>
-        <w:spacing w:after="200"/>
-        <w:rPr>
-          <w:b/>
-          <w:bCs/>
-        </w:rPr>
-      </w:pPr>
-      <w:r>
-        <w:rPr>
-          <w:b/>
-          <w:bCs/>
-        </w:rPr>
-        <w:t>Instrucciones</w:t>
-      </w:r>
-    </w:p>
-    <w:p>
-      <w:pPr>
-        <w:numPr>
-          <w:ilvl w:val="0"/>
-          <w:numId w:val="29"/>
-        </w:numPr>
-        <w:spacing w:after="200"/>
-      </w:pPr>
-      <w:r>
-        <w:t xml:space="preserve">Volver a ejecutar </w:t>
-      </w:r>
-      <w:r>
-        <w:rPr>
-          <w:b/>
-          <w:bCs/>
-        </w:rPr>
-        <w:t>GET /Servicios_Soporte/Documentos</w:t>
-      </w:r>
-      <w:r>
-        <w:t>.</w:t>
-      </w:r>
-    </w:p>
-    <w:p>
-      <w:pPr>
-        <w:numPr>
-          <w:ilvl w:val="0"/>
-          <w:numId w:val="29"/>
-        </w:numPr>
-        <w:spacing w:after="200"/>
-      </w:pPr>
-      <w:r>
-        <w:t>Revisar la lista.</w:t>
-      </w:r>
-    </w:p>
-    <w:p>
-      <w:pPr>
-        <w:spacing w:after="200"/>
-        <w:ind w:left="720"/>
-        <w:rPr>
-          <w:b/>
-          <w:bCs/>
-        </w:rPr>
-      </w:pPr>
-      <w:r>
-        <w:rPr>
-          <w:b/>
-          <w:bCs/>
-        </w:rPr>
-        <w:t>Resultado esperado</w:t>
-      </w:r>
-    </w:p>
-    <w:p>
-      <w:pPr>
-        <w:spacing w:after="200"/>
-        <w:ind w:left="720"/>
-      </w:pPr>
-      <w:r>
-        <w:t xml:space="preserve">El documento eliminado </w:t>
-      </w:r>
-      <w:r>
-        <w:rPr>
-          <w:b/>
-          <w:bCs/>
-        </w:rPr>
-        <w:t>ya no debe aparecer</w:t>
-      </w:r>
-      <w:r>
-        <w:t xml:space="preserve"> en la lista de documentos.</w:t>
-      </w:r>
-    </w:p>
-    <w:p>
-      <w:pPr>
-        <w:spacing w:after="200"/>
-      </w:pPr>
-      <w:r>
-        <w:rPr>
-          <w:b/>
-          <w:bCs/>
-        </w:rPr>
-        <w:t>Actividad</w:t>
-      </w:r>
-      <w:r>
-        <w:rPr>
-          <w:b/>
-          <w:bCs/>
-        </w:rPr>
-        <w:t xml:space="preserve"> </w:t>
-      </w:r>
-      <w:r>
-        <w:rPr>
-          <w:b/>
-          <w:bCs/>
-        </w:rPr>
-        <w:t>7</w:t>
-      </w:r>
-      <w:r>
-        <w:rPr>
-          <w:b/>
-          <w:bCs/>
-        </w:rPr>
-        <w:t>: Consultar aplicaciones registradas (GET)</w:t>
-      </w:r>
-    </w:p>
-    <w:p>
-      <w:pPr>
-        <w:spacing w:after="200"/>
-      </w:pPr>
-      <w:r>
-        <w:rPr>
-          <w:b/>
-          <w:bCs/>
-        </w:rPr>
-        <w:t>Objetivo:</w:t>
-      </w:r>
-      <w:r>
-        <w:t xml:space="preserve"> Obtener el listado completo de aplicaciones existentes en el sistema.</w:t>
-      </w:r>
-    </w:p>
-    <w:p>
-      <w:pPr>
-        <w:spacing w:after="200"/>
-        <w:rPr>
-          <w:b/>
-          <w:bCs/>
-        </w:rPr>
-      </w:pPr>
-      <w:r>
-        <w:rPr>
-          <w:b/>
-          <w:bCs/>
-        </w:rPr>
-        <w:t>Pasos:</w:t>
-      </w:r>
-    </w:p>
-    <w:p>
-      <w:pPr>
-        <w:numPr>
-          <w:ilvl w:val="0"/>
-          <w:numId w:val="34"/>
-        </w:numPr>
-        <w:spacing w:after="200"/>
-      </w:pPr>
-      <w:r>
-        <w:t xml:space="preserve">Abrir la interfaz de </w:t>
-      </w:r>
-      <w:r>
-        <w:rPr>
-          <w:b/>
-          <w:bCs/>
-        </w:rPr>
-        <w:t>Swagger</w:t>
-      </w:r>
-      <w:r>
-        <w:t xml:space="preserve"> en el navegador.</w:t>
-      </w:r>
-    </w:p>
-    <w:p>
-      <w:pPr>
-        <w:numPr>
-          <w:ilvl w:val="0"/>
-          <w:numId w:val="34"/>
-        </w:numPr>
-        <w:spacing w:after="200"/>
-      </w:pPr>
-      <w:r>
-        <w:t xml:space="preserve">Desplegar la sección </w:t>
-      </w:r>
-      <w:r>
-        <w:rPr>
-          <w:b/>
-          <w:bCs/>
-        </w:rPr>
-        <w:t>Servicios_Soporte</w:t>
-      </w:r>
-      <w:r>
-        <w:t>.</w:t>
-      </w:r>
-    </w:p>
-    <w:p>
-      <w:pPr>
-        <w:numPr>
-          <w:ilvl w:val="0"/>
-          <w:numId w:val="34"/>
-        </w:numPr>
-        <w:spacing w:after="200"/>
-      </w:pPr>
-      <w:r>
-        <w:t xml:space="preserve">Localizar el endpoint </w:t>
-      </w:r>
-      <w:r>
-        <w:rPr>
-          <w:b/>
-          <w:bCs/>
-        </w:rPr>
-        <w:t>GET /Servicios_Soporte/Aplicaciones</w:t>
-      </w:r>
-      <w:r>
-        <w:t>.</w:t>
-      </w:r>
-    </w:p>
-    <w:p>
-      <w:pPr>
-        <w:numPr>
-          <w:ilvl w:val="0"/>
-          <w:numId w:val="34"/>
-        </w:numPr>
-        <w:spacing w:after="200"/>
-      </w:pPr>
-      <w:r>
-        <w:t xml:space="preserve">Hacer clic en </w:t>
-      </w:r>
-      <w:r>
-        <w:rPr>
-          <w:b/>
-          <w:bCs/>
-        </w:rPr>
-        <w:t>Try it out</w:t>
-      </w:r>
-      <w:r>
-        <w:t>.</w:t>
-      </w:r>
-    </w:p>
-    <w:p>
-      <w:pPr>
-        <w:numPr>
-          <w:ilvl w:val="0"/>
-          <w:numId w:val="34"/>
-        </w:numPr>
-        <w:spacing w:after="200"/>
-      </w:pPr>
-      <w:r>
-        <w:t xml:space="preserve">Presionar el botón </w:t>
-      </w:r>
-      <w:r>
-        <w:rPr>
-          <w:b/>
-          <w:bCs/>
-        </w:rPr>
-        <w:t>Execute</w:t>
-      </w:r>
-      <w:r>
-        <w:t>.</w:t>
-      </w:r>
-    </w:p>
-    <w:p>
-      <w:pPr>
-        <w:numPr>
-          <w:ilvl w:val="0"/>
-          <w:numId w:val="34"/>
-        </w:numPr>
-        <w:spacing w:after="200"/>
-      </w:pPr>
-      <w:r>
-        <w:t xml:space="preserve">Observar en el panel de </w:t>
-      </w:r>
-      <w:r>
-        <w:rPr>
-          <w:b/>
-          <w:bCs/>
-        </w:rPr>
-        <w:t>Responses</w:t>
-      </w:r>
-      <w:r>
-        <w:t xml:space="preserve"> el listado en formato JSON con todas las aplicaciones.</w:t>
-      </w:r>
-    </w:p>
-    <w:p>
-      <w:pPr>
-        <w:spacing w:after="200"/>
-      </w:pPr>
-    </w:p>
-    <w:p>
-      <w:pPr>
-        <w:spacing w:after="200"/>
-      </w:pPr>
-      <w:r>
-        <w:pict w14:anchorId="64DBCDB6">
-          <v:rect id="_x0000_i1094" style="width:0;height:1.5pt" o:hralign="center" o:hrstd="t" o:hr="t" fillcolor="#a0a0a0" stroked="f"/>
-        </w:pict>
-      </w:r>
-    </w:p>
-    <w:p>
-      <w:pPr>
-        <w:spacing w:after="200"/>
-        <w:rPr>
-          <w:b/>
-          <w:bCs/>
-        </w:rPr>
-      </w:pPr>
-      <w:r>
-        <w:rPr>
-          <w:b/>
-          <w:bCs/>
-        </w:rPr>
-        <w:t>Actividad</w:t>
-      </w:r>
-      <w:r>
-        <w:rPr>
-          <w:b/>
-          <w:bCs/>
-        </w:rPr>
-        <w:t xml:space="preserve"> </w:t>
-      </w:r>
-      <w:r>
-        <w:rPr>
-          <w:b/>
-          <w:bCs/>
-        </w:rPr>
-        <w:t>8</w:t>
-      </w:r>
-      <w:r>
-        <w:rPr>
-          <w:b/>
-          <w:bCs/>
-        </w:rPr>
-        <w:t>: Agregar una nueva aplicación (POST)</w:t>
-      </w:r>
-    </w:p>
-    <w:p>
-      <w:pPr>
-        <w:spacing w:after="200"/>
-      </w:pPr>
-      <w:r>
-        <w:rPr>
-          <w:b/>
-          <w:bCs/>
-        </w:rPr>
-        <w:t>Objetivo:</w:t>
-      </w:r>
-      <w:r>
-        <w:t xml:space="preserve"> Registrar una nueva aplicación en el sistema.</w:t>
-      </w:r>
-    </w:p>
-    <w:p>
-      <w:pPr>
-        <w:spacing w:after="200"/>
-        <w:rPr>
-          <w:b/>
-          <w:bCs/>
-        </w:rPr>
-      </w:pPr>
-      <w:r>
-        <w:rPr>
-          <w:b/>
-          <w:bCs/>
-        </w:rPr>
-        <w:t>Pasos:</w:t>
-      </w:r>
-    </w:p>
-    <w:p>
-      <w:pPr>
-        <w:numPr>
-          <w:ilvl w:val="0"/>
-          <w:numId w:val="35"/>
-        </w:numPr>
-        <w:spacing w:after="200"/>
-      </w:pPr>
-      <w:r>
-        <w:t xml:space="preserve">En la sección </w:t>
-      </w:r>
-      <w:r>
-        <w:rPr>
-          <w:b/>
-          <w:bCs/>
-        </w:rPr>
-        <w:t>Servicios_Soporte</w:t>
-      </w:r>
-      <w:r>
-        <w:t xml:space="preserve">, localizar el endpoint </w:t>
-      </w:r>
-      <w:r>
-        <w:rPr>
-          <w:b/>
-          <w:bCs/>
-        </w:rPr>
-        <w:t>POST /Servicios_Soporte/Aplicacion</w:t>
-      </w:r>
-      <w:r>
-        <w:t>.</w:t>
-      </w:r>
-    </w:p>
-    <w:p>
-      <w:pPr>
-        <w:numPr>
-          <w:ilvl w:val="0"/>
-          <w:numId w:val="35"/>
-        </w:numPr>
-        <w:spacing w:after="200"/>
-      </w:pPr>
-      <w:r>
-        <w:t xml:space="preserve">Dar clic en </w:t>
-      </w:r>
-      <w:r>
-        <w:rPr>
-          <w:b/>
-          <w:bCs/>
-        </w:rPr>
-        <w:t>Try it out</w:t>
-      </w:r>
-      <w:r>
-        <w:t>.</w:t>
-      </w:r>
-    </w:p>
-    <w:p>
-      <w:pPr>
-        <w:numPr>
-          <w:ilvl w:val="0"/>
-          <w:numId w:val="35"/>
-        </w:numPr>
-        <w:spacing w:after="200"/>
-      </w:pPr>
-      <w:r>
-        <w:t xml:space="preserve">En el área </w:t>
-      </w:r>
-      <w:r>
-        <w:rPr>
-          <w:b/>
-          <w:bCs/>
-        </w:rPr>
-        <w:t>Request body</w:t>
-      </w:r>
-      <w:r>
-        <w:t>, copiar y pegar el siguiente JSON:</w:t>
-      </w:r>
-    </w:p>
-    <w:p>
-      <w:pPr>
-        <w:spacing w:after="200"/>
-        <w:ind w:left="708"/>
-      </w:pPr>
-      <w:r>
-        <w:lastRenderedPageBreak/>
-        <w:t>{</w:t>
-      </w:r>
-    </w:p>
-    <w:p>
-      <w:pPr>
-        <w:spacing w:after="200"/>
-        <w:ind w:left="708"/>
-      </w:pPr>
-      <w:r>
-        <w:t xml:space="preserve">  "nombre": "Gestor de Proyectos",</w:t>
-      </w:r>
-    </w:p>
-    <w:p>
-      <w:pPr>
-        <w:spacing w:after="200"/>
-        <w:ind w:left="708"/>
-      </w:pPr>
-      <w:r>
-        <w:t xml:space="preserve">  "version": "1.0.0",</w:t>
-      </w:r>
-    </w:p>
-    <w:p>
-      <w:pPr>
-        <w:spacing w:after="200"/>
-        <w:ind w:left="708"/>
-      </w:pPr>
-      <w:r>
-        <w:t xml:space="preserve">  "fechaAprobada": "2025-09-05T00:00:00",</w:t>
-      </w:r>
-    </w:p>
-    <w:p>
-      <w:pPr>
-        <w:spacing w:after="200"/>
-        <w:ind w:left="708"/>
-      </w:pPr>
-      <w:r>
-        <w:t xml:space="preserve">  "descripcion": "Aplicación para seguimiento de proyectos internos"</w:t>
-      </w:r>
-    </w:p>
-    <w:p>
-      <w:pPr>
-        <w:spacing w:after="200"/>
-        <w:ind w:left="708"/>
-      </w:pPr>
-      <w:r>
-        <w:t>}</w:t>
-      </w:r>
-    </w:p>
-    <w:p>
-      <w:pPr>
-        <w:numPr>
-          <w:ilvl w:val="0"/>
-          <w:numId w:val="36"/>
-        </w:numPr>
-        <w:spacing w:after="200"/>
-      </w:pPr>
-      <w:r>
-        <w:t xml:space="preserve">Presionar </w:t>
-      </w:r>
-      <w:r>
-        <w:rPr>
-          <w:b/>
-          <w:bCs/>
-        </w:rPr>
-        <w:t>Execute</w:t>
-      </w:r>
-      <w:r>
-        <w:t>.</w:t>
-      </w:r>
-    </w:p>
-    <w:p>
-      <w:pPr>
-        <w:numPr>
-          <w:ilvl w:val="0"/>
-          <w:numId w:val="36"/>
-        </w:numPr>
-        <w:spacing w:after="200"/>
-      </w:pPr>
-      <w:r>
-        <w:t xml:space="preserve">Verificar que la respuesta muestre un </w:t>
-      </w:r>
-      <w:r>
-        <w:rPr>
-          <w:b/>
-          <w:bCs/>
-        </w:rPr>
-        <w:t>200 OK</w:t>
-      </w:r>
-      <w:r>
-        <w:t xml:space="preserve"> con un mensaje de éxito y el </w:t>
-      </w:r>
-      <w:r>
-        <w:rPr>
-          <w:b/>
-          <w:bCs/>
-        </w:rPr>
-        <w:t>id generado</w:t>
-      </w:r>
-      <w:r>
-        <w:t xml:space="preserve"> para la aplicación.</w:t>
-      </w:r>
-    </w:p>
-    <w:p>
-      <w:pPr>
-        <w:spacing w:after="200"/>
-        <w:rPr>
-          <w:b/>
-          <w:bCs/>
-        </w:rPr>
-      </w:pPr>
-      <w:r>
-        <w:rPr>
-          <w:b/>
-          <w:bCs/>
-        </w:rPr>
-        <w:t>Actividad</w:t>
-      </w:r>
-      <w:r>
-        <w:rPr>
-          <w:b/>
-          <w:bCs/>
-        </w:rPr>
-        <w:t xml:space="preserve"> </w:t>
-      </w:r>
-      <w:r>
-        <w:rPr>
-          <w:b/>
-          <w:bCs/>
-        </w:rPr>
-        <w:t>9</w:t>
-      </w:r>
-      <w:r>
-        <w:rPr>
-          <w:b/>
-          <w:bCs/>
-        </w:rPr>
-        <w:t>: Actualizar una aplicación existente (PUT)</w:t>
-      </w:r>
-    </w:p>
-    <w:p>
-      <w:pPr>
-        <w:spacing w:after="200"/>
-      </w:pPr>
-      <w:r>
-        <w:rPr>
-          <w:b/>
-          <w:bCs/>
-        </w:rPr>
-        <w:t>Objetivo:</w:t>
-      </w:r>
-      <w:r>
-        <w:t xml:space="preserve"> Modificar la información de una aplicación previamente registrada.</w:t>
-      </w:r>
-    </w:p>
-    <w:p>
-      <w:pPr>
-        <w:spacing w:after="200"/>
-        <w:rPr>
-          <w:b/>
-          <w:bCs/>
-        </w:rPr>
-      </w:pPr>
-      <w:r>
-        <w:rPr>
-          <w:b/>
-          <w:bCs/>
-        </w:rPr>
-        <w:t>Pasos:</w:t>
-      </w:r>
-    </w:p>
-    <w:p>
-      <w:pPr>
-        <w:numPr>
-          <w:ilvl w:val="0"/>
-          <w:numId w:val="37"/>
-        </w:numPr>
-        <w:spacing w:after="200"/>
-      </w:pPr>
-      <w:r>
-        <w:t>Tomar el id obtenido en la práctica 2 (nueva aplicación).</w:t>
-      </w:r>
-    </w:p>
-    <w:p>
-      <w:pPr>
-        <w:numPr>
-          <w:ilvl w:val="0"/>
-          <w:numId w:val="37"/>
-        </w:numPr>
-        <w:spacing w:after="200"/>
-      </w:pPr>
-      <w:r>
-        <w:t xml:space="preserve">En la sección </w:t>
-      </w:r>
-      <w:r>
-        <w:rPr>
-          <w:b/>
-          <w:bCs/>
-        </w:rPr>
-        <w:t>Servicios_Soporte</w:t>
-      </w:r>
-      <w:r>
-        <w:t xml:space="preserve">, localizar el endpoint </w:t>
-      </w:r>
-      <w:r>
-        <w:rPr>
-          <w:b/>
-          <w:bCs/>
-        </w:rPr>
-        <w:t>PUT /Servicios_Soporte/Aplicacion</w:t>
-      </w:r>
-      <w:r>
-        <w:t>.</w:t>
-      </w:r>
-    </w:p>
-    <w:p>
-      <w:pPr>
-        <w:numPr>
-          <w:ilvl w:val="0"/>
-          <w:numId w:val="37"/>
-        </w:numPr>
-        <w:spacing w:after="200"/>
-      </w:pPr>
-      <w:r>
-        <w:t xml:space="preserve">Dar clic en </w:t>
-      </w:r>
-      <w:r>
-        <w:rPr>
-          <w:b/>
-          <w:bCs/>
-        </w:rPr>
-        <w:t>Try it out</w:t>
-      </w:r>
-      <w:r>
-        <w:t>.</w:t>
-      </w:r>
-    </w:p>
-    <w:p>
-      <w:pPr>
-        <w:numPr>
-          <w:ilvl w:val="0"/>
-          <w:numId w:val="37"/>
-        </w:numPr>
-        <w:spacing w:after="200"/>
-      </w:pPr>
-      <w:r>
-        <w:t>Sustituir el cuerpo de la petición por el siguiente JSON, reemplazando el valor de "id" con el que anotaste en la práctica 2:</w:t>
-      </w:r>
-    </w:p>
-    <w:p>
-      <w:pPr>
-        <w:spacing w:after="200"/>
-        <w:ind w:left="708"/>
-      </w:pPr>
-      <w:r>
-        <w:t>{</w:t>
-      </w:r>
-    </w:p>
-    <w:p>
-      <w:pPr>
-        <w:spacing w:after="200"/>
-        <w:ind w:left="708"/>
-      </w:pPr>
-      <w:r>
-        <w:t xml:space="preserve">  "id": "PEGAR_AQUI_EL_ID",</w:t>
-      </w:r>
-    </w:p>
-    <w:p>
-      <w:pPr>
-        <w:spacing w:after="200"/>
-        <w:ind w:left="708"/>
-      </w:pPr>
-      <w:r>
-        <w:t xml:space="preserve">  "nombre": "Gestor de Proyectos",</w:t>
-      </w:r>
-    </w:p>
-    <w:p>
-      <w:pPr>
-        <w:spacing w:after="200"/>
-        <w:ind w:left="708"/>
-      </w:pPr>
-      <w:r>
-        <w:t xml:space="preserve">  "version": "1.1.0",</w:t>
-      </w:r>
-    </w:p>
-    <w:p>
-      <w:pPr>
-        <w:spacing w:after="200"/>
-        <w:ind w:left="708"/>
-      </w:pPr>
-      <w:r>
-        <w:t xml:space="preserve">  "fechaAprobada": "2025-09-10T00:00:00",</w:t>
-      </w:r>
-    </w:p>
-    <w:p>
-      <w:pPr>
-        <w:spacing w:after="200"/>
-        <w:ind w:left="708"/>
-      </w:pPr>
-      <w:r>
-        <w:t xml:space="preserve">  "descripcion": "Aplicación para seguimiento de proyectos internos con mejoras"</w:t>
-      </w:r>
-    </w:p>
-    <w:p>
-      <w:pPr>
-        <w:spacing w:after="200"/>
-        <w:ind w:left="708"/>
-      </w:pPr>
-      <w:r>
-        <w:t>}</w:t>
-      </w:r>
-    </w:p>
-    <w:p>
-      <w:pPr>
-        <w:numPr>
-          <w:ilvl w:val="0"/>
-          <w:numId w:val="38"/>
-        </w:numPr>
-        <w:spacing w:after="200"/>
-      </w:pPr>
-      <w:r>
-        <w:t xml:space="preserve">Presionar </w:t>
-      </w:r>
-      <w:r>
-        <w:rPr>
-          <w:b/>
-          <w:bCs/>
-        </w:rPr>
-        <w:t>Execute</w:t>
-      </w:r>
-      <w:r>
-        <w:t>.</w:t>
-      </w:r>
-    </w:p>
-    <w:p>
-      <w:pPr>
-        <w:numPr>
-          <w:ilvl w:val="0"/>
-          <w:numId w:val="38"/>
-        </w:numPr>
-        <w:spacing w:after="200"/>
-      </w:pPr>
-      <w:r>
-        <w:lastRenderedPageBreak/>
-        <w:t>Verificar en la respuesta que aparezca el mensaje de actualización correcta.</w:t>
-      </w:r>
-    </w:p>
-    <w:p>
-      <w:r>
-        <w:pict w14:anchorId="48D486B8">
-          <v:rect id="_x0000_i1034" style="width:0;height:1.5pt" o:hralign="center" o:hrstd="t" o:hr="t"/>
-        </w:pict>
-      </w:r>
-    </w:p>
-    <w:p>
-      <w:pPr>
-        <w:pStyle w:val="Ttulo2"/>
-        <w:rPr>
-          <w:b/>
-          <w:bCs/>
-          <w:sz w:val="28"/>
-          <w:szCs w:val="28"/>
-        </w:rPr>
-      </w:pPr>
-      <w:bookmarkStart w:id="11" w:name="códigos-de-estado-y-respuestas"/>
-      <w:bookmarkEnd w:id="9"/>
-      <w:bookmarkEnd w:id="10"/>
-      <w:r>
-        <w:rPr>
-          <w:b/>
-          <w:bCs/>
-          <w:sz w:val="28"/>
-          <w:szCs w:val="28"/>
-        </w:rPr>
         <w:t>9</w:t>
       </w:r>
       <w:r>
@@ -6599,8 +6501,33 @@
           <w:rStyle w:val="VerbatimChar"/>
           <w:lang w:val="es-MX"/>
         </w:rPr>
-        <w:t>400 Bad Request</w:t>
-      </w:r>
+        <w:t xml:space="preserve">400 </w:t>
+      </w:r>
+      <w:proofErr w:type="spellStart"/>
+      <w:r>
+        <w:rPr>
+          <w:rStyle w:val="VerbatimChar"/>
+          <w:lang w:val="es-MX"/>
+        </w:rPr>
+        <w:t>Bad</w:t>
+      </w:r>
+      <w:proofErr w:type="spellEnd"/>
+      <w:r>
+        <w:rPr>
+          <w:rStyle w:val="VerbatimChar"/>
+          <w:lang w:val="es-MX"/>
+        </w:rPr>
+        <w:t xml:space="preserve"> </w:t>
+      </w:r>
+      <w:proofErr w:type="spellStart"/>
+      <w:r>
+        <w:rPr>
+          <w:rStyle w:val="VerbatimChar"/>
+          <w:lang w:val="es-MX"/>
+        </w:rPr>
+        <w:t>Request</w:t>
+      </w:r>
+      <w:proofErr w:type="spellEnd"/>
       <w:r>
         <w:rPr>
           <w:lang w:val="es-MX"/>
@@ -6623,7 +6550,31 @@
         <w:t>401 Unauthorized</w:t>
       </w:r>
       <w:r>
-        <w:t>: falta token o token inválido/expirado.</w:t>
+        <w:t xml:space="preserve">: </w:t>
+      </w:r>
+      <w:proofErr w:type="spellStart"/>
+      <w:r>
+        <w:t>falta</w:t>
+      </w:r>
+      <w:proofErr w:type="spellEnd"/>
+      <w:r>
+        <w:t xml:space="preserve"> token o token </w:t>
+      </w:r>
+      <w:proofErr w:type="spellStart"/>
+      <w:r>
+        <w:t>inválido</w:t>
+      </w:r>
+      <w:proofErr w:type="spellEnd"/>
+      <w:r>
+        <w:t>/</w:t>
+      </w:r>
+      <w:proofErr w:type="spellStart"/>
+      <w:r>
+        <w:t>expirado</w:t>
+      </w:r>
+      <w:proofErr w:type="spellEnd"/>
+      <w:r>
+        <w:t>.</w:t>
       </w:r>
     </w:p>
     <w:p>
@@ -6642,8 +6593,17 @@
           <w:rStyle w:val="VerbatimChar"/>
           <w:lang w:val="es-MX"/>
         </w:rPr>
-        <w:t>403 Forbidden</w:t>
-      </w:r>
+        <w:t xml:space="preserve">403 </w:t>
+      </w:r>
+      <w:proofErr w:type="spellStart"/>
+      <w:r>
+        <w:rPr>
+          <w:rStyle w:val="VerbatimChar"/>
+          <w:lang w:val="es-MX"/>
+        </w:rPr>
+        <w:t>Forbidden</w:t>
+      </w:r>
+      <w:proofErr w:type="spellEnd"/>
       <w:r>
         <w:rPr>
           <w:lang w:val="es-MX"/>
@@ -6667,8 +6627,33 @@
           <w:rStyle w:val="VerbatimChar"/>
           <w:lang w:val="es-MX"/>
         </w:rPr>
-        <w:t>404 Not Found</w:t>
-      </w:r>
+        <w:t xml:space="preserve">404 </w:t>
+      </w:r>
+      <w:proofErr w:type="spellStart"/>
+      <w:r>
+        <w:rPr>
+          <w:rStyle w:val="VerbatimChar"/>
+          <w:lang w:val="es-MX"/>
+        </w:rPr>
+        <w:t>Not</w:t>
+      </w:r>
+      <w:proofErr w:type="spellEnd"/>
+      <w:r>
+        <w:rPr>
+          <w:rStyle w:val="VerbatimChar"/>
+          <w:lang w:val="es-MX"/>
+        </w:rPr>
+        <w:t xml:space="preserve"> </w:t>
+      </w:r>
+      <w:proofErr w:type="spellStart"/>
+      <w:r>
+        <w:rPr>
+          <w:rStyle w:val="VerbatimChar"/>
+          <w:lang w:val="es-MX"/>
+        </w:rPr>
+        <w:t>Found</w:t>
+      </w:r>
+      <w:proofErr w:type="spellEnd"/>
       <w:r>
         <w:rPr>
           <w:lang w:val="es-MX"/>
@@ -6704,7 +6689,39 @@
         <w:t>409 Conflict</w:t>
       </w:r>
       <w:r>
-        <w:t>: duplicidad (código/clave única existente).</w:t>
+        <w:t xml:space="preserve">: </w:t>
+      </w:r>
+      <w:proofErr w:type="spellStart"/>
+      <w:r>
+        <w:t>duplicidad</w:t>
+      </w:r>
+      <w:proofErr w:type="spellEnd"/>
+      <w:r>
+        <w:t xml:space="preserve"> (</w:t>
+      </w:r>
+      <w:proofErr w:type="spellStart"/>
+      <w:r>
+        <w:t>código</w:t>
+      </w:r>
+      <w:proofErr w:type="spellEnd"/>
+      <w:r>
+        <w:t xml:space="preserve">/clave </w:t>
+      </w:r>
+      <w:proofErr w:type="spellStart"/>
+      <w:r>
+        <w:t>única</w:t>
+      </w:r>
+      <w:proofErr w:type="spellEnd"/>
+      <w:r>
+        <w:t xml:space="preserve"> </w:t>
+      </w:r>
+      <w:proofErr w:type="spellStart"/>
+      <w:r>
+        <w:t>existente</w:t>
+      </w:r>
+      <w:proofErr w:type="spellEnd"/>
+      <w:r>
+        <w:t>).</w:t>
       </w:r>
     </w:p>
     <w:p>
@@ -6722,7 +6739,39 @@
         <w:t>500 Internal Server Error</w:t>
       </w:r>
       <w:r>
-        <w:t>: error inesperado del servidor (reintentar o reportar).</w:t>
+        <w:t xml:space="preserve">: error </w:t>
+      </w:r>
+      <w:proofErr w:type="spellStart"/>
+      <w:r>
+        <w:t>inesperado</w:t>
+      </w:r>
+      <w:proofErr w:type="spellEnd"/>
+      <w:r>
+        <w:t xml:space="preserve"> del </w:t>
+      </w:r>
+      <w:proofErr w:type="spellStart"/>
+      <w:r>
+        <w:t>servidor</w:t>
+      </w:r>
+      <w:proofErr w:type="spellEnd"/>
+      <w:r>
+        <w:t xml:space="preserve"> (</w:t>
+      </w:r>
+      <w:proofErr w:type="spellStart"/>
+      <w:r>
+        <w:t>reintentar</w:t>
+      </w:r>
+      <w:proofErr w:type="spellEnd"/>
+      <w:r>
+        <w:t xml:space="preserve"> o </w:t>
+      </w:r>
+      <w:proofErr w:type="spellStart"/>
+      <w:r>
+        <w:t>reportar</w:t>
+      </w:r>
+      <w:proofErr w:type="spellEnd"/>
+      <w:r>
+        <w:t>).</w:t>
       </w:r>
     </w:p>
     <w:p>
@@ -6791,13 +6840,51 @@
           <w:bCs/>
           <w:lang w:val="es-MX"/>
         </w:rPr>
-        <w:t>No aparece el botón Authorize</w:t>
-      </w:r>
-      <w:r>
-        <w:rPr>
-          <w:lang w:val="es-MX"/>
-        </w:rPr>
-        <w:t>: refresca Swagger o verifica que el API haya publicado el esquema de seguridad (Bearer). Si tu entorno usa otro esquema, consúltalo con el instructor.</w:t>
+        <w:t xml:space="preserve">No aparece el botón </w:t>
+      </w:r>
+      <w:proofErr w:type="spellStart"/>
+      <w:r>
+        <w:rPr>
+          <w:b/>
+          <w:bCs/>
+          <w:lang w:val="es-MX"/>
+        </w:rPr>
+        <w:t>Authorize</w:t>
+      </w:r>
+      <w:proofErr w:type="spellEnd"/>
+      <w:r>
+        <w:rPr>
+          <w:lang w:val="es-MX"/>
+        </w:rPr>
+        <w:t xml:space="preserve">: refresca </w:t>
+      </w:r>
+      <w:proofErr w:type="spellStart"/>
+      <w:r>
+        <w:rPr>
+          <w:lang w:val="es-MX"/>
+        </w:rPr>
+        <w:t>Swagger</w:t>
+      </w:r>
+      <w:proofErr w:type="spellEnd"/>
+      <w:r>
+        <w:rPr>
+          <w:lang w:val="es-MX"/>
+        </w:rPr>
+        <w:t xml:space="preserve"> o verifica que el API haya publicado el esquema de seguridad (</w:t>
+      </w:r>
+      <w:proofErr w:type="spellStart"/>
+      <w:r>
+        <w:rPr>
+          <w:lang w:val="es-MX"/>
+        </w:rPr>
+        <w:t>Bearer</w:t>
+      </w:r>
+      <w:proofErr w:type="spellEnd"/>
+      <w:r>
+        <w:rPr>
+          <w:lang w:val="es-MX"/>
+        </w:rPr>
+        <w:t>). Si tu entorno usa otro esquema, consúltalo con el instructor.</w:t>
       </w:r>
     </w:p>
     <w:p>
@@ -6822,6 +6909,7 @@
         </w:rPr>
         <w:t xml:space="preserve">: el token caducó o no se envió con el prefijo </w:t>
       </w:r>
+      <w:proofErr w:type="spellStart"/>
       <w:r>
         <w:rPr>
           <w:rStyle w:val="VerbatimChar"/>
@@ -6829,14 +6917,20 @@
         </w:rPr>
         <w:t>Bearer</w:t>
       </w:r>
+      <w:proofErr w:type="spellEnd"/>
       <w:r>
         <w:rPr>
           <w:lang w:val="es-MX"/>
         </w:rPr>
         <w:t xml:space="preserve">. </w:t>
       </w:r>
-      <w:r>
-        <w:t>Repite Login y Auth.</w:t>
+      <w:proofErr w:type="spellStart"/>
+      <w:r>
+        <w:t>Repite</w:t>
+      </w:r>
+      <w:proofErr w:type="spellEnd"/>
+      <w:r>
+        <w:t xml:space="preserve"> Login y Auth.</w:t>
       </w:r>
     </w:p>
     <w:p>
@@ -6890,6 +6984,7 @@
         </w:rPr>
         <w:t xml:space="preserve">: cambia </w:t>
       </w:r>
+      <w:proofErr w:type="spellStart"/>
       <w:r>
         <w:rPr>
           <w:rStyle w:val="VerbatimChar"/>
@@ -6897,6 +6992,7 @@
         </w:rPr>
         <w:t>codigo</w:t>
       </w:r>
+      <w:proofErr w:type="spellEnd"/>
       <w:r>
         <w:rPr>
           <w:lang w:val="es-MX"/>
@@ -6959,7 +7055,7 @@
     <w:p>
       <w:r>
         <w:pict w14:anchorId="14C40ADD">
-          <v:rect id="_x0000_i1035" style="width:0;height:1.5pt" o:hralign="center" o:hrstd="t" o:hr="t"/>
+          <v:rect id="_x0000_i1218" style="width:0;height:1.5pt" o:hralign="center" o:hrstd="t" o:hr="t"/>
         </w:pict>
       </w:r>
     </w:p>
@@ -7016,7 +7112,21 @@
         <w:rPr>
           <w:lang w:val="es-MX"/>
         </w:rPr>
-        <w:t xml:space="preserve"> real si el Swagger muestra propiedades distintas.</w:t>
+        <w:t xml:space="preserve"> real si el </w:t>
+      </w:r>
+      <w:proofErr w:type="spellStart"/>
+      <w:r>
+        <w:rPr>
+          <w:lang w:val="es-MX"/>
+        </w:rPr>
+        <w:t>Swagger</w:t>
+      </w:r>
+      <w:proofErr w:type="spellEnd"/>
+      <w:r>
+        <w:rPr>
+          <w:lang w:val="es-MX"/>
+        </w:rPr>
+        <w:t xml:space="preserve"> muestra propiedades distintas.</w:t>
       </w:r>
     </w:p>
     <w:p>
@@ -7041,14 +7151,24 @@
           <w:rStyle w:val="VerbatimChar"/>
           <w:lang w:val="es-MX"/>
         </w:rPr>
-        <w:t>201 Created</w:t>
-      </w:r>
+        <w:t xml:space="preserve">201 </w:t>
+      </w:r>
+      <w:proofErr w:type="spellStart"/>
+      <w:r>
+        <w:rPr>
+          <w:rStyle w:val="VerbatimChar"/>
+          <w:lang w:val="es-MX"/>
+        </w:rPr>
+        <w:t>Created</w:t>
+      </w:r>
+      <w:proofErr w:type="spellEnd"/>
       <w:r>
         <w:rPr>
           <w:lang w:val="es-MX"/>
         </w:rPr>
         <w:t xml:space="preserve"> con </w:t>
       </w:r>
+      <w:proofErr w:type="spellStart"/>
       <w:r>
         <w:rPr>
           <w:rStyle w:val="VerbatimChar"/>
@@ -7056,6 +7176,7 @@
         </w:rPr>
         <w:t>Location</w:t>
       </w:r>
+      <w:proofErr w:type="spellEnd"/>
       <w:r>
         <w:rPr>
           <w:lang w:val="es-MX"/>
@@ -7198,8 +7319,8 @@
       </w:r>
     </w:p>
     <w:sectPr>
-      <w:headerReference w:type="default" r:id="rId7"/>
-      <w:footerReference w:type="default" r:id="rId8"/>
+      <w:headerReference w:type="default" r:id="rId10"/>
+      <w:footerReference w:type="default" r:id="rId11"/>
       <w:pgSz w:w="12240" w:h="15840" w:code="1"/>
       <w:pgMar w:top="1985" w:right="1276" w:bottom="1440" w:left="1276" w:header="709" w:footer="709" w:gutter="0"/>
       <w:cols w:space="708"/>
@@ -7459,7 +7580,12 @@
 <w:numbering xmlns:wpc="http://schemas.microsoft.com/office/word/2010/wordprocessingCanvas" xmlns:cx="http://schemas.microsoft.com/office/drawing/2014/chartex" xmlns:cx1="http://schemas.microsoft.com/office/drawing/2015/9/8/chartex" xmlns:cx2="http://schemas.microsoft.com/office/drawing/2015/10/21/chartex" xmlns:cx3="http://schemas.microsoft.com/office/drawing/2016/5/9/chartex" xmlns:cx4="http://schemas.microsoft.com/office/drawing/2016/5/10/chartex" xmlns:cx5="http://schemas.microsoft.com/office/drawing/2016/5/11/chartex" xmlns:cx6="http://schemas.microsoft.com/office/drawing/2016/5/12/chartex" xmlns:cx7="http://schemas.microsoft.com/office/drawing/2016/5/13/chartex" xmlns:cx8="http://schemas.microsoft.com/office/drawing/2016/5/14/chartex" xmlns:mc="http://schemas.openxmlformats.org/markup-compatibility/2006" xmlns:aink="http://schemas.microsoft.com/office/drawing/2016/ink" xmlns:am3d="http://schemas.microsoft.com/office/drawing/2017/model3d" xmlns:o="urn:schemas-microsoft-com:office:office" xmlns:oel="http://schemas.microsoft.com/office/2019/extlst" xmlns:r="http://schemas.openxmlformats.org/officeDocument/2006/relationships" xmlns:m="http://schemas.openxmlformats.org/officeDocument/2006/math" xmlns:v="urn:schemas-microsoft-com:vml" xmlns:wp14="http://schemas.microsoft.com/office/word/2010/wordprocessingDrawing" xmlns:wp="http://schemas.openxmlformats.org/drawingml/2006/wordprocessingDrawing" xmlns:w10="urn:schemas-microsoft-com:office:word" xmlns:w="http://schemas.openxmlformats.org/wordprocessingml/2006/main" xmlns:w14="http://schemas.microsoft.com/office/word/2010/wordml" xmlns:w15="http://schemas.microsoft.com/office/word/2012/wordml" xmlns:w16cex="http://schemas.microsoft.com/office/word/2018/wordml/cex" xmlns:w16cid="http://schemas.microsoft.com/office/word/2016/wordml/cid" xmlns:w16="http://schemas.microsoft.com/office/word/2018/wordml" xmlns:w16du="http://schemas.microsoft.com/office/word/2023/wordml/word16du" xmlns:w16sdtdh="http://schemas.microsoft.com/office/word/2020/wordml/sdtdatahash" xmlns:w16sdtfl="http://schemas.microsoft.com/office/word/2024/wordml/sdtformatlock" xmlns:w16se="http://schemas.microsoft.com/office/word/2015/wordml/symex" xmlns:wpg="http://schemas.microsoft.com/office/word/2010/wordprocessingGroup" xmlns:wpi="http://schemas.microsoft.com/office/word/2010/wordprocessingInk" xmlns:wne="http://schemas.microsoft.com/office/word/2006/wordml" xmlns:wps="http://schemas.microsoft.com/office/word/2010/wordprocessingShape" mc:Ignorable="w14 w15 w16se w16cid w16 w16cex w16sdtdh w16sdtfl w16du wp14">
   <w:numPicBullet w:numPicBulletId="0">
     <w:pict>
-      <v:rect id="_x0000_i1056" style="width:0;height:1.5pt" o:hralign="center" o:bullet="t" o:hrstd="t" o:hr="t"/>
+      <v:rect id="_x0000_i1114" style="width:0;height:1.5pt" o:hralign="center" o:bullet="t" o:hrstd="t" o:hr="t"/>
+    </w:pict>
+  </w:numPicBullet>
+  <w:numPicBullet w:numPicBulletId="1">
+    <w:pict>
+      <v:rect id="_x0000_i1115" style="width:0;height:1.5pt" o:hralign="center" o:bullet="t" o:hrstd="t" o:hr="t"/>
     </w:pict>
   </w:numPicBullet>
   <w:abstractNum w:abstractNumId="0" w15:restartNumberingAfterBreak="0">
@@ -11411,6 +11537,7 @@
   <w:style w:type="character" w:default="1" w:styleId="Fuentedeprrafopredeter">
     <w:name w:val="Default Paragraph Font"/>
     <w:uiPriority w:val="1"/>
+    <w:semiHidden/>
     <w:unhideWhenUsed/>
   </w:style>
   <w:style w:type="table" w:default="1" w:styleId="Tablanormal">
@@ -11954,6 +12081,44 @@
       <w14:ligatures w14:val="none"/>
     </w:rPr>
   </w:style>
+  <w:style w:type="paragraph" w:customStyle="1" w:styleId="Codigo">
+    <w:name w:val="Codigo"/>
+    <w:basedOn w:val="Normal"/>
+    <w:qFormat/>
+    <w:rsid w:val="00970155"/>
+    <w:pPr>
+      <w:shd w:val="clear" w:color="auto" w:fill="E8E8E8" w:themeFill="background2"/>
+      <w:ind w:left="708"/>
+    </w:pPr>
+    <w:rPr>
+      <w:rFonts w:ascii="Courier New" w:hAnsi="Courier New"/>
+      <w:noProof/>
+      <w:sz w:val="20"/>
+    </w:rPr>
+  </w:style>
+  <w:style w:type="character" w:styleId="Hipervnculo">
+    <w:name w:val="Hyperlink"/>
+    <w:basedOn w:val="Fuentedeprrafopredeter"/>
+    <w:uiPriority w:val="99"/>
+    <w:unhideWhenUsed/>
+    <w:rsid w:val="00970155"/>
+    <w:rPr>
+      <w:color w:val="467886" w:themeColor="hyperlink"/>
+      <w:u w:val="single"/>
+    </w:rPr>
+  </w:style>
+  <w:style w:type="character" w:styleId="Mencinsinresolver">
+    <w:name w:val="Unresolved Mention"/>
+    <w:basedOn w:val="Fuentedeprrafopredeter"/>
+    <w:uiPriority w:val="99"/>
+    <w:semiHidden/>
+    <w:unhideWhenUsed/>
+    <w:rsid w:val="00970155"/>
+    <w:rPr>
+      <w:color w:val="605E5C"/>
+      <w:shd w:val="clear" w:color="auto" w:fill="E1DFDD"/>
+    </w:rPr>
+  </w:style>
 </w:styles>
 </file>
 
